--- a/梁胜男+产品经理+18335211974.docx
+++ b/梁胜男+产品经理+18335211974.docx
@@ -1,41 +1,26 @@
 
 <file path=word/document.xml><?xml version="1.0" encoding="utf-8"?>
-<w:document xmlns:wpc="http://schemas.microsoft.com/office/word/2010/wordprocessingCanvas" xmlns:mc="http://schemas.openxmlformats.org/markup-compatibility/2006" xmlns:o="urn:schemas-microsoft-com:office:office" xmlns:r="http://schemas.openxmlformats.org/officeDocument/2006/relationships" xmlns:m="http://schemas.openxmlformats.org/officeDocument/2006/math" xmlns:v="urn:schemas-microsoft-com:vml" xmlns:wp14="http://schemas.microsoft.com/office/word/2010/wordprocessingDrawing" xmlns:wp="http://schemas.openxmlformats.org/drawingml/2006/wordprocessingDrawing" xmlns:w="http://schemas.openxmlformats.org/wordprocessingml/2006/main" xmlns:w14="http://schemas.microsoft.com/office/word/2010/wordml" xmlns:w10="urn:schemas-microsoft-com:office:word" xmlns:w15="http://schemas.microsoft.com/office/word/2012/wordml" xmlns:wpg="http://schemas.microsoft.com/office/word/2010/wordprocessingGroup" xmlns:wpi="http://schemas.microsoft.com/office/word/2010/wordprocessingInk" xmlns:wne="http://schemas.microsoft.com/office/word/2006/wordml" xmlns:wps="http://schemas.microsoft.com/office/word/2010/wordprocessingShape" xmlns:wpsCustomData="http://www.wps.cn/officeDocument/2013/wpsCustomData" mc:Ignorable="w14 w15 wp14">
+<w:document xmlns:wpc="http://schemas.microsoft.com/office/word/2010/wordprocessingCanvas" xmlns:cx="http://schemas.microsoft.com/office/drawing/2014/chartex" xmlns:cx1="http://schemas.microsoft.com/office/drawing/2015/9/8/chartex" xmlns:cx2="http://schemas.microsoft.com/office/drawing/2015/10/21/chartex" xmlns:cx3="http://schemas.microsoft.com/office/drawing/2016/5/9/chartex" xmlns:cx4="http://schemas.microsoft.com/office/drawing/2016/5/10/chartex" xmlns:cx5="http://schemas.microsoft.com/office/drawing/2016/5/11/chartex" xmlns:cx6="http://schemas.microsoft.com/office/drawing/2016/5/12/chartex" xmlns:cx7="http://schemas.microsoft.com/office/drawing/2016/5/13/chartex" xmlns:cx8="http://schemas.microsoft.com/office/drawing/2016/5/14/chartex" xmlns:mc="http://schemas.openxmlformats.org/markup-compatibility/2006" xmlns:aink="http://schemas.microsoft.com/office/drawing/2016/ink" xmlns:am3d="http://schemas.microsoft.com/office/drawing/2017/model3d" xmlns:o="urn:schemas-microsoft-com:office:office" xmlns:oel="http://schemas.microsoft.com/office/2019/extlst" xmlns:r="http://schemas.openxmlformats.org/officeDocument/2006/relationships" xmlns:m="http://schemas.openxmlformats.org/officeDocument/2006/math" xmlns:v="urn:schemas-microsoft-com:vml" xmlns:wp14="http://schemas.microsoft.com/office/word/2010/wordprocessingDrawing" xmlns:wp="http://schemas.openxmlformats.org/drawingml/2006/wordprocessingDrawing" xmlns:w10="urn:schemas-microsoft-com:office:word" xmlns:w="http://schemas.openxmlformats.org/wordprocessingml/2006/main" xmlns:w14="http://schemas.microsoft.com/office/word/2010/wordml" xmlns:w15="http://schemas.microsoft.com/office/word/2012/wordml" xmlns:w16cex="http://schemas.microsoft.com/office/word/2018/wordml/cex" xmlns:w16cid="http://schemas.microsoft.com/office/word/2016/wordml/cid" xmlns:w16="http://schemas.microsoft.com/office/word/2018/wordml" xmlns:w16du="http://schemas.microsoft.com/office/word/2023/wordml/word16du" xmlns:w16sdtdh="http://schemas.microsoft.com/office/word/2020/wordml/sdtdatahash" xmlns:w16sdtfl="http://schemas.microsoft.com/office/word/2024/wordml/sdtformatlock" xmlns:w16se="http://schemas.microsoft.com/office/word/2015/wordml/symex" xmlns:wpg="http://schemas.microsoft.com/office/word/2010/wordprocessingGroup" xmlns:wpi="http://schemas.microsoft.com/office/word/2010/wordprocessingInk" xmlns:wne="http://schemas.microsoft.com/office/word/2006/wordml" xmlns:wps="http://schemas.microsoft.com/office/word/2010/wordprocessingShape" mc:Ignorable="w14 w15 w16se w16cid w16 w16cex w16sdtdh w16sdtfl w16du wp14">
   <w:body>
     <w:p>
       <w:pPr>
-        <w:keepNext w:val="0"/>
-        <w:keepLines w:val="0"/>
-        <w:pageBreakBefore w:val="0"/>
-        <w:widowControl w:val="0"/>
-        <w:kinsoku/>
-        <w:wordWrap/>
-        <w:overflowPunct/>
-        <w:topLinePunct w:val="0"/>
-        <w:autoSpaceDE/>
-        <w:autoSpaceDN/>
-        <w:bidi w:val="0"/>
-        <w:adjustRightInd/>
-        <w:snapToGrid/>
-        <w:spacing w:before="0" w:after="0" w:line="1625" w:lineRule="exact"/>
-        <w:textAlignment w:val="auto"/>
-        <w:rPr>
-          <w:rFonts w:hint="eastAsia" w:eastAsiaTheme="minorEastAsia"/>
-          <w:lang w:eastAsia="zh-CN"/>
-        </w:rPr>
-      </w:pPr>
-      <w:r>
+        <w:spacing w:line="1625" w:lineRule="exact"/>
+      </w:pPr>
+      <w:r>
+        <w:rPr>
+          <w:noProof/>
+        </w:rPr>
         <w:drawing>
-          <wp:anchor distT="0" distB="0" distL="114300" distR="114300" simplePos="0" relativeHeight="251666432" behindDoc="0" locked="0" layoutInCell="1" allowOverlap="1">
+          <wp:anchor distT="0" distB="0" distL="114300" distR="114300" simplePos="0" relativeHeight="251665920" behindDoc="0" locked="0" layoutInCell="1" allowOverlap="1" wp14:anchorId="44D7CD0A" wp14:editId="27BBFB2C">
             <wp:simplePos x="0" y="0"/>
             <wp:positionH relativeFrom="column">
-              <wp:posOffset>5522595</wp:posOffset>
+              <wp:posOffset>5578512</wp:posOffset>
             </wp:positionH>
             <wp:positionV relativeFrom="page">
-              <wp:posOffset>839470</wp:posOffset>
+              <wp:posOffset>841650</wp:posOffset>
             </wp:positionV>
-            <wp:extent cx="934085" cy="1308100"/>
-            <wp:effectExtent l="0" t="0" r="10795" b="2540"/>
+            <wp:extent cx="878308" cy="1229990"/>
+            <wp:effectExtent l="0" t="0" r="0" b="8890"/>
             <wp:wrapNone/>
             <wp:docPr id="80" name="图片 80"/>
             <wp:cNvGraphicFramePr>
@@ -51,7 +36,7 @@
                     </pic:cNvPicPr>
                   </pic:nvPicPr>
                   <pic:blipFill>
-                    <a:blip r:embed="rId4" cstate="print">
+                    <a:blip r:embed="rId8" cstate="print">
                       <a:extLst>
                         <a:ext uri="{28A0092B-C50C-407E-A947-70E740481C1C}">
                           <a14:useLocalDpi xmlns:a14="http://schemas.microsoft.com/office/drawing/2010/main" val="0"/>
@@ -65,7 +50,7 @@
                   <pic:spPr>
                     <a:xfrm>
                       <a:off x="0" y="0"/>
-                      <a:ext cx="934085" cy="1308100"/>
+                      <a:ext cx="879820" cy="1232107"/>
                     </a:xfrm>
                     <a:prstGeom prst="rect">
                       <a:avLst/>
@@ -74,16 +59,22 @@
                 </pic:pic>
               </a:graphicData>
             </a:graphic>
+            <wp14:sizeRelH relativeFrom="margin">
+              <wp14:pctWidth>0</wp14:pctWidth>
+            </wp14:sizeRelH>
+            <wp14:sizeRelV relativeFrom="margin">
+              <wp14:pctHeight>0</wp14:pctHeight>
+            </wp14:sizeRelV>
           </wp:anchor>
         </w:drawing>
       </w:r>
       <w:r>
         <w:rPr>
-          <w:rFonts w:hint="eastAsia" w:eastAsiaTheme="minorEastAsia"/>
-          <w:lang w:eastAsia="zh-CN"/>
+          <w:rFonts w:hint="eastAsia"/>
+          <w:noProof/>
         </w:rPr>
         <w:drawing>
-          <wp:anchor distT="0" distB="0" distL="114935" distR="114935" simplePos="0" relativeHeight="251660288" behindDoc="1" locked="0" layoutInCell="1" allowOverlap="1">
+          <wp:anchor distT="0" distB="0" distL="114935" distR="114935" simplePos="0" relativeHeight="251655680" behindDoc="1" locked="0" layoutInCell="1" allowOverlap="1" wp14:anchorId="60F898C9" wp14:editId="3C0A45D7">
             <wp:simplePos x="0" y="0"/>
             <wp:positionH relativeFrom="page">
               <wp:posOffset>0</wp:posOffset>
@@ -108,7 +99,7 @@
                     </pic:cNvPicPr>
                   </pic:nvPicPr>
                   <pic:blipFill>
-                    <a:blip r:embed="rId5"/>
+                    <a:blip r:embed="rId9"/>
                     <a:stretch>
                       <a:fillRect/>
                     </a:stretch>
@@ -131,81 +122,49 @@
     </w:p>
     <w:p>
       <w:pPr>
-        <w:keepNext w:val="0"/>
-        <w:keepLines w:val="0"/>
-        <w:pageBreakBefore w:val="0"/>
-        <w:widowControl w:val="0"/>
-        <w:kinsoku/>
-        <w:wordWrap/>
-        <w:overflowPunct/>
-        <w:topLinePunct w:val="0"/>
-        <w:autoSpaceDE/>
-        <w:autoSpaceDN/>
-        <w:bidi w:val="0"/>
         <w:adjustRightInd w:val="0"/>
         <w:snapToGrid w:val="0"/>
-        <w:spacing w:before="0" w:after="0" w:line="537" w:lineRule="exact"/>
+        <w:spacing w:line="537" w:lineRule="exact"/>
         <w:ind w:left="7200"/>
         <w:jc w:val="left"/>
         <w:textAlignment w:val="center"/>
         <w:rPr>
-          <w:rFonts w:hint="eastAsia" w:ascii="微软雅黑" w:hAnsi="微软雅黑" w:eastAsia="微软雅黑" w:cs="微软雅黑"/>
+          <w:rFonts w:ascii="微软雅黑" w:eastAsia="微软雅黑" w:hAnsi="微软雅黑" w:cs="微软雅黑" w:hint="eastAsia"/>
           <w:sz w:val="40"/>
-          <w:lang w:val="en-US" w:eastAsia="zh-CN"/>
-        </w:rPr>
-      </w:pPr>
-      <w:r>
-        <w:rPr>
-          <w:rFonts w:hint="eastAsia" w:ascii="微软雅黑" w:hAnsi="微软雅黑" w:eastAsia="微软雅黑" w:cs="微软雅黑"/>
+        </w:rPr>
+      </w:pPr>
+      <w:r>
+        <w:rPr>
+          <w:rFonts w:ascii="微软雅黑" w:eastAsia="微软雅黑" w:hAnsi="微软雅黑" w:cs="微软雅黑" w:hint="eastAsia"/>
           <w:sz w:val="40"/>
-          <w:lang w:val="en-US" w:eastAsia="zh-CN"/>
         </w:rPr>
         <w:t>梁胜男</w:t>
       </w:r>
     </w:p>
     <w:p>
       <w:pPr>
-        <w:keepNext w:val="0"/>
-        <w:keepLines w:val="0"/>
-        <w:pageBreakBefore w:val="0"/>
-        <w:widowControl w:val="0"/>
-        <w:kinsoku/>
-        <w:wordWrap/>
-        <w:overflowPunct/>
-        <w:topLinePunct w:val="0"/>
-        <w:autoSpaceDE/>
-        <w:autoSpaceDN/>
-        <w:bidi w:val="0"/>
-        <w:adjustRightInd/>
-        <w:snapToGrid/>
-        <w:spacing w:before="0" w:after="0" w:line="1168" w:lineRule="exact"/>
-        <w:textAlignment w:val="auto"/>
-        <w:rPr>
-          <w:rFonts w:hint="default" w:eastAsiaTheme="minorEastAsia"/>
-          <w:lang w:val="en-US" w:eastAsia="zh-CN"/>
-        </w:rPr>
+        <w:spacing w:line="1168" w:lineRule="exact"/>
       </w:pPr>
     </w:p>
     <w:tbl>
       <w:tblPr>
-        <w:tblStyle w:val="4"/>
+        <w:tblStyle w:val="a4"/>
         <w:tblW w:w="10144" w:type="dxa"/>
         <w:tblInd w:w="57" w:type="dxa"/>
         <w:tblBorders>
-          <w:top w:val="none" w:color="auto" w:sz="0" w:space="0"/>
-          <w:left w:val="none" w:color="auto" w:sz="0" w:space="0"/>
-          <w:bottom w:val="none" w:color="auto" w:sz="0" w:space="0"/>
-          <w:right w:val="none" w:color="auto" w:sz="0" w:space="0"/>
-          <w:insideH w:val="none" w:color="auto" w:sz="0" w:space="0"/>
-          <w:insideV w:val="none" w:color="auto" w:sz="0" w:space="0"/>
+          <w:top w:val="none" w:sz="0" w:space="0" w:color="auto"/>
+          <w:left w:val="none" w:sz="0" w:space="0" w:color="auto"/>
+          <w:bottom w:val="none" w:sz="0" w:space="0" w:color="auto"/>
+          <w:right w:val="none" w:sz="0" w:space="0" w:color="auto"/>
+          <w:insideH w:val="none" w:sz="0" w:space="0" w:color="auto"/>
+          <w:insideV w:val="none" w:sz="0" w:space="0" w:color="auto"/>
         </w:tblBorders>
         <w:tblLayout w:type="fixed"/>
         <w:tblCellMar>
-          <w:top w:w="0" w:type="dxa"/>
           <w:left w:w="57" w:type="dxa"/>
-          <w:bottom w:w="0" w:type="dxa"/>
           <w:right w:w="57" w:type="dxa"/>
         </w:tblCellMar>
+        <w:tblLook w:val="04A0" w:firstRow="1" w:lastRow="0" w:firstColumn="1" w:lastColumn="0" w:noHBand="0" w:noVBand="1"/>
       </w:tblPr>
       <w:tblGrid>
         <w:gridCol w:w="4197"/>
@@ -213,24 +172,8 @@
         <w:gridCol w:w="3467"/>
       </w:tblGrid>
       <w:tr>
-        <w:tblPrEx>
-          <w:tblBorders>
-            <w:top w:val="none" w:color="auto" w:sz="0" w:space="0"/>
-            <w:left w:val="none" w:color="auto" w:sz="0" w:space="0"/>
-            <w:bottom w:val="none" w:color="auto" w:sz="0" w:space="0"/>
-            <w:right w:val="none" w:color="auto" w:sz="0" w:space="0"/>
-            <w:insideH w:val="none" w:color="auto" w:sz="0" w:space="0"/>
-            <w:insideV w:val="none" w:color="auto" w:sz="0" w:space="0"/>
-          </w:tblBorders>
-          <w:tblCellMar>
-            <w:top w:w="0" w:type="dxa"/>
-            <w:left w:w="57" w:type="dxa"/>
-            <w:bottom w:w="0" w:type="dxa"/>
-            <w:right w:w="57" w:type="dxa"/>
-          </w:tblCellMar>
-        </w:tblPrEx>
         <w:trPr>
-          <w:trHeight w:val="377" w:hRule="atLeast"/>
+          <w:trHeight w:val="377"/>
         </w:trPr>
         <w:tc>
           <w:tcPr>
@@ -239,44 +182,25 @@
               <w:tl2br w:val="nil"/>
               <w:tr2bl w:val="nil"/>
             </w:tcBorders>
-            <w:vAlign w:val="top"/>
           </w:tcPr>
           <w:p>
             <w:pPr>
-              <w:keepNext w:val="0"/>
-              <w:keepLines w:val="0"/>
-              <w:pageBreakBefore w:val="0"/>
-              <w:widowControl w:val="0"/>
-              <w:kinsoku/>
-              <w:wordWrap/>
-              <w:overflowPunct/>
-              <w:topLinePunct w:val="0"/>
-              <w:autoSpaceDE/>
-              <w:autoSpaceDN/>
-              <w:bidi w:val="0"/>
-              <w:adjustRightInd/>
-              <w:snapToGrid/>
-              <w:spacing w:before="0" w:after="0" w:line="377" w:lineRule="exact"/>
+              <w:spacing w:line="377" w:lineRule="exact"/>
               <w:textAlignment w:val="center"/>
-              <w:rPr>
-                <w:sz w:val="21"/>
-                <w:vertAlign w:val="baseline"/>
-              </w:rPr>
             </w:pPr>
             <w:r>
               <w:rPr>
-                <w:rFonts w:hint="eastAsia" w:ascii="微软雅黑" w:hAnsi="微软雅黑" w:eastAsia="微软雅黑" w:cs="微软雅黑"/>
+                <w:rFonts w:ascii="微软雅黑" w:eastAsia="微软雅黑" w:hAnsi="微软雅黑" w:cs="微软雅黑" w:hint="eastAsia"/>
                 <w:b/>
                 <w:bCs/>
                 <w:color w:val="333333"/>
                 <w:sz w:val="20"/>
-                <w:lang w:val="en-US" w:eastAsia="zh-CN"/>
               </w:rPr>
               <w:t>意向</w:t>
             </w:r>
             <w:r>
               <w:rPr>
-                <w:rFonts w:ascii="微软雅黑" w:hAnsi="微软雅黑" w:eastAsia="微软雅黑" w:cs="微软雅黑"/>
+                <w:rFonts w:ascii="微软雅黑" w:eastAsia="微软雅黑" w:hAnsi="微软雅黑" w:cs="微软雅黑"/>
                 <w:b/>
                 <w:bCs/>
                 <w:color w:val="333333"/>
@@ -286,18 +210,17 @@
             </w:r>
             <w:r>
               <w:rPr>
-                <w:rFonts w:hint="eastAsia" w:ascii="微软雅黑" w:hAnsi="微软雅黑" w:eastAsia="微软雅黑" w:cs="微软雅黑"/>
+                <w:rFonts w:ascii="微软雅黑" w:eastAsia="微软雅黑" w:hAnsi="微软雅黑" w:cs="微软雅黑" w:hint="eastAsia"/>
                 <w:b/>
                 <w:bCs/>
                 <w:color w:val="333333"/>
                 <w:sz w:val="20"/>
-                <w:lang w:val="en-US" w:eastAsia="zh-CN"/>
               </w:rPr>
-              <w:t>产品经理（智慧社区 / 用户增长）</w:t>
+              <w:t>产品经理（智慧社区/用户增长）</w:t>
             </w:r>
             <w:r>
               <w:rPr>
-                <w:rFonts w:ascii="微软雅黑" w:hAnsi="微软雅黑" w:eastAsia="微软雅黑" w:cs="微软雅黑"/>
+                <w:rFonts w:ascii="微软雅黑" w:eastAsia="微软雅黑" w:hAnsi="微软雅黑" w:cs="微软雅黑"/>
                 <w:color w:val="333333"/>
                 <w:sz w:val="20"/>
               </w:rPr>
@@ -312,39 +235,15 @@
               <w:tl2br w:val="nil"/>
               <w:tr2bl w:val="nil"/>
             </w:tcBorders>
-            <w:shd w:val="clear" w:color="auto" w:fill="auto"/>
-            <w:vAlign w:val="top"/>
           </w:tcPr>
           <w:p>
             <w:pPr>
-              <w:keepNext w:val="0"/>
-              <w:keepLines w:val="0"/>
-              <w:pageBreakBefore w:val="0"/>
-              <w:widowControl w:val="0"/>
-              <w:kinsoku/>
-              <w:wordWrap/>
-              <w:overflowPunct/>
-              <w:topLinePunct w:val="0"/>
-              <w:autoSpaceDE/>
-              <w:autoSpaceDN/>
-              <w:bidi w:val="0"/>
-              <w:adjustRightInd/>
-              <w:snapToGrid/>
-              <w:spacing w:before="0" w:after="0" w:line="377" w:lineRule="exact"/>
+              <w:spacing w:line="377" w:lineRule="exact"/>
               <w:textAlignment w:val="center"/>
-              <w:rPr>
-                <w:rFonts w:asciiTheme="minorHAnsi" w:hAnsiTheme="minorHAnsi" w:eastAsiaTheme="minorEastAsia" w:cstheme="minorBidi"/>
-                <w:kern w:val="2"/>
-                <w:sz w:val="21"/>
-                <w:szCs w:val="24"/>
-                <w:vertAlign w:val="baseline"/>
-                <w:lang w:val="en-US" w:eastAsia="zh-CN" w:bidi="ar-SA"/>
-              </w:rPr>
             </w:pPr>
             <w:r>
               <w:rPr>
-                <w:rFonts w:ascii="微软雅黑" w:hAnsi="微软雅黑" w:eastAsia="微软雅黑" w:cs="微软雅黑"/>
-                <w:b w:val="0"/>
+                <w:rFonts w:ascii="微软雅黑" w:eastAsia="微软雅黑" w:hAnsi="微软雅黑" w:cs="微软雅黑"/>
                 <w:color w:val="333333"/>
                 <w:sz w:val="20"/>
               </w:rPr>
@@ -352,7 +251,7 @@
             </w:r>
             <w:r>
               <w:rPr>
-                <w:rFonts w:hint="eastAsia" w:ascii="微软雅黑" w:hAnsi="微软雅黑"/>
+                <w:rFonts w:ascii="微软雅黑" w:hAnsi="微软雅黑" w:hint="eastAsia"/>
                 <w:color w:val="414141"/>
                 <w:sz w:val="20"/>
                 <w:szCs w:val="20"/>
@@ -368,39 +267,15 @@
               <w:tl2br w:val="nil"/>
               <w:tr2bl w:val="nil"/>
             </w:tcBorders>
-            <w:shd w:val="clear" w:color="auto" w:fill="auto"/>
-            <w:vAlign w:val="top"/>
           </w:tcPr>
           <w:p>
             <w:pPr>
-              <w:keepNext w:val="0"/>
-              <w:keepLines w:val="0"/>
-              <w:pageBreakBefore w:val="0"/>
-              <w:widowControl w:val="0"/>
-              <w:kinsoku/>
-              <w:wordWrap/>
-              <w:overflowPunct/>
-              <w:topLinePunct w:val="0"/>
-              <w:autoSpaceDE/>
-              <w:autoSpaceDN/>
-              <w:bidi w:val="0"/>
-              <w:adjustRightInd/>
-              <w:snapToGrid/>
-              <w:spacing w:before="0" w:after="0" w:line="377" w:lineRule="exact"/>
+              <w:spacing w:line="377" w:lineRule="exact"/>
               <w:textAlignment w:val="center"/>
-              <w:rPr>
-                <w:rFonts w:asciiTheme="minorHAnsi" w:hAnsiTheme="minorHAnsi" w:eastAsiaTheme="minorEastAsia" w:cstheme="minorBidi"/>
-                <w:kern w:val="2"/>
-                <w:sz w:val="21"/>
-                <w:szCs w:val="24"/>
-                <w:vertAlign w:val="baseline"/>
-                <w:lang w:val="en-US" w:eastAsia="zh-CN" w:bidi="ar-SA"/>
-              </w:rPr>
             </w:pPr>
             <w:r>
               <w:rPr>
-                <w:rFonts w:ascii="微软雅黑" w:hAnsi="微软雅黑" w:eastAsia="微软雅黑" w:cs="微软雅黑"/>
-                <w:b w:val="0"/>
+                <w:rFonts w:ascii="微软雅黑" w:eastAsia="微软雅黑" w:hAnsi="微软雅黑" w:cs="微软雅黑"/>
                 <w:color w:val="333333"/>
                 <w:sz w:val="20"/>
               </w:rPr>
@@ -408,7 +283,7 @@
             </w:r>
             <w:r>
               <w:rPr>
-                <w:rFonts w:hint="eastAsia" w:ascii="微软雅黑" w:hAnsi="微软雅黑" w:eastAsia="微软雅黑" w:cs="微软雅黑"/>
+                <w:rFonts w:ascii="微软雅黑" w:eastAsia="微软雅黑" w:hAnsi="微软雅黑" w:cs="微软雅黑" w:hint="eastAsia"/>
                 <w:color w:val="333333"/>
                 <w:sz w:val="20"/>
               </w:rPr>
@@ -418,24 +293,8 @@
         </w:tc>
       </w:tr>
       <w:tr>
-        <w:tblPrEx>
-          <w:tblBorders>
-            <w:top w:val="none" w:color="auto" w:sz="0" w:space="0"/>
-            <w:left w:val="none" w:color="auto" w:sz="0" w:space="0"/>
-            <w:bottom w:val="none" w:color="auto" w:sz="0" w:space="0"/>
-            <w:right w:val="none" w:color="auto" w:sz="0" w:space="0"/>
-            <w:insideH w:val="none" w:color="auto" w:sz="0" w:space="0"/>
-            <w:insideV w:val="none" w:color="auto" w:sz="0" w:space="0"/>
-          </w:tblBorders>
-          <w:tblCellMar>
-            <w:top w:w="0" w:type="dxa"/>
-            <w:left w:w="57" w:type="dxa"/>
-            <w:bottom w:w="0" w:type="dxa"/>
-            <w:right w:w="57" w:type="dxa"/>
-          </w:tblCellMar>
-        </w:tblPrEx>
         <w:trPr>
-          <w:trHeight w:val="377" w:hRule="atLeast"/>
+          <w:trHeight w:val="377"/>
         </w:trPr>
         <w:tc>
           <w:tcPr>
@@ -444,49 +303,32 @@
               <w:tl2br w:val="nil"/>
               <w:tr2bl w:val="nil"/>
             </w:tcBorders>
-            <w:vAlign w:val="top"/>
           </w:tcPr>
           <w:p>
             <w:pPr>
-              <w:keepNext w:val="0"/>
-              <w:keepLines w:val="0"/>
-              <w:pageBreakBefore w:val="0"/>
-              <w:widowControl w:val="0"/>
-              <w:kinsoku/>
-              <w:wordWrap/>
-              <w:overflowPunct/>
-              <w:topLinePunct w:val="0"/>
-              <w:autoSpaceDE/>
-              <w:autoSpaceDN/>
-              <w:bidi w:val="0"/>
-              <w:adjustRightInd/>
-              <w:snapToGrid/>
-              <w:spacing w:before="0" w:after="0" w:line="377" w:lineRule="exact"/>
+              <w:spacing w:line="377" w:lineRule="exact"/>
               <w:textAlignment w:val="center"/>
               <w:rPr>
-                <w:rFonts w:hint="eastAsia" w:ascii="微软雅黑" w:hAnsi="微软雅黑" w:eastAsia="微软雅黑" w:cs="微软雅黑"/>
+                <w:rFonts w:ascii="微软雅黑" w:eastAsia="微软雅黑" w:hAnsi="微软雅黑" w:cs="微软雅黑" w:hint="eastAsia"/>
                 <w:b/>
                 <w:bCs/>
                 <w:color w:val="333333"/>
                 <w:sz w:val="20"/>
-                <w:lang w:val="en-US" w:eastAsia="zh-CN"/>
               </w:rPr>
             </w:pPr>
             <w:r>
               <w:rPr>
-                <w:rFonts w:hint="eastAsia" w:ascii="微软雅黑" w:hAnsi="微软雅黑" w:eastAsia="微软雅黑" w:cs="微软雅黑"/>
+                <w:rFonts w:ascii="微软雅黑" w:eastAsia="微软雅黑" w:hAnsi="微软雅黑" w:cs="微软雅黑" w:hint="eastAsia"/>
                 <w:b/>
                 <w:bCs/>
                 <w:color w:val="333333"/>
                 <w:sz w:val="20"/>
-                <w:lang w:val="en-US" w:eastAsia="zh-CN"/>
               </w:rPr>
               <w:t>到岗情况：</w:t>
             </w:r>
             <w:r>
               <w:rPr>
-                <w:rFonts w:ascii="微软雅黑" w:hAnsi="微软雅黑" w:eastAsia="微软雅黑" w:cs="微软雅黑"/>
-                <w:b w:val="0"/>
+                <w:rFonts w:ascii="微软雅黑" w:eastAsia="微软雅黑" w:hAnsi="微软雅黑" w:cs="微软雅黑"/>
                 <w:color w:val="333333"/>
                 <w:sz w:val="20"/>
               </w:rPr>
@@ -502,49 +344,31 @@
               <w:tl2br w:val="nil"/>
               <w:tr2bl w:val="nil"/>
             </w:tcBorders>
-            <w:shd w:val="clear" w:color="auto" w:fill="auto"/>
-            <w:vAlign w:val="top"/>
           </w:tcPr>
           <w:p>
             <w:pPr>
-              <w:keepNext w:val="0"/>
-              <w:keepLines w:val="0"/>
-              <w:pageBreakBefore w:val="0"/>
-              <w:widowControl w:val="0"/>
-              <w:kinsoku/>
-              <w:wordWrap/>
-              <w:overflowPunct/>
-              <w:topLinePunct w:val="0"/>
-              <w:autoSpaceDE/>
-              <w:autoSpaceDN/>
-              <w:bidi w:val="0"/>
-              <w:adjustRightInd/>
-              <w:snapToGrid/>
-              <w:spacing w:before="0" w:after="0" w:line="377" w:lineRule="exact"/>
+              <w:spacing w:line="377" w:lineRule="exact"/>
               <w:textAlignment w:val="center"/>
               <w:rPr>
-                <w:rFonts w:hint="eastAsia" w:ascii="微软雅黑" w:hAnsi="微软雅黑" w:eastAsia="微软雅黑" w:cs="微软雅黑"/>
-                <w:b w:val="0"/>
+                <w:rFonts w:ascii="微软雅黑" w:eastAsia="微软雅黑" w:hAnsi="微软雅黑" w:cs="微软雅黑" w:hint="eastAsia"/>
                 <w:color w:val="333333"/>
                 <w:sz w:val="20"/>
-                <w:lang w:val="en-US" w:eastAsia="zh-CN"/>
               </w:rPr>
             </w:pPr>
             <w:r>
               <w:rPr>
-                <w:rFonts w:hint="eastAsia" w:ascii="微软雅黑" w:hAnsi="微软雅黑" w:eastAsia="微软雅黑" w:cs="微软雅黑"/>
+                <w:rFonts w:ascii="微软雅黑" w:eastAsia="微软雅黑" w:hAnsi="微软雅黑" w:cs="微软雅黑" w:hint="eastAsia"/>
                 <w:b/>
                 <w:bCs/>
                 <w:color w:val="333333"/>
                 <w:sz w:val="20"/>
-                <w:lang w:val="en-US" w:eastAsia="zh-CN"/>
               </w:rPr>
               <w:t>作品集：</w:t>
             </w:r>
+            <w:bookmarkStart w:id="0" w:name="OLE_LINK1"/>
             <w:r>
               <w:rPr>
-                <w:rFonts w:ascii="微软雅黑" w:hAnsi="微软雅黑" w:eastAsia="微软雅黑" w:cs="微软雅黑"/>
-                <w:b w:val="0"/>
+                <w:rFonts w:ascii="微软雅黑" w:eastAsia="微软雅黑" w:hAnsi="微软雅黑" w:cs="微软雅黑" w:hint="eastAsia"/>
                 <w:color w:val="333333"/>
                 <w:sz w:val="20"/>
               </w:rPr>
@@ -552,8 +376,7 @@
             </w:r>
             <w:r>
               <w:rPr>
-                <w:rFonts w:ascii="微软雅黑" w:hAnsi="微软雅黑" w:eastAsia="微软雅黑" w:cs="微软雅黑"/>
-                <w:b w:val="0"/>
+                <w:rFonts w:ascii="微软雅黑" w:eastAsia="微软雅黑" w:hAnsi="微软雅黑" w:cs="微软雅黑"/>
                 <w:color w:val="333333"/>
                 <w:sz w:val="20"/>
               </w:rPr>
@@ -561,8 +384,14 @@
             </w:r>
             <w:r>
               <w:rPr>
-                <w:rFonts w:ascii="微软雅黑" w:hAnsi="微软雅黑" w:eastAsia="微软雅黑" w:cs="微软雅黑"/>
-                <w:b w:val="0"/>
+                <w:rFonts w:ascii="微软雅黑" w:eastAsia="微软雅黑" w:hAnsi="微软雅黑" w:cs="微软雅黑" w:hint="eastAsia"/>
+                <w:color w:val="333333"/>
+                <w:sz w:val="20"/>
+              </w:rPr>
+            </w:r>
+            <w:r>
+              <w:rPr>
+                <w:rFonts w:ascii="微软雅黑" w:eastAsia="微软雅黑" w:hAnsi="微软雅黑" w:cs="微软雅黑" w:hint="eastAsia"/>
                 <w:color w:val="333333"/>
                 <w:sz w:val="20"/>
               </w:rPr>
@@ -570,8 +399,7 @@
             </w:r>
             <w:r>
               <w:rPr>
-                <w:rFonts w:hint="eastAsia" w:ascii="微软雅黑" w:hAnsi="微软雅黑" w:eastAsia="微软雅黑" w:cs="微软雅黑"/>
-                <w:b w:val="0"/>
+                <w:rFonts w:ascii="微软雅黑" w:eastAsia="微软雅黑" w:hAnsi="微软雅黑" w:cs="微软雅黑" w:hint="eastAsia"/>
                 <w:color w:val="333333"/>
                 <w:sz w:val="20"/>
               </w:rPr>
@@ -579,20 +407,18 @@
             </w:r>
             <w:r>
               <w:rPr>
-                <w:rFonts w:hint="eastAsia" w:ascii="微软雅黑" w:hAnsi="微软雅黑" w:eastAsia="微软雅黑" w:cs="微软雅黑"/>
-                <w:b w:val="0"/>
+                <w:rFonts w:ascii="微软雅黑" w:eastAsia="微软雅黑" w:hAnsi="微软雅黑" w:cs="微软雅黑" w:hint="eastAsia"/>
                 <w:color w:val="333333"/>
                 <w:sz w:val="20"/>
               </w:rPr>
               <w:fldChar w:fldCharType="end"/>
             </w:r>
+            <w:bookmarkEnd w:id="0"/>
             <w:r>
               <w:rPr>
-                <w:rFonts w:hint="eastAsia" w:ascii="微软雅黑" w:hAnsi="微软雅黑" w:eastAsia="微软雅黑" w:cs="微软雅黑"/>
-                <w:b w:val="0"/>
+                <w:rFonts w:ascii="微软雅黑" w:eastAsia="微软雅黑" w:hAnsi="微软雅黑" w:cs="微软雅黑" w:hint="eastAsia"/>
                 <w:color w:val="333333"/>
                 <w:sz w:val="20"/>
-                <w:lang w:val="en-US" w:eastAsia="zh-CN"/>
               </w:rPr>
               <w:t xml:space="preserve"> </w:t>
             </w:r>
@@ -602,40 +428,23 @@
     </w:tbl>
     <w:p>
       <w:pPr>
-        <w:keepNext w:val="0"/>
-        <w:keepLines w:val="0"/>
-        <w:pageBreakBefore w:val="0"/>
-        <w:widowControl w:val="0"/>
-        <w:kinsoku/>
-        <w:wordWrap/>
-        <w:overflowPunct/>
-        <w:topLinePunct w:val="0"/>
-        <w:autoSpaceDE/>
-        <w:autoSpaceDN/>
-        <w:bidi w:val="0"/>
-        <w:adjustRightInd/>
-        <w:snapToGrid/>
-        <w:spacing w:before="0" w:after="0" w:line="377" w:lineRule="exact"/>
-        <w:textAlignment w:val="auto"/>
-      </w:pPr>
-    </w:p>
-    <w:p>
-      <w:pPr>
-        <w:spacing w:before="0" w:after="0" w:line="551" w:lineRule="exact"/>
+        <w:spacing w:line="377" w:lineRule="exact"/>
+      </w:pPr>
+    </w:p>
+    <w:p>
+      <w:pPr>
+        <w:spacing w:line="551" w:lineRule="exact"/>
         <w:ind w:left="682"/>
         <w:textAlignment w:val="center"/>
-        <w:rPr>
-          <w:sz w:val="21"/>
-        </w:rPr>
-      </w:pPr>
-      <w:r>
-        <w:rPr>
-          <w:sz w:val="21"/>
+      </w:pPr>
+      <w:r>
+        <w:rPr>
+          <w:noProof/>
         </w:rPr>
         <mc:AlternateContent>
           <mc:Choice Requires="wps">
             <w:drawing>
-              <wp:anchor distT="0" distB="0" distL="114935" distR="114935" simplePos="0" relativeHeight="251663360" behindDoc="1" locked="0" layoutInCell="1" allowOverlap="1">
+              <wp:anchor distT="0" distB="0" distL="114935" distR="114935" simplePos="0" relativeHeight="251661824" behindDoc="1" locked="0" layoutInCell="1" allowOverlap="1" wp14:anchorId="71261561" wp14:editId="5D0F26FE">
                 <wp:simplePos x="0" y="0"/>
                 <wp:positionH relativeFrom="column">
                   <wp:posOffset>1728470</wp:posOffset>
@@ -690,11 +499,8 @@
           </mc:Choice>
           <mc:Fallback>
             <w:pict>
-              <v:line id="直接连接符 4" o:spid="_x0000_s1026" o:spt="20" style="position:absolute;left:0pt;margin-left:136.1pt;margin-top:14.15pt;height:0pt;width:406.1pt;z-index:-251653120;mso-width-relative:page;mso-height-relative:page;" filled="f" stroked="t" coordsize="21600,21600" o:gfxdata="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">
-                <v:fill on="f" focussize="0,0"/>
-                <v:stroke weight="0.72pt" color="#EBE9EA [3200]" miterlimit="8" joinstyle="miter"/>
-                <v:imagedata o:title=""/>
-                <o:lock v:ext="edit" aspectratio="f"/>
+              <v:line w14:anchorId="0A660452" id="直接连接符 4" o:spid="_x0000_s1026" style="position:absolute;z-index:-251654656;visibility:visible;mso-wrap-style:square;mso-wrap-distance-left:9.05pt;mso-wrap-distance-top:0;mso-wrap-distance-right:9.05pt;mso-wrap-distance-bottom:0;mso-position-horizontal:absolute;mso-position-horizontal-relative:text;mso-position-vertical:absolute;mso-position-vertical-relative:text" from="136.1pt,14.15pt" to="542.2pt,14.15pt" o:gfxdata="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" strokecolor="#ebe9ea" strokeweight=".72pt">
+                <v:stroke joinstyle="miter"/>
               </v:line>
             </w:pict>
           </mc:Fallback>
@@ -702,18 +508,19 @@
       </w:r>
       <w:r>
         <w:rPr>
-          <w:rFonts w:ascii="微软雅黑" w:hAnsi="微软雅黑" w:eastAsia="微软雅黑" w:cs="微软雅黑"/>
+          <w:rFonts w:ascii="微软雅黑" w:eastAsia="微软雅黑" w:hAnsi="微软雅黑" w:cs="微软雅黑"/>
           <w:sz w:val="26"/>
         </w:rPr>
         <w:t>教育经历</w:t>
       </w:r>
       <w:r>
         <w:rPr>
-          <w:rFonts w:ascii="微软雅黑" w:hAnsi="微软雅黑" w:eastAsia="微软雅黑" w:cs="微软雅黑"/>
+          <w:rFonts w:ascii="微软雅黑" w:eastAsia="微软雅黑" w:hAnsi="微软雅黑" w:cs="微软雅黑"/>
+          <w:noProof/>
           <w:sz w:val="26"/>
         </w:rPr>
         <w:drawing>
-          <wp:anchor distT="0" distB="0" distL="114300" distR="114300" simplePos="0" relativeHeight="251662336" behindDoc="1" locked="0" layoutInCell="1" allowOverlap="1">
+          <wp:anchor distT="0" distB="0" distL="114300" distR="114300" simplePos="0" relativeHeight="251659776" behindDoc="1" locked="0" layoutInCell="1" allowOverlap="1" wp14:anchorId="2957C8C0" wp14:editId="27BD2580">
             <wp:simplePos x="0" y="0"/>
             <wp:positionH relativeFrom="column">
               <wp:posOffset>0</wp:posOffset>
@@ -738,7 +545,7 @@
                     </pic:cNvPicPr>
                   </pic:nvPicPr>
                   <pic:blipFill>
-                    <a:blip r:embed="rId6"/>
+                    <a:blip r:embed="rId10"/>
                     <a:stretch>
                       <a:fillRect/>
                     </a:stretch>
@@ -759,8 +566,11 @@
         </w:drawing>
       </w:r>
       <w:r>
+        <w:rPr>
+          <w:noProof/>
+        </w:rPr>
         <w:drawing>
-          <wp:anchor distT="0" distB="0" distL="114300" distR="114300" simplePos="0" relativeHeight="251662336" behindDoc="0" locked="0" layoutInCell="1" allowOverlap="1">
+          <wp:anchor distT="0" distB="0" distL="114300" distR="114300" simplePos="0" relativeHeight="251660800" behindDoc="0" locked="0" layoutInCell="1" allowOverlap="1" wp14:anchorId="1E54585F" wp14:editId="24CF092F">
             <wp:simplePos x="0" y="0"/>
             <wp:positionH relativeFrom="column">
               <wp:posOffset>36830</wp:posOffset>
@@ -785,10 +595,10 @@
                     </pic:cNvPicPr>
                   </pic:nvPicPr>
                   <pic:blipFill>
-                    <a:blip r:embed="rId7">
+                    <a:blip r:embed="rId11">
                       <a:extLst>
                         <a:ext uri="{96DAC541-7B7A-43D3-8B79-37D633B846F1}">
-                          <asvg:svgBlip xmlns:asvg="http://schemas.microsoft.com/office/drawing/2016/SVG/main" r:embed="rId8"/>
+                          <asvg:svgBlip xmlns:asvg="http://schemas.microsoft.com/office/drawing/2016/SVG/main" r:embed="rId12"/>
                         </a:ext>
                       </a:extLst>
                     </a:blip>
@@ -814,12 +624,7 @@
     </w:p>
     <w:p>
       <w:pPr>
-        <w:spacing w:before="0" w:after="0" w:line="152" w:lineRule="exact"/>
-        <w:rPr>
-          <w:rFonts w:hint="default"/>
-          <w:sz w:val="21"/>
-          <w:lang w:val="en-US"/>
-        </w:rPr>
+        <w:spacing w:line="152" w:lineRule="exact"/>
       </w:pPr>
     </w:p>
     <w:p>
@@ -827,89 +632,38 @@
         <w:tabs>
           <w:tab w:val="right" w:pos="10860"/>
         </w:tabs>
-        <w:spacing w:before="0" w:after="0" w:line="377" w:lineRule="exact"/>
+        <w:spacing w:line="377" w:lineRule="exact"/>
         <w:jc w:val="left"/>
         <w:textAlignment w:val="center"/>
         <w:rPr>
-          <w:rFonts w:hint="eastAsia" w:ascii="微软雅黑" w:hAnsi="微软雅黑" w:eastAsia="微软雅黑" w:cs="微软雅黑"/>
-          <w:color w:val="666666"/>
-          <w:sz w:val="20"/>
-        </w:rPr>
-      </w:pPr>
-      <w:r>
-        <w:rPr>
-          <w:rFonts w:hint="eastAsia" w:ascii="微软雅黑" w:hAnsi="微软雅黑" w:eastAsia="微软雅黑" w:cs="微软雅黑"/>
+          <w:rFonts w:ascii="微软雅黑" w:eastAsia="微软雅黑" w:hAnsi="微软雅黑" w:cs="微软雅黑" w:hint="eastAsia"/>
+          <w:color w:val="666666"/>
+          <w:sz w:val="20"/>
+        </w:rPr>
+      </w:pPr>
+      <w:r>
+        <w:rPr>
+          <w:rFonts w:ascii="微软雅黑" w:eastAsia="微软雅黑" w:hAnsi="微软雅黑" w:cs="微软雅黑" w:hint="eastAsia"/>
           <w:b/>
           <w:sz w:val="22"/>
         </w:rPr>
-        <w:t>2023.09-2027.06</w:t>
-      </w:r>
-      <w:r>
-        <w:rPr>
-          <w:rFonts w:hint="eastAsia" w:ascii="微软雅黑" w:hAnsi="微软雅黑" w:eastAsia="微软雅黑" w:cs="微软雅黑"/>
+        <w:t>2023.09-2027.06   山西大同大</w:t>
+      </w:r>
+      <w:r>
+        <w:rPr>
+          <w:rFonts w:ascii="微软雅黑" w:eastAsia="微软雅黑" w:hAnsi="微软雅黑" w:cs="微软雅黑"/>
           <w:b/>
           <w:sz w:val="22"/>
-          <w:lang w:val="en-US" w:eastAsia="zh-CN"/>
-        </w:rPr>
-        <w:t xml:space="preserve">   </w:t>
-      </w:r>
-      <w:r>
-        <w:rPr>
-          <w:rFonts w:hint="eastAsia" w:ascii="微软雅黑" w:hAnsi="微软雅黑" w:eastAsia="微软雅黑" w:cs="微软雅黑"/>
-          <w:b/>
-          <w:sz w:val="22"/>
-        </w:rPr>
-        <w:t>山西大同大</w:t>
-      </w:r>
-      <w:r>
-        <w:rPr>
-          <w:rFonts w:ascii="微软雅黑" w:hAnsi="微软雅黑" w:eastAsia="微软雅黑" w:cs="微软雅黑"/>
-          <w:b/>
-          <w:sz w:val="22"/>
         </w:rPr>
         <w:t xml:space="preserve">学 | </w:t>
       </w:r>
       <w:r>
         <w:rPr>
-          <w:rFonts w:hint="eastAsia" w:ascii="微软雅黑" w:hAnsi="微软雅黑" w:eastAsia="微软雅黑" w:cs="微软雅黑"/>
-          <w:color w:val="666666"/>
-          <w:sz w:val="20"/>
-        </w:rPr>
-        <w:t>数字媒体技术</w:t>
-      </w:r>
-      <w:r>
-        <w:rPr>
-          <w:rFonts w:hint="eastAsia" w:ascii="微软雅黑" w:hAnsi="微软雅黑" w:eastAsia="微软雅黑" w:cs="微软雅黑"/>
-          <w:color w:val="666666"/>
-          <w:sz w:val="20"/>
-          <w:lang w:val="en-US" w:eastAsia="zh-CN"/>
-        </w:rPr>
-        <w:t xml:space="preserve"> </w:t>
-      </w:r>
-      <w:r>
-        <w:rPr>
-          <w:rFonts w:hint="eastAsia" w:ascii="微软雅黑" w:hAnsi="微软雅黑" w:eastAsia="微软雅黑" w:cs="微软雅黑"/>
-          <w:color w:val="666666"/>
-          <w:sz w:val="20"/>
-        </w:rPr>
-        <w:t>|</w:t>
-      </w:r>
-      <w:r>
-        <w:rPr>
-          <w:rFonts w:hint="eastAsia" w:ascii="微软雅黑" w:hAnsi="微软雅黑" w:eastAsia="微软雅黑" w:cs="微软雅黑"/>
-          <w:color w:val="666666"/>
-          <w:sz w:val="20"/>
-          <w:lang w:val="en-US" w:eastAsia="zh-CN"/>
-        </w:rPr>
-        <w:t xml:space="preserve"> </w:t>
-      </w:r>
-      <w:r>
-        <w:rPr>
-          <w:rFonts w:hint="eastAsia" w:ascii="微软雅黑" w:hAnsi="微软雅黑" w:eastAsia="微软雅黑" w:cs="微软雅黑"/>
-          <w:color w:val="666666"/>
-          <w:sz w:val="20"/>
-        </w:rPr>
-        <w:t>本科</w:t>
+          <w:rFonts w:ascii="微软雅黑" w:eastAsia="微软雅黑" w:hAnsi="微软雅黑" w:cs="微软雅黑" w:hint="eastAsia"/>
+          <w:color w:val="666666"/>
+          <w:sz w:val="20"/>
+        </w:rPr>
+        <w:t>数字媒体技术 | 本科</w:t>
       </w:r>
     </w:p>
     <w:p>
@@ -918,32 +672,29 @@
           <w:ilvl w:val="0"/>
           <w:numId w:val="1"/>
         </w:numPr>
-        <w:spacing w:before="0" w:after="0" w:line="377" w:lineRule="exact"/>
+        <w:spacing w:line="377" w:lineRule="exact"/>
         <w:textAlignment w:val="center"/>
         <w:rPr>
-          <w:rFonts w:hint="eastAsia" w:ascii="微软雅黑" w:hAnsi="微软雅黑" w:eastAsia="微软雅黑" w:cs="微软雅黑"/>
+          <w:rFonts w:ascii="微软雅黑" w:eastAsia="微软雅黑" w:hAnsi="微软雅黑" w:cs="微软雅黑" w:hint="eastAsia"/>
           <w:b/>
           <w:color w:val="666666"/>
           <w:sz w:val="20"/>
-          <w:lang w:val="en-US" w:eastAsia="zh-CN"/>
-        </w:rPr>
-      </w:pPr>
-      <w:r>
-        <w:rPr>
-          <w:rFonts w:hint="eastAsia" w:ascii="微软雅黑" w:hAnsi="微软雅黑" w:eastAsia="微软雅黑" w:cs="微软雅黑"/>
+        </w:rPr>
+      </w:pPr>
+      <w:r>
+        <w:rPr>
+          <w:rFonts w:ascii="微软雅黑" w:eastAsia="微软雅黑" w:hAnsi="微软雅黑" w:cs="微软雅黑" w:hint="eastAsia"/>
           <w:b/>
           <w:color w:val="666666"/>
           <w:sz w:val="20"/>
-          <w:lang w:val="en-US" w:eastAsia="zh-CN"/>
         </w:rPr>
         <w:t>核心课程：</w:t>
       </w:r>
       <w:r>
         <w:rPr>
-          <w:rFonts w:hint="eastAsia" w:ascii="微软雅黑" w:hAnsi="微软雅黑" w:eastAsia="微软雅黑" w:cs="微软雅黑"/>
-          <w:color w:val="666666"/>
-          <w:sz w:val="20"/>
-          <w:lang w:val="en-US" w:eastAsia="zh-CN"/>
+          <w:rFonts w:ascii="微软雅黑" w:eastAsia="微软雅黑" w:hAnsi="微软雅黑" w:cs="微软雅黑" w:hint="eastAsia"/>
+          <w:color w:val="666666"/>
+          <w:sz w:val="20"/>
         </w:rPr>
         <w:t>产品系统设计、数据结构与算法、计算机网络、数字媒体技术、UI/UX 设计、数据库原理、Python 程序设计</w:t>
       </w:r>
@@ -954,57 +705,69 @@
           <w:ilvl w:val="0"/>
           <w:numId w:val="1"/>
         </w:numPr>
-        <w:spacing w:before="0" w:after="0" w:line="377" w:lineRule="exact"/>
+        <w:spacing w:line="377" w:lineRule="exact"/>
         <w:textAlignment w:val="center"/>
         <w:rPr>
-          <w:rFonts w:hint="eastAsia" w:ascii="微软雅黑" w:hAnsi="微软雅黑" w:eastAsia="微软雅黑" w:cs="微软雅黑"/>
-          <w:color w:val="666666"/>
-          <w:sz w:val="20"/>
-          <w:lang w:val="en-US" w:eastAsia="zh-CN"/>
-        </w:rPr>
-      </w:pPr>
-      <w:r>
-        <w:rPr>
-          <w:rFonts w:hint="eastAsia" w:ascii="微软雅黑" w:hAnsi="微软雅黑" w:eastAsia="微软雅黑" w:cs="微软雅黑"/>
+          <w:rFonts w:ascii="微软雅黑" w:eastAsia="微软雅黑" w:hAnsi="微软雅黑" w:cs="微软雅黑" w:hint="eastAsia"/>
+          <w:color w:val="666666"/>
+          <w:sz w:val="20"/>
+        </w:rPr>
+      </w:pPr>
+      <w:r>
+        <w:rPr>
+          <w:rFonts w:ascii="微软雅黑" w:eastAsia="微软雅黑" w:hAnsi="微软雅黑" w:cs="微软雅黑" w:hint="eastAsia"/>
           <w:b/>
           <w:color w:val="666666"/>
           <w:sz w:val="20"/>
-          <w:lang w:val="en-US" w:eastAsia="zh-CN"/>
         </w:rPr>
         <w:t>在校积累：</w:t>
       </w:r>
       <w:r>
         <w:rPr>
-          <w:rFonts w:hint="eastAsia" w:ascii="微软雅黑" w:hAnsi="微软雅黑" w:eastAsia="微软雅黑" w:cs="微软雅黑"/>
-          <w:color w:val="666666"/>
-          <w:sz w:val="20"/>
-          <w:lang w:val="en-US" w:eastAsia="zh-CN"/>
-        </w:rPr>
-        <w:t>具备 B 端与 C 端产品全流程实践经验，覆盖智慧社区、高校管理系统两大赛道，掌握产品经理核心工作方法论，可独立完成产品需求分析到落地的全流程工作。</w:t>
-      </w:r>
-    </w:p>
-    <w:p>
-      <w:pPr>
-        <w:spacing w:before="0" w:after="0" w:line="290" w:lineRule="exact"/>
-      </w:pPr>
-    </w:p>
-    <w:p>
-      <w:pPr>
-        <w:spacing w:before="0" w:after="0" w:line="551" w:lineRule="exact"/>
+          <w:rFonts w:ascii="微软雅黑" w:eastAsia="微软雅黑" w:hAnsi="微软雅黑" w:cs="微软雅黑" w:hint="eastAsia"/>
+          <w:color w:val="666666"/>
+          <w:sz w:val="20"/>
+        </w:rPr>
+        <w:t xml:space="preserve">具备 B 端与 C </w:t>
+      </w:r>
+      <w:proofErr w:type="gramStart"/>
+      <w:r>
+        <w:rPr>
+          <w:rFonts w:ascii="微软雅黑" w:eastAsia="微软雅黑" w:hAnsi="微软雅黑" w:cs="微软雅黑" w:hint="eastAsia"/>
+          <w:color w:val="666666"/>
+          <w:sz w:val="20"/>
+        </w:rPr>
+        <w:t>端产品</w:t>
+      </w:r>
+      <w:proofErr w:type="gramEnd"/>
+      <w:r>
+        <w:rPr>
+          <w:rFonts w:ascii="微软雅黑" w:eastAsia="微软雅黑" w:hAnsi="微软雅黑" w:cs="微软雅黑" w:hint="eastAsia"/>
+          <w:color w:val="666666"/>
+          <w:sz w:val="20"/>
+        </w:rPr>
+        <w:t>全流程实践经验，覆盖智慧社区、高校管理系统两大赛道，掌握产品经理核心工作方法论，可独立完成产品需求分析到落地的全流程工作。</w:t>
+      </w:r>
+    </w:p>
+    <w:p>
+      <w:pPr>
+        <w:spacing w:line="290" w:lineRule="exact"/>
+      </w:pPr>
+    </w:p>
+    <w:p>
+      <w:pPr>
+        <w:spacing w:line="551" w:lineRule="exact"/>
         <w:ind w:left="682"/>
         <w:textAlignment w:val="center"/>
-        <w:rPr>
-          <w:sz w:val="21"/>
-        </w:rPr>
-      </w:pPr>
-      <w:r>
-        <w:rPr>
-          <w:sz w:val="21"/>
+      </w:pPr>
+      <w:r>
+        <w:rPr>
+          <w:noProof/>
         </w:rPr>
         <mc:AlternateContent>
           <mc:Choice Requires="wps">
             <w:drawing>
-              <wp:anchor distT="0" distB="0" distL="114935" distR="114935" simplePos="0" relativeHeight="251661312" behindDoc="1" locked="0" layoutInCell="1" allowOverlap="1">
+              <wp:anchor distT="0" distB="0" distL="114935" distR="114935" simplePos="0" relativeHeight="251656704" behindDoc="1" locked="0" layoutInCell="1" allowOverlap="1" wp14:anchorId="35A00D4B" wp14:editId="582AB915">
                 <wp:simplePos x="0" y="0"/>
                 <wp:positionH relativeFrom="column">
                   <wp:posOffset>1728470</wp:posOffset>
@@ -1059,11 +822,8 @@
           </mc:Choice>
           <mc:Fallback>
             <w:pict>
-              <v:line id="直接连接符 4" o:spid="_x0000_s1026" o:spt="20" style="position:absolute;left:0pt;margin-left:136.1pt;margin-top:14.15pt;height:0pt;width:406.1pt;z-index:-251655168;mso-width-relative:page;mso-height-relative:page;" filled="f" stroked="t" coordsize="21600,21600" o:gfxdata="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">
-                <v:fill on="f" focussize="0,0"/>
-                <v:stroke weight="0.72pt" color="#EBE9EA [3200]" miterlimit="8" joinstyle="miter"/>
-                <v:imagedata o:title=""/>
-                <o:lock v:ext="edit" aspectratio="f"/>
+              <v:line w14:anchorId="1F4FBC94" id="直接连接符 4" o:spid="_x0000_s1026" style="position:absolute;z-index:-251659776;visibility:visible;mso-wrap-style:square;mso-wrap-distance-left:9.05pt;mso-wrap-distance-top:0;mso-wrap-distance-right:9.05pt;mso-wrap-distance-bottom:0;mso-position-horizontal:absolute;mso-position-horizontal-relative:text;mso-position-vertical:absolute;mso-position-vertical-relative:text" from="136.1pt,14.15pt" to="542.2pt,14.15pt" o:gfxdata="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" strokecolor="#ebe9ea" strokeweight=".72pt">
+                <v:stroke joinstyle="miter"/>
               </v:line>
             </w:pict>
           </mc:Fallback>
@@ -1071,26 +831,26 @@
       </w:r>
       <w:r>
         <w:rPr>
-          <w:rFonts w:hint="eastAsia" w:ascii="微软雅黑" w:hAnsi="微软雅黑" w:eastAsia="微软雅黑" w:cs="微软雅黑"/>
+          <w:rFonts w:ascii="微软雅黑" w:eastAsia="微软雅黑" w:hAnsi="微软雅黑" w:cs="微软雅黑" w:hint="eastAsia"/>
           <w:sz w:val="26"/>
-          <w:lang w:val="en-US" w:eastAsia="zh-CN"/>
         </w:rPr>
         <w:t>实习</w:t>
       </w:r>
       <w:r>
         <w:rPr>
-          <w:rFonts w:ascii="微软雅黑" w:hAnsi="微软雅黑" w:eastAsia="微软雅黑" w:cs="微软雅黑"/>
+          <w:rFonts w:ascii="微软雅黑" w:eastAsia="微软雅黑" w:hAnsi="微软雅黑" w:cs="微软雅黑"/>
           <w:sz w:val="26"/>
         </w:rPr>
         <w:t>经历</w:t>
       </w:r>
       <w:r>
         <w:rPr>
-          <w:rFonts w:ascii="微软雅黑" w:hAnsi="微软雅黑" w:eastAsia="微软雅黑" w:cs="微软雅黑"/>
+          <w:rFonts w:ascii="微软雅黑" w:eastAsia="微软雅黑" w:hAnsi="微软雅黑" w:cs="微软雅黑"/>
+          <w:noProof/>
           <w:sz w:val="26"/>
         </w:rPr>
         <w:drawing>
-          <wp:anchor distT="0" distB="0" distL="114300" distR="114300" simplePos="0" relativeHeight="251659264" behindDoc="1" locked="0" layoutInCell="1" allowOverlap="1">
+          <wp:anchor distT="0" distB="0" distL="114300" distR="114300" simplePos="0" relativeHeight="251649536" behindDoc="1" locked="0" layoutInCell="1" allowOverlap="1" wp14:anchorId="7A0B355D" wp14:editId="1B0B2FB7">
             <wp:simplePos x="0" y="0"/>
             <wp:positionH relativeFrom="column">
               <wp:posOffset>0</wp:posOffset>
@@ -1115,7 +875,7 @@
                     </pic:cNvPicPr>
                   </pic:nvPicPr>
                   <pic:blipFill>
-                    <a:blip r:embed="rId6"/>
+                    <a:blip r:embed="rId10"/>
                     <a:stretch>
                       <a:fillRect/>
                     </a:stretch>
@@ -1136,8 +896,11 @@
         </w:drawing>
       </w:r>
       <w:r>
+        <w:rPr>
+          <w:noProof/>
+        </w:rPr>
         <w:drawing>
-          <wp:anchor distT="0" distB="0" distL="114300" distR="114300" simplePos="0" relativeHeight="251659264" behindDoc="0" locked="0" layoutInCell="1" allowOverlap="1">
+          <wp:anchor distT="0" distB="0" distL="114300" distR="114300" simplePos="0" relativeHeight="251650560" behindDoc="0" locked="0" layoutInCell="1" allowOverlap="1" wp14:anchorId="17324DEF" wp14:editId="7FE4841D">
             <wp:simplePos x="0" y="0"/>
             <wp:positionH relativeFrom="column">
               <wp:posOffset>36830</wp:posOffset>
@@ -1162,10 +925,10 @@
                     </pic:cNvPicPr>
                   </pic:nvPicPr>
                   <pic:blipFill>
-                    <a:blip r:embed="rId9">
+                    <a:blip r:embed="rId13">
                       <a:extLst>
                         <a:ext uri="{96DAC541-7B7A-43D3-8B79-37D633B846F1}">
-                          <asvg:svgBlip xmlns:asvg="http://schemas.microsoft.com/office/drawing/2016/SVG/main" r:embed="rId10"/>
+                          <asvg:svgBlip xmlns:asvg="http://schemas.microsoft.com/office/drawing/2016/SVG/main" r:embed="rId14"/>
                         </a:ext>
                       </a:extLst>
                     </a:blip>
@@ -1191,12 +954,7 @@
     </w:p>
     <w:p>
       <w:pPr>
-        <w:spacing w:before="0" w:after="0" w:line="152" w:lineRule="exact"/>
-        <w:rPr>
-          <w:rFonts w:hint="default"/>
-          <w:sz w:val="21"/>
-          <w:lang w:val="en-US"/>
-        </w:rPr>
+        <w:spacing w:line="152" w:lineRule="exact"/>
       </w:pPr>
     </w:p>
     <w:p>
@@ -1204,17 +962,13 @@
         <w:tabs>
           <w:tab w:val="right" w:pos="10860"/>
         </w:tabs>
-        <w:spacing w:before="0" w:after="0" w:line="377" w:lineRule="exact"/>
+        <w:spacing w:line="377" w:lineRule="exact"/>
         <w:jc w:val="left"/>
         <w:textAlignment w:val="center"/>
-        <w:rPr>
-          <w:rFonts w:hint="default"/>
-          <w:lang w:val="en-US"/>
-        </w:rPr>
-      </w:pPr>
-      <w:r>
-        <w:rPr>
-          <w:rFonts w:ascii="微软雅黑" w:hAnsi="微软雅黑" w:eastAsia="微软雅黑" w:cs="微软雅黑"/>
+      </w:pPr>
+      <w:r>
+        <w:rPr>
+          <w:rFonts w:ascii="微软雅黑" w:eastAsia="微软雅黑" w:hAnsi="微软雅黑" w:cs="微软雅黑"/>
           <w:b/>
           <w:sz w:val="22"/>
         </w:rPr>
@@ -1222,51 +976,50 @@
       </w:r>
       <w:r>
         <w:rPr>
-          <w:rFonts w:hint="eastAsia" w:ascii="微软雅黑" w:hAnsi="微软雅黑" w:eastAsia="微软雅黑" w:cs="微软雅黑"/>
+          <w:rFonts w:ascii="微软雅黑" w:eastAsia="微软雅黑" w:hAnsi="微软雅黑" w:cs="微软雅黑" w:hint="eastAsia"/>
           <w:b/>
           <w:sz w:val="22"/>
         </w:rPr>
-        <w:t xml:space="preserve"> </w:t>
-      </w:r>
-      <w:r>
-        <w:rPr>
-          <w:rFonts w:hint="eastAsia" w:ascii="微软雅黑" w:hAnsi="微软雅黑" w:eastAsia="微软雅黑" w:cs="微软雅黑"/>
+        <w:t xml:space="preserve">   安徽鼎校教育科技有限公司 | </w:t>
+      </w:r>
+      <w:r>
+        <w:rPr>
+          <w:rFonts w:ascii="微软雅黑" w:eastAsia="微软雅黑" w:hAnsi="微软雅黑" w:cs="微软雅黑" w:hint="eastAsia"/>
+          <w:bCs/>
+          <w:sz w:val="22"/>
+        </w:rPr>
+        <w:t xml:space="preserve">产品经理实习生（C </w:t>
+      </w:r>
+      <w:proofErr w:type="gramStart"/>
+      <w:r>
+        <w:rPr>
+          <w:rFonts w:ascii="微软雅黑" w:eastAsia="微软雅黑" w:hAnsi="微软雅黑" w:cs="微软雅黑" w:hint="eastAsia"/>
+          <w:bCs/>
+          <w:sz w:val="22"/>
+        </w:rPr>
+        <w:t>端用户</w:t>
+      </w:r>
+      <w:proofErr w:type="gramEnd"/>
+      <w:r>
+        <w:rPr>
+          <w:rFonts w:ascii="微软雅黑" w:eastAsia="微软雅黑" w:hAnsi="微软雅黑" w:cs="微软雅黑" w:hint="eastAsia"/>
+          <w:bCs/>
+          <w:sz w:val="22"/>
+        </w:rPr>
+        <w:t>增长方向）</w:t>
+      </w:r>
+      <w:r>
+        <w:rPr>
+          <w:rFonts w:ascii="微软雅黑" w:eastAsia="微软雅黑" w:hAnsi="微软雅黑" w:cs="微软雅黑" w:hint="eastAsia"/>
           <w:b/>
           <w:sz w:val="22"/>
-          <w:lang w:val="en-US" w:eastAsia="zh-CN"/>
-        </w:rPr>
-        <w:t xml:space="preserve">  </w:t>
-      </w:r>
-      <w:r>
-        <w:rPr>
-          <w:rFonts w:hint="eastAsia" w:ascii="微软雅黑" w:hAnsi="微软雅黑" w:eastAsia="微软雅黑" w:cs="微软雅黑"/>
-          <w:b/>
-          <w:sz w:val="22"/>
-        </w:rPr>
-        <w:t xml:space="preserve">安徽鼎校教育科技有限公司 | </w:t>
-      </w:r>
-      <w:r>
-        <w:rPr>
-          <w:rFonts w:hint="eastAsia" w:ascii="微软雅黑" w:hAnsi="微软雅黑" w:eastAsia="微软雅黑" w:cs="微软雅黑"/>
-          <w:b w:val="0"/>
-          <w:bCs/>
-          <w:sz w:val="22"/>
-        </w:rPr>
-        <w:t>产品经理实习生（C 端用户增长方向）</w:t>
-      </w:r>
-      <w:r>
-        <w:rPr>
-          <w:rFonts w:hint="eastAsia" w:ascii="微软雅黑" w:hAnsi="微软雅黑" w:eastAsia="微软雅黑" w:cs="微软雅黑"/>
-          <w:b/>
-          <w:sz w:val="22"/>
         </w:rPr>
         <w:t xml:space="preserve"> </w:t>
       </w:r>
     </w:p>
     <w:p>
       <w:pPr>
-        <w:spacing w:before="0" w:after="0" w:line="71" w:lineRule="exact"/>
-        <w:ind w:left="0"/>
+        <w:spacing w:line="71" w:lineRule="exact"/>
         <w:jc w:val="left"/>
       </w:pPr>
     </w:p>
@@ -1274,368 +1027,429 @@
       <w:pPr>
         <w:numPr>
           <w:ilvl w:val="0"/>
-          <w:numId w:val="1"/>
+          <w:numId w:val="3"/>
         </w:numPr>
-        <w:spacing w:before="0" w:after="0" w:line="377" w:lineRule="exact"/>
+        <w:tabs>
+          <w:tab w:val="num" w:pos="720"/>
+        </w:tabs>
+        <w:spacing w:line="377" w:lineRule="exact"/>
         <w:textAlignment w:val="center"/>
-      </w:pPr>
-      <w:r>
-        <w:rPr>
-          <w:rFonts w:hint="eastAsia" w:ascii="微软雅黑" w:hAnsi="微软雅黑" w:eastAsia="微软雅黑" w:cs="微软雅黑"/>
-          <w:b/>
-          <w:color w:val="666666"/>
-          <w:sz w:val="20"/>
-          <w:lang w:val="en-US" w:eastAsia="zh-CN"/>
-        </w:rPr>
-        <w:t>任务</w:t>
-      </w:r>
-      <w:r>
-        <w:rPr>
-          <w:rFonts w:ascii="微软雅黑" w:hAnsi="微软雅黑" w:eastAsia="微软雅黑" w:cs="微软雅黑"/>
-          <w:b/>
-          <w:color w:val="666666"/>
-          <w:sz w:val="20"/>
-        </w:rPr>
-        <w:t>:</w:t>
-      </w:r>
-      <w:r>
-        <w:rPr>
-          <w:rFonts w:ascii="微软雅黑" w:hAnsi="微软雅黑" w:eastAsia="微软雅黑" w:cs="微软雅黑"/>
-          <w:color w:val="666666"/>
-          <w:sz w:val="20"/>
-        </w:rPr>
-        <w:t xml:space="preserve"> </w:t>
-      </w:r>
-      <w:r>
-        <w:rPr>
-          <w:rFonts w:hint="eastAsia" w:ascii="微软雅黑" w:hAnsi="微软雅黑" w:eastAsia="微软雅黑" w:cs="微软雅黑"/>
-          <w:color w:val="666666"/>
-          <w:sz w:val="20"/>
-          <w:lang w:val="en-US" w:eastAsia="zh-CN"/>
-        </w:rPr>
-        <w:t>公司教育 APP 面临用户拉新成本高、自然增长乏力、老用户裂变意愿低的核心痛点</w:t>
-      </w:r>
-      <w:r>
-        <w:rPr>
-          <w:rFonts w:ascii="微软雅黑" w:hAnsi="微软雅黑" w:eastAsia="微软雅黑" w:cs="微软雅黑"/>
-          <w:color w:val="666666"/>
-          <w:sz w:val="20"/>
-        </w:rPr>
-        <w:t>。</w:t>
-      </w:r>
-      <w:r>
-        <w:rPr>
-          <w:rFonts w:hint="eastAsia" w:ascii="微软雅黑" w:hAnsi="微软雅黑" w:eastAsia="微软雅黑" w:cs="微软雅黑"/>
-          <w:b/>
-          <w:bCs/>
-          <w:color w:val="666666"/>
-          <w:sz w:val="20"/>
-        </w:rPr>
-        <w:t>负责C 端APP用户增长模块</w:t>
-      </w:r>
-      <w:r>
-        <w:rPr>
-          <w:rFonts w:hint="eastAsia" w:ascii="微软雅黑" w:hAnsi="微软雅黑" w:eastAsia="微软雅黑" w:cs="微软雅黑"/>
-          <w:color w:val="666666"/>
-          <w:sz w:val="20"/>
-        </w:rPr>
-        <w:t>优化</w:t>
-      </w:r>
-      <w:r>
-        <w:rPr>
-          <w:rFonts w:hint="eastAsia" w:ascii="微软雅黑" w:hAnsi="微软雅黑" w:eastAsia="微软雅黑" w:cs="微软雅黑"/>
-          <w:color w:val="666666"/>
-          <w:sz w:val="20"/>
-          <w:lang w:eastAsia="zh-CN"/>
-        </w:rPr>
-        <w:t>，</w:t>
-      </w:r>
-      <w:r>
-        <w:rPr>
-          <w:rFonts w:hint="eastAsia" w:ascii="微软雅黑" w:hAnsi="微软雅黑" w:eastAsia="微软雅黑" w:cs="微软雅黑"/>
-          <w:color w:val="666666"/>
-          <w:sz w:val="20"/>
-          <w:lang w:val="en-US" w:eastAsia="zh-CN"/>
-        </w:rPr>
-        <w:t>搭建低成本、高效率的用户裂变增长体系，优化用户增长模块，提升拉新转化效率</w:t>
-      </w:r>
-      <w:r>
-        <w:rPr>
-          <w:rFonts w:ascii="微软雅黑" w:hAnsi="微软雅黑" w:eastAsia="微软雅黑" w:cs="微软雅黑"/>
-          <w:color w:val="666666"/>
-          <w:sz w:val="20"/>
-        </w:rPr>
-        <w:t>。</w:t>
+        <w:rPr>
+          <w:rFonts w:ascii="微软雅黑" w:eastAsia="微软雅黑" w:hAnsi="微软雅黑" w:hint="eastAsia"/>
+          <w:sz w:val="20"/>
+          <w:szCs w:val="20"/>
+        </w:rPr>
+      </w:pPr>
+      <w:r>
+        <w:rPr>
+          <w:rFonts w:ascii="微软雅黑" w:eastAsia="微软雅黑" w:hAnsi="微软雅黑" w:cs="微软雅黑"/>
+          <w:color w:val="666666"/>
+          <w:sz w:val="20"/>
+        </w:rPr>
+        <w:t>背景</w:t>
+      </w:r>
+      <w:r>
+        <w:rPr>
+          <w:rFonts w:ascii="微软雅黑" w:eastAsia="微软雅黑" w:hAnsi="微软雅黑"/>
+          <w:sz w:val="20"/>
+          <w:szCs w:val="20"/>
+        </w:rPr>
+        <w:t xml:space="preserve">: </w:t>
+      </w:r>
+      <w:proofErr w:type="gramStart"/>
+      <w:r>
+        <w:rPr>
+          <w:rFonts w:ascii="微软雅黑" w:eastAsia="微软雅黑" w:hAnsi="微软雅黑"/>
+          <w:sz w:val="20"/>
+          <w:szCs w:val="20"/>
+        </w:rPr>
+        <w:t>鼎校甄选</w:t>
+      </w:r>
+      <w:proofErr w:type="gramEnd"/>
+      <w:r>
+        <w:rPr>
+          <w:rFonts w:ascii="微软雅黑" w:eastAsia="微软雅黑" w:hAnsi="微软雅黑"/>
+          <w:sz w:val="20"/>
+          <w:szCs w:val="20"/>
+        </w:rPr>
+        <w:t>教育APP</w:t>
+      </w:r>
+      <w:proofErr w:type="gramStart"/>
+      <w:r>
+        <w:rPr>
+          <w:rFonts w:ascii="微软雅黑" w:eastAsia="微软雅黑" w:hAnsi="微软雅黑"/>
+          <w:sz w:val="20"/>
+          <w:szCs w:val="20"/>
+        </w:rPr>
+        <w:t>日活中</w:t>
+      </w:r>
+      <w:proofErr w:type="gramEnd"/>
+      <w:r>
+        <w:rPr>
+          <w:rFonts w:ascii="微软雅黑" w:eastAsia="微软雅黑" w:hAnsi="微软雅黑"/>
+          <w:sz w:val="20"/>
+          <w:szCs w:val="20"/>
+        </w:rPr>
+        <w:t>主动学习用户占比仅35%，学员学习粘性不足、续费率增长乏力，需搭建积分激励体系提升学习活跃度和商业转化。</w:t>
       </w:r>
     </w:p>
     <w:p>
       <w:pPr>
         <w:numPr>
           <w:ilvl w:val="0"/>
-          <w:numId w:val="1"/>
+          <w:numId w:val="3"/>
         </w:numPr>
-        <w:spacing w:before="0" w:after="0" w:line="377" w:lineRule="exact"/>
+        <w:tabs>
+          <w:tab w:val="num" w:pos="720"/>
+        </w:tabs>
+        <w:spacing w:line="377" w:lineRule="exact"/>
         <w:textAlignment w:val="center"/>
-      </w:pPr>
-      <w:r>
-        <w:rPr>
-          <w:rFonts w:hint="eastAsia" w:ascii="微软雅黑" w:hAnsi="微软雅黑" w:eastAsia="微软雅黑" w:cs="微软雅黑"/>
-          <w:b/>
-          <w:color w:val="666666"/>
-          <w:sz w:val="20"/>
-          <w:lang w:val="en-US" w:eastAsia="zh-CN"/>
-        </w:rPr>
-        <w:t>行动</w:t>
-      </w:r>
-      <w:r>
-        <w:rPr>
-          <w:rFonts w:ascii="微软雅黑" w:hAnsi="微软雅黑" w:eastAsia="微软雅黑" w:cs="微软雅黑"/>
-          <w:color w:val="666666"/>
-          <w:sz w:val="20"/>
-        </w:rPr>
-        <w:t xml:space="preserve">: </w:t>
-      </w:r>
-      <w:r>
-        <w:rPr>
-          <w:rFonts w:hint="eastAsia" w:ascii="微软雅黑" w:hAnsi="微软雅黑" w:eastAsia="微软雅黑" w:cs="微软雅黑"/>
-          <w:color w:val="666666"/>
-          <w:sz w:val="20"/>
-          <w:lang w:val="en-US" w:eastAsia="zh-CN"/>
-        </w:rPr>
-        <w:t>1）</w:t>
-      </w:r>
-      <w:r>
-        <w:rPr>
-          <w:rFonts w:ascii="微软雅黑" w:hAnsi="微软雅黑" w:eastAsia="微软雅黑" w:cs="微软雅黑"/>
-          <w:color w:val="666666"/>
-          <w:sz w:val="20"/>
-        </w:rPr>
-        <w:t>对标拼多多、瑞幸等头部平台裂变玩法，完成深度竞品分析报告，拆解行业成熟增长模型，结合教育产品用户特</w:t>
-      </w:r>
-      <w:r>
-        <w:rPr>
-          <w:rFonts w:hint="eastAsia" w:ascii="微软雅黑" w:hAnsi="微软雅黑" w:eastAsia="微软雅黑" w:cs="微软雅黑"/>
-          <w:color w:val="666666"/>
-          <w:sz w:val="20"/>
-          <w:lang w:val="en-US" w:eastAsia="zh-CN"/>
-        </w:rPr>
-        <w:t xml:space="preserve">     </w:t>
-      </w:r>
-      <w:r>
-        <w:rPr>
-          <w:rFonts w:ascii="微软雅黑" w:hAnsi="微软雅黑" w:eastAsia="微软雅黑" w:cs="微软雅黑"/>
-          <w:color w:val="666666"/>
-          <w:sz w:val="20"/>
-        </w:rPr>
-        <w:t>性，确定「邀请新用户得积分」的阶梯式裂变核心玩法</w:t>
-      </w:r>
-      <w:r>
-        <w:rPr>
-          <w:rFonts w:hint="eastAsia" w:ascii="微软雅黑" w:hAnsi="微软雅黑" w:eastAsia="微软雅黑" w:cs="微软雅黑"/>
-          <w:color w:val="666666"/>
-          <w:sz w:val="20"/>
-          <w:lang w:eastAsia="zh-CN"/>
-        </w:rPr>
-        <w:t>；</w:t>
+        <w:rPr>
+          <w:rFonts w:ascii="微软雅黑" w:eastAsia="微软雅黑" w:hAnsi="微软雅黑" w:hint="eastAsia"/>
+          <w:sz w:val="20"/>
+          <w:szCs w:val="20"/>
+        </w:rPr>
+      </w:pPr>
+      <w:r>
+        <w:rPr>
+          <w:rFonts w:ascii="微软雅黑" w:eastAsia="微软雅黑" w:hAnsi="微软雅黑"/>
+          <w:sz w:val="20"/>
+          <w:szCs w:val="20"/>
+        </w:rPr>
+        <w:t>任务: 负责积分商城从0到1的产品设计与迭代优化，搭建覆盖"学习-积分-兑换-转化"的完整激励闭环，提升学员学习留存与课程续费率。</w:t>
       </w:r>
     </w:p>
     <w:p>
       <w:pPr>
         <w:numPr>
           <w:ilvl w:val="0"/>
-          <w:numId w:val="2"/>
+          <w:numId w:val="3"/>
         </w:numPr>
-        <w:spacing w:before="0" w:after="0" w:line="377" w:lineRule="exact"/>
-        <w:ind w:left="700" w:leftChars="0" w:firstLine="0" w:firstLineChars="0"/>
+        <w:tabs>
+          <w:tab w:val="num" w:pos="720"/>
+        </w:tabs>
+        <w:spacing w:line="377" w:lineRule="exact"/>
         <w:textAlignment w:val="center"/>
         <w:rPr>
-          <w:rFonts w:ascii="微软雅黑" w:hAnsi="微软雅黑" w:eastAsia="微软雅黑" w:cs="微软雅黑"/>
-          <w:color w:val="666666"/>
-          <w:sz w:val="20"/>
-        </w:rPr>
-      </w:pPr>
-      <w:r>
-        <w:rPr>
-          <w:rFonts w:hint="eastAsia" w:ascii="微软雅黑" w:hAnsi="微软雅黑" w:eastAsia="微软雅黑" w:cs="微软雅黑"/>
-          <w:color w:val="666666"/>
-          <w:sz w:val="20"/>
-        </w:rPr>
-        <w:t>重构产品奖励体系，设计</w:t>
-      </w:r>
-      <w:r>
-        <w:rPr>
-          <w:rFonts w:hint="eastAsia" w:ascii="微软雅黑" w:hAnsi="微软雅黑" w:eastAsia="微软雅黑" w:cs="微软雅黑"/>
-          <w:b/>
-          <w:bCs/>
-          <w:color w:val="666666"/>
-          <w:sz w:val="20"/>
-        </w:rPr>
-        <w:t>阶梯式奖励 + 即时反馈激励机制</w:t>
-      </w:r>
-      <w:r>
-        <w:rPr>
-          <w:rFonts w:hint="eastAsia" w:ascii="微软雅黑" w:hAnsi="微软雅黑" w:eastAsia="微软雅黑" w:cs="微软雅黑"/>
-          <w:color w:val="666666"/>
-          <w:sz w:val="20"/>
-        </w:rPr>
-        <w:t>，独立输出完整的 PRD 需求文档，使用 Axure 完成高保真原型设计，覆盖用户邀请、奖励发放、积分兑换全链路操作流程；</w:t>
+          <w:rFonts w:ascii="微软雅黑" w:eastAsia="微软雅黑" w:hAnsi="微软雅黑" w:hint="eastAsia"/>
+          <w:sz w:val="20"/>
+          <w:szCs w:val="20"/>
+        </w:rPr>
+      </w:pPr>
+      <w:r>
+        <w:rPr>
+          <w:rFonts w:ascii="微软雅黑" w:eastAsia="微软雅黑" w:hAnsi="微软雅黑"/>
+          <w:sz w:val="20"/>
+          <w:szCs w:val="20"/>
+        </w:rPr>
+        <w:t xml:space="preserve">行动: </w:t>
+      </w:r>
+      <w:r>
+        <w:rPr>
+          <w:rFonts w:ascii="微软雅黑" w:eastAsia="微软雅黑" w:hAnsi="微软雅黑" w:hint="eastAsia"/>
+          <w:sz w:val="20"/>
+          <w:szCs w:val="20"/>
+        </w:rPr>
+        <w:t xml:space="preserve"> </w:t>
+      </w:r>
+      <w:r>
+        <w:rPr>
+          <w:rFonts w:ascii="微软雅黑" w:eastAsia="微软雅黑" w:hAnsi="微软雅黑"/>
+          <w:sz w:val="20"/>
+          <w:szCs w:val="20"/>
+        </w:rPr>
+        <w:t>1）深度访谈50组学员家长，分析积分使用痛点（入口深、活动少、激励弱），输出需求分析报告，确定"学习行为积分化+积分兑换课程优惠"的核心策略；</w:t>
+      </w:r>
+    </w:p>
+    <w:p>
+      <w:pPr>
+        <w:spacing w:line="377" w:lineRule="exact"/>
+        <w:ind w:left="420" w:firstLine="420"/>
+        <w:textAlignment w:val="center"/>
+        <w:rPr>
+          <w:rFonts w:ascii="微软雅黑" w:eastAsia="微软雅黑" w:hAnsi="微软雅黑" w:hint="eastAsia"/>
+          <w:sz w:val="20"/>
+          <w:szCs w:val="20"/>
+        </w:rPr>
+      </w:pPr>
+      <w:r>
+        <w:rPr>
+          <w:rFonts w:ascii="微软雅黑" w:eastAsia="微软雅黑" w:hAnsi="微软雅黑"/>
+          <w:sz w:val="20"/>
+          <w:szCs w:val="20"/>
+        </w:rPr>
+        <w:t>2）设计积分规则引擎，支持学习行为、交易行为、互动行为多维度积分获取；针对"</w:t>
+      </w:r>
+      <w:proofErr w:type="gramStart"/>
+      <w:r>
+        <w:rPr>
+          <w:rFonts w:ascii="微软雅黑" w:eastAsia="微软雅黑" w:hAnsi="微软雅黑"/>
+          <w:sz w:val="20"/>
+          <w:szCs w:val="20"/>
+        </w:rPr>
+        <w:t>购课返</w:t>
+      </w:r>
+      <w:proofErr w:type="gramEnd"/>
+      <w:r>
+        <w:rPr>
+          <w:rFonts w:ascii="微软雅黑" w:eastAsia="微软雅黑" w:hAnsi="微软雅黑"/>
+          <w:sz w:val="20"/>
+          <w:szCs w:val="20"/>
+        </w:rPr>
+        <w:t>积分"场景设计积分冻结机制（学习进度达50%后解冻），有效防止</w:t>
+      </w:r>
+      <w:proofErr w:type="gramStart"/>
+      <w:r>
+        <w:rPr>
+          <w:rFonts w:ascii="微软雅黑" w:eastAsia="微软雅黑" w:hAnsi="微软雅黑"/>
+          <w:sz w:val="20"/>
+          <w:szCs w:val="20"/>
+        </w:rPr>
+        <w:t>薅</w:t>
+      </w:r>
+      <w:proofErr w:type="gramEnd"/>
+      <w:r>
+        <w:rPr>
+          <w:rFonts w:ascii="微软雅黑" w:eastAsia="微软雅黑" w:hAnsi="微软雅黑"/>
+          <w:sz w:val="20"/>
+          <w:szCs w:val="20"/>
+        </w:rPr>
+        <w:t>羊毛风险；</w:t>
+      </w:r>
+    </w:p>
+    <w:p>
+      <w:pPr>
+        <w:spacing w:line="377" w:lineRule="exact"/>
+        <w:ind w:left="420" w:firstLineChars="210" w:firstLine="420"/>
+        <w:textAlignment w:val="center"/>
+        <w:rPr>
+          <w:rFonts w:ascii="微软雅黑" w:eastAsia="微软雅黑" w:hAnsi="微软雅黑" w:hint="eastAsia"/>
+          <w:sz w:val="20"/>
+          <w:szCs w:val="20"/>
+        </w:rPr>
+      </w:pPr>
+      <w:r>
+        <w:rPr>
+          <w:rFonts w:ascii="微软雅黑" w:eastAsia="微软雅黑" w:hAnsi="微软雅黑"/>
+          <w:sz w:val="20"/>
+          <w:szCs w:val="20"/>
+        </w:rPr>
+        <w:t>3）独立完成C端积分商城、B端运营后台的原型设计与PRD文档，覆盖积分获取、商品兑换、订单管理、数据看板等核心模块，推动首页签到入口、连续学习双倍积分等2.0迭代功能上线；</w:t>
+      </w:r>
+    </w:p>
+    <w:p>
+      <w:pPr>
+        <w:spacing w:line="377" w:lineRule="exact"/>
+        <w:ind w:left="420" w:firstLine="420"/>
+        <w:textAlignment w:val="center"/>
+        <w:rPr>
+          <w:rFonts w:ascii="微软雅黑" w:eastAsia="微软雅黑" w:hAnsi="微软雅黑" w:hint="eastAsia"/>
+          <w:sz w:val="20"/>
+          <w:szCs w:val="20"/>
+        </w:rPr>
+      </w:pPr>
+      <w:r>
+        <w:rPr>
+          <w:rFonts w:ascii="微软雅黑" w:eastAsia="微软雅黑" w:hAnsi="微软雅黑"/>
+          <w:sz w:val="20"/>
+          <w:szCs w:val="20"/>
+        </w:rPr>
+        <w:t>4）</w:t>
+      </w:r>
+      <w:proofErr w:type="gramStart"/>
+      <w:r>
+        <w:rPr>
+          <w:rFonts w:ascii="微软雅黑" w:eastAsia="微软雅黑" w:hAnsi="微软雅黑"/>
+          <w:sz w:val="20"/>
+          <w:szCs w:val="20"/>
+        </w:rPr>
+        <w:t>规划全</w:t>
+      </w:r>
+      <w:proofErr w:type="gramEnd"/>
+      <w:r>
+        <w:rPr>
+          <w:rFonts w:ascii="微软雅黑" w:eastAsia="微软雅黑" w:hAnsi="微软雅黑"/>
+          <w:sz w:val="20"/>
+          <w:szCs w:val="20"/>
+        </w:rPr>
+        <w:t>流程数据埋点，搭建积分成本监控体系，设置每日发放上限、单人获取上限、365天过期回收</w:t>
+      </w:r>
+      <w:proofErr w:type="gramStart"/>
+      <w:r>
+        <w:rPr>
+          <w:rFonts w:ascii="微软雅黑" w:eastAsia="微软雅黑" w:hAnsi="微软雅黑"/>
+          <w:sz w:val="20"/>
+          <w:szCs w:val="20"/>
+        </w:rPr>
+        <w:t>等风控规则</w:t>
+      </w:r>
+      <w:proofErr w:type="gramEnd"/>
+      <w:r>
+        <w:rPr>
+          <w:rFonts w:ascii="微软雅黑" w:eastAsia="微软雅黑" w:hAnsi="微软雅黑"/>
+          <w:sz w:val="20"/>
+          <w:szCs w:val="20"/>
+        </w:rPr>
+        <w:t>，确保5万+合伙人模式下的成本可控。</w:t>
       </w:r>
     </w:p>
     <w:p>
       <w:pPr>
         <w:numPr>
           <w:ilvl w:val="0"/>
-          <w:numId w:val="2"/>
+          <w:numId w:val="3"/>
         </w:numPr>
-        <w:spacing w:before="0" w:after="0" w:line="377" w:lineRule="exact"/>
-        <w:ind w:left="700" w:leftChars="0" w:firstLine="0" w:firstLineChars="0"/>
+        <w:tabs>
+          <w:tab w:val="num" w:pos="720"/>
+        </w:tabs>
+        <w:spacing w:line="377" w:lineRule="exact"/>
         <w:textAlignment w:val="center"/>
         <w:rPr>
-          <w:rFonts w:hint="default" w:ascii="微软雅黑" w:hAnsi="微软雅黑" w:eastAsia="微软雅黑" w:cs="微软雅黑"/>
-          <w:color w:val="666666"/>
-          <w:sz w:val="20"/>
-          <w:lang w:val="en-US"/>
-        </w:rPr>
-      </w:pPr>
-      <w:r>
-        <w:rPr>
-          <w:rFonts w:hint="default" w:ascii="微软雅黑" w:hAnsi="微软雅黑" w:eastAsia="微软雅黑" w:cs="微软雅黑"/>
-          <w:color w:val="666666"/>
-          <w:sz w:val="20"/>
-          <w:lang w:val="en-US"/>
-        </w:rPr>
-        <w:t>规划全流程数据埋点方案，明确拉新数、分享率、兑换率等核心数据指标，为效果验证、数据复盘与产品持续迭代提供支撑</w:t>
-      </w:r>
-    </w:p>
-    <w:p>
-      <w:pPr>
+          <w:rFonts w:ascii="微软雅黑" w:eastAsia="微软雅黑" w:hAnsi="微软雅黑" w:hint="eastAsia"/>
+          <w:sz w:val="20"/>
+          <w:szCs w:val="20"/>
+        </w:rPr>
+      </w:pPr>
+      <w:r>
+        <w:rPr>
+          <w:rFonts w:ascii="微软雅黑" w:eastAsia="微软雅黑" w:hAnsi="微软雅黑"/>
+          <w:sz w:val="20"/>
+          <w:szCs w:val="20"/>
+        </w:rPr>
+        <w:t>结果: 1）积分商城2.0上线后，积分</w:t>
+      </w:r>
+      <w:proofErr w:type="gramStart"/>
+      <w:r>
+        <w:rPr>
+          <w:rFonts w:ascii="微软雅黑" w:eastAsia="微软雅黑" w:hAnsi="微软雅黑"/>
+          <w:sz w:val="20"/>
+          <w:szCs w:val="20"/>
+        </w:rPr>
+        <w:t>活动日活提升</w:t>
+      </w:r>
+      <w:proofErr w:type="gramEnd"/>
+      <w:r>
+        <w:rPr>
+          <w:rFonts w:ascii="微软雅黑" w:eastAsia="微软雅黑" w:hAnsi="微软雅黑"/>
+          <w:sz w:val="20"/>
+          <w:szCs w:val="20"/>
+        </w:rPr>
+        <w:t>至APP</w:t>
+      </w:r>
+      <w:proofErr w:type="gramStart"/>
+      <w:r>
+        <w:rPr>
+          <w:rFonts w:ascii="微软雅黑" w:eastAsia="微软雅黑" w:hAnsi="微软雅黑"/>
+          <w:sz w:val="20"/>
+          <w:szCs w:val="20"/>
+        </w:rPr>
+        <w:t>日活的</w:t>
+      </w:r>
+      <w:proofErr w:type="gramEnd"/>
+      <w:r>
+        <w:rPr>
+          <w:rFonts w:ascii="微软雅黑" w:eastAsia="微软雅黑" w:hAnsi="微软雅黑"/>
+          <w:sz w:val="20"/>
+          <w:szCs w:val="20"/>
+        </w:rPr>
+        <w:t>8%（较1.0版本提升21%），学员7日学习留存率从52%提升至61%；</w:t>
+      </w:r>
+    </w:p>
+    <w:p>
+      <w:pPr>
+        <w:pStyle w:val="a8"/>
         <w:numPr>
           <w:ilvl w:val="0"/>
-          <w:numId w:val="1"/>
+          <w:numId w:val="8"/>
         </w:numPr>
-        <w:spacing w:before="0" w:after="0" w:line="377" w:lineRule="exact"/>
+        <w:spacing w:line="377" w:lineRule="exact"/>
+        <w:ind w:firstLineChars="0"/>
         <w:textAlignment w:val="center"/>
-      </w:pPr>
-      <w:r>
-        <w:rPr>
-          <w:rFonts w:hint="eastAsia" w:ascii="微软雅黑" w:hAnsi="微软雅黑" w:eastAsia="微软雅黑" w:cs="微软雅黑"/>
-          <w:b/>
-          <w:color w:val="666666"/>
-          <w:sz w:val="20"/>
-          <w:lang w:val="en-US" w:eastAsia="zh-CN"/>
-        </w:rPr>
-        <w:t>成果</w:t>
-      </w:r>
-      <w:r>
-        <w:rPr>
-          <w:rFonts w:ascii="微软雅黑" w:hAnsi="微软雅黑" w:eastAsia="微软雅黑" w:cs="微软雅黑"/>
-          <w:color w:val="666666"/>
-          <w:sz w:val="20"/>
-        </w:rPr>
-        <w:t xml:space="preserve">: </w:t>
-      </w:r>
-      <w:r>
-        <w:rPr>
-          <w:rFonts w:hint="eastAsia" w:ascii="微软雅黑" w:hAnsi="微软雅黑" w:eastAsia="微软雅黑" w:cs="微软雅黑"/>
-          <w:color w:val="666666"/>
-          <w:sz w:val="20"/>
-        </w:rPr>
-        <w:t>裂变增长功能成功上线并稳定运行，用户</w:t>
-      </w:r>
-      <w:r>
-        <w:rPr>
-          <w:rFonts w:hint="eastAsia" w:ascii="微软雅黑" w:hAnsi="微软雅黑" w:eastAsia="微软雅黑" w:cs="微软雅黑"/>
-          <w:b/>
-          <w:bCs/>
-          <w:color w:val="666666"/>
-          <w:sz w:val="20"/>
-        </w:rPr>
-        <w:t>主动分享率提升 45%</w:t>
-      </w:r>
-      <w:r>
-        <w:rPr>
-          <w:rFonts w:hint="eastAsia" w:ascii="微软雅黑" w:hAnsi="微软雅黑" w:eastAsia="微软雅黑" w:cs="微软雅黑"/>
-          <w:color w:val="666666"/>
-          <w:sz w:val="20"/>
-        </w:rPr>
-        <w:t>，单月</w:t>
-      </w:r>
-      <w:r>
-        <w:rPr>
-          <w:rFonts w:hint="eastAsia" w:ascii="微软雅黑" w:hAnsi="微软雅黑" w:eastAsia="微软雅黑" w:cs="微软雅黑"/>
-          <w:b/>
-          <w:bCs/>
-          <w:color w:val="666666"/>
-          <w:sz w:val="20"/>
-        </w:rPr>
-        <w:t>新增用户规模提升 38%</w:t>
-      </w:r>
-      <w:r>
-        <w:rPr>
-          <w:rFonts w:hint="eastAsia" w:ascii="微软雅黑" w:hAnsi="微软雅黑" w:eastAsia="微软雅黑" w:cs="微软雅黑"/>
-          <w:color w:val="666666"/>
-          <w:sz w:val="20"/>
-        </w:rPr>
-        <w:t>，有效降低了平台用户拉新成本</w:t>
-      </w:r>
-      <w:r>
-        <w:rPr>
-          <w:rFonts w:ascii="微软雅黑" w:hAnsi="微软雅黑" w:eastAsia="微软雅黑" w:cs="微软雅黑"/>
-          <w:color w:val="666666"/>
-          <w:sz w:val="20"/>
-        </w:rPr>
-        <w:t>。</w:t>
-      </w:r>
-      <w:r>
-        <w:rPr>
-          <w:rFonts w:hint="eastAsia" w:ascii="微软雅黑" w:hAnsi="微软雅黑" w:eastAsia="微软雅黑" w:cs="微软雅黑"/>
-          <w:color w:val="666666"/>
-          <w:sz w:val="20"/>
-        </w:rPr>
-        <w:t>搭建的用户激励体系显著提升了老用户活跃与分享意愿，</w:t>
-      </w:r>
-      <w:r>
-        <w:rPr>
-          <w:rFonts w:hint="eastAsia" w:ascii="微软雅黑" w:hAnsi="微软雅黑" w:eastAsia="微软雅黑" w:cs="微软雅黑"/>
-          <w:b/>
-          <w:bCs/>
-          <w:color w:val="666666"/>
-          <w:sz w:val="20"/>
-        </w:rPr>
-        <w:t>积分兑换率达 32%</w:t>
-      </w:r>
-      <w:r>
-        <w:rPr>
-          <w:rFonts w:hint="eastAsia" w:ascii="微软雅黑" w:hAnsi="微软雅黑" w:eastAsia="微软雅黑" w:cs="微软雅黑"/>
-          <w:color w:val="666666"/>
-          <w:sz w:val="20"/>
-        </w:rPr>
-        <w:t>，形成 “拉新 - 活跃 - 再裂变” 的用户增长闭环；</w:t>
-      </w:r>
-    </w:p>
-    <w:p>
-      <w:pPr>
-        <w:spacing w:before="0" w:after="0" w:line="290" w:lineRule="exact"/>
-        <w:jc w:val="left"/>
-      </w:pPr>
-    </w:p>
-    <w:p>
-      <w:pPr>
-        <w:spacing w:before="0" w:after="0" w:line="551" w:lineRule="exact"/>
+        <w:rPr>
+          <w:rFonts w:ascii="微软雅黑" w:eastAsia="微软雅黑" w:hAnsi="微软雅黑" w:hint="eastAsia"/>
+          <w:sz w:val="20"/>
+          <w:szCs w:val="20"/>
+        </w:rPr>
+      </w:pPr>
+      <w:r>
+        <w:rPr>
+          <w:rFonts w:ascii="微软雅黑" w:eastAsia="微软雅黑" w:hAnsi="微软雅黑"/>
+          <w:sz w:val="20"/>
+          <w:szCs w:val="20"/>
+        </w:rPr>
+        <w:t>日均兑换订单达200+单（提升150%），其中课程优惠券</w:t>
+      </w:r>
+      <w:proofErr w:type="gramStart"/>
+      <w:r>
+        <w:rPr>
+          <w:rFonts w:ascii="微软雅黑" w:eastAsia="微软雅黑" w:hAnsi="微软雅黑"/>
+          <w:sz w:val="20"/>
+          <w:szCs w:val="20"/>
+        </w:rPr>
+        <w:t>兑换占</w:t>
+      </w:r>
+      <w:proofErr w:type="gramEnd"/>
+      <w:r>
+        <w:rPr>
+          <w:rFonts w:ascii="微软雅黑" w:eastAsia="微软雅黑" w:hAnsi="微软雅黑"/>
+          <w:sz w:val="20"/>
+          <w:szCs w:val="20"/>
+        </w:rPr>
+        <w:t>比60%，带动课程续费率提升3个百分点；</w:t>
+      </w:r>
+    </w:p>
+    <w:p>
+      <w:pPr>
+        <w:spacing w:line="377" w:lineRule="exact"/>
+        <w:ind w:left="620" w:firstLineChars="100" w:firstLine="200"/>
+        <w:textAlignment w:val="center"/>
+        <w:rPr>
+          <w:rFonts w:ascii="微软雅黑" w:eastAsia="微软雅黑" w:hAnsi="微软雅黑" w:hint="eastAsia"/>
+          <w:sz w:val="20"/>
+          <w:szCs w:val="20"/>
+        </w:rPr>
+      </w:pPr>
+      <w:r>
+        <w:rPr>
+          <w:rFonts w:ascii="微软雅黑" w:eastAsia="微软雅黑" w:hAnsi="微软雅黑"/>
+          <w:sz w:val="20"/>
+          <w:szCs w:val="20"/>
+        </w:rPr>
+        <w:t>3）积分激励体系成功支撑5万+合伙人</w:t>
+      </w:r>
+      <w:proofErr w:type="gramStart"/>
+      <w:r>
+        <w:rPr>
+          <w:rFonts w:ascii="微软雅黑" w:eastAsia="微软雅黑" w:hAnsi="微软雅黑"/>
+          <w:sz w:val="20"/>
+          <w:szCs w:val="20"/>
+        </w:rPr>
+        <w:t>轻创业</w:t>
+      </w:r>
+      <w:proofErr w:type="gramEnd"/>
+      <w:r>
+        <w:rPr>
+          <w:rFonts w:ascii="微软雅黑" w:eastAsia="微软雅黑" w:hAnsi="微软雅黑"/>
+          <w:sz w:val="20"/>
+          <w:szCs w:val="20"/>
+        </w:rPr>
+        <w:t>服务模式，成为学员粘性与商业转化的核心抓手。</w:t>
+      </w:r>
+    </w:p>
+    <w:p>
+      <w:pPr>
+        <w:spacing w:line="551" w:lineRule="exact"/>
         <w:ind w:left="682"/>
         <w:textAlignment w:val="center"/>
-        <w:rPr>
-          <w:sz w:val="21"/>
-        </w:rPr>
-      </w:pPr>
-      <w:r>
-        <w:rPr>
-          <w:sz w:val="21"/>
+      </w:pPr>
+      <w:r>
+        <w:rPr>
+          <w:noProof/>
         </w:rPr>
         <mc:AlternateContent>
           <mc:Choice Requires="wps">
             <w:drawing>
-              <wp:anchor distT="0" distB="0" distL="114935" distR="114935" simplePos="0" relativeHeight="251661312" behindDoc="1" locked="0" layoutInCell="1" allowOverlap="1">
+              <wp:anchor distT="0" distB="0" distL="114935" distR="114935" simplePos="0" relativeHeight="251657728" behindDoc="1" locked="0" layoutInCell="1" allowOverlap="1" wp14:anchorId="7CAD58DF" wp14:editId="21376B75">
                 <wp:simplePos x="0" y="0"/>
                 <wp:positionH relativeFrom="column">
                   <wp:posOffset>1728470</wp:posOffset>
@@ -1690,11 +1504,8 @@
           </mc:Choice>
           <mc:Fallback>
             <w:pict>
-              <v:line id="直接连接符 4" o:spid="_x0000_s1026" o:spt="20" style="position:absolute;left:0pt;margin-left:136.1pt;margin-top:14.15pt;height:0pt;width:406.1pt;z-index:-251655168;mso-width-relative:page;mso-height-relative:page;" filled="f" stroked="t" coordsize="21600,21600" o:gfxdata="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">
-                <v:fill on="f" focussize="0,0"/>
-                <v:stroke weight="0.72pt" color="#EBE9EA [3200]" miterlimit="8" joinstyle="miter"/>
-                <v:imagedata o:title=""/>
-                <o:lock v:ext="edit" aspectratio="f"/>
+              <v:line w14:anchorId="12DBA5E3" id="直接连接符 4" o:spid="_x0000_s1026" style="position:absolute;z-index:-251658752;visibility:visible;mso-wrap-style:square;mso-wrap-distance-left:9.05pt;mso-wrap-distance-top:0;mso-wrap-distance-right:9.05pt;mso-wrap-distance-bottom:0;mso-position-horizontal:absolute;mso-position-horizontal-relative:text;mso-position-vertical:absolute;mso-position-vertical-relative:text" from="136.1pt,14.15pt" to="542.2pt,14.15pt" o:gfxdata="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" strokecolor="#ebe9ea" strokeweight=".72pt">
+                <v:stroke joinstyle="miter"/>
               </v:line>
             </w:pict>
           </mc:Fallback>
@@ -1702,18 +1513,19 @@
       </w:r>
       <w:r>
         <w:rPr>
-          <w:rFonts w:ascii="微软雅黑" w:hAnsi="微软雅黑" w:eastAsia="微软雅黑" w:cs="微软雅黑"/>
+          <w:rFonts w:ascii="微软雅黑" w:eastAsia="微软雅黑" w:hAnsi="微软雅黑" w:cs="微软雅黑"/>
           <w:sz w:val="26"/>
         </w:rPr>
         <w:t>项目经历</w:t>
       </w:r>
       <w:r>
         <w:rPr>
-          <w:rFonts w:ascii="微软雅黑" w:hAnsi="微软雅黑" w:eastAsia="微软雅黑" w:cs="微软雅黑"/>
+          <w:rFonts w:ascii="微软雅黑" w:eastAsia="微软雅黑" w:hAnsi="微软雅黑" w:cs="微软雅黑"/>
+          <w:noProof/>
           <w:sz w:val="26"/>
         </w:rPr>
         <w:drawing>
-          <wp:anchor distT="0" distB="0" distL="114300" distR="114300" simplePos="0" relativeHeight="251659264" behindDoc="1" locked="0" layoutInCell="1" allowOverlap="1">
+          <wp:anchor distT="0" distB="0" distL="114300" distR="114300" simplePos="0" relativeHeight="251651584" behindDoc="1" locked="0" layoutInCell="1" allowOverlap="1" wp14:anchorId="66223880" wp14:editId="49DE6DE7">
             <wp:simplePos x="0" y="0"/>
             <wp:positionH relativeFrom="column">
               <wp:posOffset>0</wp:posOffset>
@@ -1738,7 +1550,7 @@
                     </pic:cNvPicPr>
                   </pic:nvPicPr>
                   <pic:blipFill>
-                    <a:blip r:embed="rId6"/>
+                    <a:blip r:embed="rId10"/>
                     <a:stretch>
                       <a:fillRect/>
                     </a:stretch>
@@ -1759,8 +1571,11 @@
         </w:drawing>
       </w:r>
       <w:r>
+        <w:rPr>
+          <w:noProof/>
+        </w:rPr>
         <w:drawing>
-          <wp:anchor distT="0" distB="0" distL="114300" distR="114300" simplePos="0" relativeHeight="251659264" behindDoc="0" locked="0" layoutInCell="1" allowOverlap="1">
+          <wp:anchor distT="0" distB="0" distL="114300" distR="114300" simplePos="0" relativeHeight="251652608" behindDoc="0" locked="0" layoutInCell="1" allowOverlap="1" wp14:anchorId="752B03DE" wp14:editId="0E404A65">
             <wp:simplePos x="0" y="0"/>
             <wp:positionH relativeFrom="column">
               <wp:posOffset>36830</wp:posOffset>
@@ -1785,10 +1600,10 @@
                     </pic:cNvPicPr>
                   </pic:nvPicPr>
                   <pic:blipFill>
-                    <a:blip r:embed="rId11">
+                    <a:blip r:embed="rId15">
                       <a:extLst>
                         <a:ext uri="{96DAC541-7B7A-43D3-8B79-37D633B846F1}">
-                          <asvg:svgBlip xmlns:asvg="http://schemas.microsoft.com/office/drawing/2016/SVG/main" r:embed="rId12"/>
+                          <asvg:svgBlip xmlns:asvg="http://schemas.microsoft.com/office/drawing/2016/SVG/main" r:embed="rId16"/>
                         </a:ext>
                       </a:extLst>
                     </a:blip>
@@ -1814,12 +1629,7 @@
     </w:p>
     <w:p>
       <w:pPr>
-        <w:spacing w:before="0" w:after="0" w:line="152" w:lineRule="exact"/>
-        <w:rPr>
-          <w:rFonts w:hint="default"/>
-          <w:sz w:val="21"/>
-          <w:lang w:val="en-US"/>
-        </w:rPr>
+        <w:spacing w:line="152" w:lineRule="exact"/>
       </w:pPr>
     </w:p>
     <w:p>
@@ -1827,71 +1637,33 @@
         <w:tabs>
           <w:tab w:val="right" w:pos="10860"/>
         </w:tabs>
-        <w:spacing w:before="0" w:after="0" w:line="377" w:lineRule="exact"/>
+        <w:spacing w:line="377" w:lineRule="exact"/>
         <w:jc w:val="left"/>
         <w:textAlignment w:val="center"/>
         <w:rPr>
-          <w:rFonts w:hint="default" w:eastAsia="微软雅黑"/>
-          <w:lang w:val="en-US" w:eastAsia="zh-CN"/>
-        </w:rPr>
-      </w:pPr>
-      <w:r>
-        <w:rPr>
-          <w:rFonts w:hint="eastAsia" w:ascii="微软雅黑" w:hAnsi="微软雅黑" w:eastAsia="微软雅黑" w:cs="微软雅黑"/>
+          <w:rFonts w:eastAsia="微软雅黑"/>
+        </w:rPr>
+      </w:pPr>
+      <w:r>
+        <w:rPr>
+          <w:rFonts w:ascii="微软雅黑" w:eastAsia="微软雅黑" w:hAnsi="微软雅黑" w:cs="微软雅黑" w:hint="eastAsia"/>
           <w:b/>
           <w:sz w:val="22"/>
         </w:rPr>
-        <w:t>20</w:t>
-      </w:r>
-      <w:r>
-        <w:rPr>
-          <w:rFonts w:hint="eastAsia" w:ascii="微软雅黑" w:hAnsi="微软雅黑" w:eastAsia="微软雅黑" w:cs="微软雅黑"/>
-          <w:b/>
-          <w:sz w:val="22"/>
-          <w:lang w:val="en-US" w:eastAsia="zh-CN"/>
-        </w:rPr>
-        <w:t xml:space="preserve">24.09-2024.12    </w:t>
-      </w:r>
-      <w:r>
-        <w:rPr>
-          <w:rFonts w:hint="eastAsia" w:ascii="微软雅黑" w:hAnsi="微软雅黑" w:eastAsia="微软雅黑" w:cs="微软雅黑"/>
-          <w:b/>
-          <w:sz w:val="22"/>
-        </w:rPr>
-        <w:t>智慧社区物业缴费系统</w:t>
-      </w:r>
-      <w:r>
-        <w:rPr>
-          <w:rFonts w:hint="eastAsia" w:ascii="微软雅黑" w:hAnsi="微软雅黑" w:eastAsia="微软雅黑" w:cs="微软雅黑"/>
-          <w:b/>
-          <w:sz w:val="22"/>
-          <w:lang w:val="en-US" w:eastAsia="zh-CN"/>
-        </w:rPr>
-        <w:t xml:space="preserve">   </w:t>
-      </w:r>
-      <w:r>
-        <w:rPr>
-          <w:rFonts w:hint="eastAsia" w:ascii="微软雅黑" w:hAnsi="微软雅黑" w:eastAsia="微软雅黑" w:cs="微软雅黑"/>
+        <w:t xml:space="preserve">2024.09-2024.12    智慧社区物业缴费系统   </w:t>
+      </w:r>
+      <w:r>
+        <w:rPr>
+          <w:rFonts w:ascii="微软雅黑" w:eastAsia="微软雅黑" w:hAnsi="微软雅黑" w:cs="微软雅黑" w:hint="eastAsia"/>
           <w:color w:val="525252"/>
           <w:sz w:val="22"/>
-          <w:lang w:val="en-US" w:eastAsia="zh-CN"/>
         </w:rPr>
         <w:t>产品经理</w:t>
       </w:r>
-      <w:r>
-        <w:rPr>
-          <w:rFonts w:hint="eastAsia" w:ascii="微软雅黑" w:hAnsi="微软雅黑" w:eastAsia="微软雅黑" w:cs="微软雅黑"/>
-          <w:color w:val="FF0000"/>
-          <w:sz w:val="22"/>
-          <w:lang w:val="en-US" w:eastAsia="zh-CN"/>
-        </w:rPr>
-        <w:t>（备注：项目周期和加粗数据需自行调整）</w:t>
-      </w:r>
-    </w:p>
-    <w:p>
-      <w:pPr>
-        <w:spacing w:before="0" w:after="0" w:line="71" w:lineRule="exact"/>
-        <w:ind w:left="0"/>
+    </w:p>
+    <w:p>
+      <w:pPr>
+        <w:spacing w:line="71" w:lineRule="exact"/>
         <w:jc w:val="left"/>
       </w:pPr>
     </w:p>
@@ -1901,12 +1673,12 @@
           <w:ilvl w:val="0"/>
           <w:numId w:val="3"/>
         </w:numPr>
-        <w:spacing w:before="0" w:after="0" w:line="377" w:lineRule="exact"/>
+        <w:spacing w:line="377" w:lineRule="exact"/>
         <w:textAlignment w:val="center"/>
       </w:pPr>
       <w:r>
         <w:rPr>
-          <w:rFonts w:ascii="微软雅黑" w:hAnsi="微软雅黑" w:eastAsia="微软雅黑" w:cs="微软雅黑"/>
+          <w:rFonts w:ascii="微软雅黑" w:eastAsia="微软雅黑" w:hAnsi="微软雅黑" w:cs="微软雅黑"/>
           <w:b/>
           <w:color w:val="666666"/>
           <w:sz w:val="20"/>
@@ -1915,11 +1687,29 @@
       </w:r>
       <w:r>
         <w:rPr>
-          <w:rFonts w:ascii="微软雅黑" w:hAnsi="微软雅黑" w:eastAsia="微软雅黑" w:cs="微软雅黑"/>
-          <w:color w:val="666666"/>
-          <w:sz w:val="20"/>
-        </w:rPr>
-        <w:t>: 传统社区物业缴费高度依赖线下模式，存在账目不透明、业主缴费效率低、物业账单管理混乱、人工催缴成本高的核心痛点，需通过线上化系统实现物业缴费全流程数字化升级。</w:t>
+          <w:rFonts w:ascii="微软雅黑" w:eastAsia="微软雅黑" w:hAnsi="微软雅黑" w:cs="微软雅黑"/>
+          <w:color w:val="666666"/>
+          <w:sz w:val="20"/>
+        </w:rPr>
+        <w:t>: 传统社区物业缴费高度依赖线下模式，存在</w:t>
+      </w:r>
+      <w:r>
+        <w:rPr>
+          <w:rFonts w:ascii="微软雅黑" w:eastAsia="微软雅黑" w:hAnsi="微软雅黑" w:cs="微软雅黑"/>
+          <w:b/>
+          <w:bCs/>
+          <w:color w:val="666666"/>
+          <w:sz w:val="20"/>
+        </w:rPr>
+        <w:t>账目不透明、业主缴费效率低、物业账单管理混乱、人工催缴成本高</w:t>
+      </w:r>
+      <w:r>
+        <w:rPr>
+          <w:rFonts w:ascii="微软雅黑" w:eastAsia="微软雅黑" w:hAnsi="微软雅黑" w:cs="微软雅黑"/>
+          <w:color w:val="666666"/>
+          <w:sz w:val="20"/>
+        </w:rPr>
+        <w:t>的核心痛点，需通过线上化系统实现物业缴费全流程数字化升级。</w:t>
       </w:r>
     </w:p>
     <w:p>
@@ -1928,12 +1718,12 @@
           <w:ilvl w:val="0"/>
           <w:numId w:val="3"/>
         </w:numPr>
-        <w:spacing w:before="0" w:after="0" w:line="377" w:lineRule="exact"/>
+        <w:spacing w:line="377" w:lineRule="exact"/>
         <w:textAlignment w:val="center"/>
       </w:pPr>
       <w:r>
         <w:rPr>
-          <w:rFonts w:ascii="微软雅黑" w:hAnsi="微软雅黑" w:eastAsia="微软雅黑" w:cs="微软雅黑"/>
+          <w:rFonts w:ascii="微软雅黑" w:eastAsia="微软雅黑" w:hAnsi="微软雅黑" w:cs="微软雅黑"/>
           <w:b/>
           <w:color w:val="666666"/>
           <w:sz w:val="20"/>
@@ -1942,11 +1732,41 @@
       </w:r>
       <w:r>
         <w:rPr>
-          <w:rFonts w:ascii="微软雅黑" w:hAnsi="微软雅黑" w:eastAsia="微软雅黑" w:cs="微软雅黑"/>
-          <w:color w:val="666666"/>
-          <w:sz w:val="20"/>
-        </w:rPr>
-        <w:t>: 负责物业缴费系统的需求分析、功能设计与落地跟进，搭建物业管理后台 + 业主端小程序双端产品，实现物业缴费全流程线上化，解决传统线下模式的核心痛点。</w:t>
+          <w:rFonts w:ascii="微软雅黑" w:eastAsia="微软雅黑" w:hAnsi="微软雅黑" w:cs="微软雅黑"/>
+          <w:color w:val="666666"/>
+          <w:sz w:val="20"/>
+        </w:rPr>
+        <w:t>: 负责物业缴费系统的需求分析、功能设计与落地跟进，搭建</w:t>
+      </w:r>
+      <w:r>
+        <w:rPr>
+          <w:rFonts w:ascii="微软雅黑" w:eastAsia="微软雅黑" w:hAnsi="微软雅黑" w:cs="微软雅黑"/>
+          <w:b/>
+          <w:bCs/>
+          <w:color w:val="666666"/>
+          <w:sz w:val="20"/>
+        </w:rPr>
+        <w:t xml:space="preserve">物业管理后台 + </w:t>
+      </w:r>
+      <w:proofErr w:type="gramStart"/>
+      <w:r>
+        <w:rPr>
+          <w:rFonts w:ascii="微软雅黑" w:eastAsia="微软雅黑" w:hAnsi="微软雅黑" w:cs="微软雅黑"/>
+          <w:b/>
+          <w:bCs/>
+          <w:color w:val="666666"/>
+          <w:sz w:val="20"/>
+        </w:rPr>
+        <w:t>业主端小程序</w:t>
+      </w:r>
+      <w:proofErr w:type="gramEnd"/>
+      <w:r>
+        <w:rPr>
+          <w:rFonts w:ascii="微软雅黑" w:eastAsia="微软雅黑" w:hAnsi="微软雅黑" w:cs="微软雅黑"/>
+          <w:color w:val="666666"/>
+          <w:sz w:val="20"/>
+        </w:rPr>
+        <w:t>双端产品，实现物业缴费全流程线上化，解决传统线下模式的核心痛点。</w:t>
       </w:r>
     </w:p>
     <w:p>
@@ -1955,17 +1775,17 @@
           <w:ilvl w:val="0"/>
           <w:numId w:val="3"/>
         </w:numPr>
-        <w:spacing w:before="0" w:after="0" w:line="377" w:lineRule="exact"/>
+        <w:spacing w:line="377" w:lineRule="exact"/>
         <w:textAlignment w:val="center"/>
         <w:rPr>
-          <w:rFonts w:ascii="微软雅黑" w:hAnsi="微软雅黑" w:eastAsia="微软雅黑" w:cs="微软雅黑"/>
-          <w:color w:val="666666"/>
-          <w:sz w:val="20"/>
-        </w:rPr>
-      </w:pPr>
-      <w:r>
-        <w:rPr>
-          <w:rFonts w:ascii="微软雅黑" w:hAnsi="微软雅黑" w:eastAsia="微软雅黑" w:cs="微软雅黑"/>
+          <w:rFonts w:ascii="微软雅黑" w:eastAsia="微软雅黑" w:hAnsi="微软雅黑" w:cs="微软雅黑" w:hint="eastAsia"/>
+          <w:color w:val="666666"/>
+          <w:sz w:val="20"/>
+        </w:rPr>
+      </w:pPr>
+      <w:r>
+        <w:rPr>
+          <w:rFonts w:ascii="微软雅黑" w:eastAsia="微软雅黑" w:hAnsi="微软雅黑" w:cs="微软雅黑"/>
           <w:b/>
           <w:color w:val="666666"/>
           <w:sz w:val="20"/>
@@ -1974,7 +1794,7 @@
       </w:r>
       <w:r>
         <w:rPr>
-          <w:rFonts w:ascii="微软雅黑" w:hAnsi="微软雅黑" w:eastAsia="微软雅黑" w:cs="微软雅黑"/>
+          <w:rFonts w:ascii="微软雅黑" w:eastAsia="微软雅黑" w:hAnsi="微软雅黑" w:cs="微软雅黑"/>
           <w:color w:val="666666"/>
           <w:sz w:val="20"/>
         </w:rPr>
@@ -1982,49 +1802,61 @@
       </w:r>
       <w:r>
         <w:rPr>
-          <w:rFonts w:hint="eastAsia" w:ascii="微软雅黑" w:hAnsi="微软雅黑" w:eastAsia="微软雅黑" w:cs="微软雅黑"/>
-          <w:color w:val="666666"/>
-          <w:sz w:val="20"/>
-          <w:lang w:val="en-US" w:eastAsia="zh-CN"/>
+          <w:rFonts w:ascii="微软雅黑" w:eastAsia="微软雅黑" w:hAnsi="微软雅黑" w:cs="微软雅黑" w:hint="eastAsia"/>
+          <w:color w:val="666666"/>
+          <w:sz w:val="20"/>
         </w:rPr>
         <w:t>1）</w:t>
       </w:r>
       <w:r>
         <w:rPr>
-          <w:rFonts w:ascii="微软雅黑" w:hAnsi="微软雅黑" w:eastAsia="微软雅黑" w:cs="微软雅黑"/>
-          <w:color w:val="666666"/>
-          <w:sz w:val="20"/>
-        </w:rPr>
-        <w:t>深度访谈物业管理人员、财务人员、业主等核心用户，梳理线下收费全业务流程，抽象出 “费用配置 - 账单生成 - 在线支付 - 超期催缴” 的完整业务闭环，输出完整的需求分析报告；</w:t>
-      </w:r>
-    </w:p>
-    <w:p>
-      <w:pPr>
-        <w:numPr>
-          <w:ilvl w:val="0"/>
-          <w:numId w:val="0"/>
-        </w:numPr>
-        <w:spacing w:before="0" w:after="0" w:line="377" w:lineRule="exact"/>
-        <w:ind w:firstLine="600" w:firstLineChars="300"/>
+          <w:rFonts w:ascii="微软雅黑" w:eastAsia="微软雅黑" w:hAnsi="微软雅黑" w:cs="微软雅黑"/>
+          <w:color w:val="666666"/>
+          <w:sz w:val="20"/>
+        </w:rPr>
+        <w:t>深度访谈物业管理人员、财务人员、业主等核心用户，梳理线下</w:t>
+      </w:r>
+      <w:proofErr w:type="gramStart"/>
+      <w:r>
+        <w:rPr>
+          <w:rFonts w:ascii="微软雅黑" w:eastAsia="微软雅黑" w:hAnsi="微软雅黑" w:cs="微软雅黑"/>
+          <w:color w:val="666666"/>
+          <w:sz w:val="20"/>
+        </w:rPr>
+        <w:t>收费全业务</w:t>
+      </w:r>
+      <w:proofErr w:type="gramEnd"/>
+      <w:r>
+        <w:rPr>
+          <w:rFonts w:ascii="微软雅黑" w:eastAsia="微软雅黑" w:hAnsi="微软雅黑" w:cs="微软雅黑"/>
+          <w:color w:val="666666"/>
+          <w:sz w:val="20"/>
+        </w:rPr>
+        <w:t>流程，抽象出 “费用配置 - 账单生成 - 在线支付 - 超期催缴” 的完整业务闭环，输出完整的需求分析报告；</w:t>
+      </w:r>
+    </w:p>
+    <w:p>
+      <w:pPr>
+        <w:spacing w:line="377" w:lineRule="exact"/>
+        <w:ind w:firstLineChars="300" w:firstLine="600"/>
         <w:textAlignment w:val="center"/>
         <w:rPr>
-          <w:rFonts w:ascii="微软雅黑" w:hAnsi="微软雅黑" w:eastAsia="微软雅黑" w:cs="微软雅黑"/>
-          <w:color w:val="666666"/>
-          <w:sz w:val="20"/>
-        </w:rPr>
-      </w:pPr>
-      <w:r>
-        <w:rPr>
-          <w:rFonts w:hint="eastAsia" w:ascii="微软雅黑" w:hAnsi="微软雅黑" w:eastAsia="微软雅黑" w:cs="微软雅黑"/>
-          <w:color w:val="666666"/>
-          <w:sz w:val="20"/>
-          <w:lang w:val="en-US" w:eastAsia="zh-CN"/>
+          <w:rFonts w:ascii="微软雅黑" w:eastAsia="微软雅黑" w:hAnsi="微软雅黑" w:cs="微软雅黑" w:hint="eastAsia"/>
+          <w:color w:val="666666"/>
+          <w:sz w:val="20"/>
+        </w:rPr>
+      </w:pPr>
+      <w:r>
+        <w:rPr>
+          <w:rFonts w:ascii="微软雅黑" w:eastAsia="微软雅黑" w:hAnsi="微软雅黑" w:cs="微软雅黑" w:hint="eastAsia"/>
+          <w:color w:val="666666"/>
+          <w:sz w:val="20"/>
         </w:rPr>
         <w:t>2）设计物业管理后台、业主端两大产品模块，完成费用项管理、账单管理、在线缴费、催缴管理、预存金管理等核心功能设计，支持按面积、用量、定额等多种计费模式，输出完整的产品原型与 PRD 文档</w:t>
       </w:r>
       <w:r>
         <w:rPr>
-          <w:rFonts w:ascii="微软雅黑" w:hAnsi="微软雅黑" w:eastAsia="微软雅黑" w:cs="微软雅黑"/>
+          <w:rFonts w:ascii="微软雅黑" w:eastAsia="微软雅黑" w:hAnsi="微软雅黑" w:cs="微软雅黑"/>
           <w:color w:val="666666"/>
           <w:sz w:val="20"/>
         </w:rPr>
@@ -2033,26 +1865,21 @@
     </w:p>
     <w:p>
       <w:pPr>
-        <w:numPr>
-          <w:ilvl w:val="0"/>
-          <w:numId w:val="0"/>
-        </w:numPr>
-        <w:spacing w:before="0" w:after="0" w:line="377" w:lineRule="exact"/>
-        <w:ind w:firstLine="600" w:firstLineChars="300"/>
+        <w:spacing w:line="377" w:lineRule="exact"/>
+        <w:ind w:firstLineChars="300" w:firstLine="600"/>
         <w:textAlignment w:val="center"/>
       </w:pPr>
       <w:r>
         <w:rPr>
-          <w:rFonts w:hint="eastAsia" w:ascii="微软雅黑" w:hAnsi="微软雅黑" w:eastAsia="微软雅黑" w:cs="微软雅黑"/>
-          <w:color w:val="666666"/>
-          <w:sz w:val="20"/>
-          <w:lang w:val="en-US" w:eastAsia="zh-CN"/>
+          <w:rFonts w:ascii="微软雅黑" w:eastAsia="微软雅黑" w:hAnsi="微软雅黑" w:cs="微软雅黑" w:hint="eastAsia"/>
+          <w:color w:val="666666"/>
+          <w:sz w:val="20"/>
         </w:rPr>
         <w:t>3）基于使用反馈，设计预存金、违约提醒等迭代功能，优化用户缴费路径，提升业主缴费效率与物业资金管理能力</w:t>
       </w:r>
       <w:r>
         <w:rPr>
-          <w:rFonts w:ascii="微软雅黑" w:hAnsi="微软雅黑" w:eastAsia="微软雅黑" w:cs="微软雅黑"/>
+          <w:rFonts w:ascii="微软雅黑" w:eastAsia="微软雅黑" w:hAnsi="微软雅黑" w:cs="微软雅黑"/>
           <w:color w:val="666666"/>
           <w:sz w:val="20"/>
         </w:rPr>
@@ -2065,17 +1892,17 @@
           <w:ilvl w:val="0"/>
           <w:numId w:val="3"/>
         </w:numPr>
-        <w:spacing w:before="0" w:after="0" w:line="377" w:lineRule="exact"/>
+        <w:spacing w:line="377" w:lineRule="exact"/>
         <w:textAlignment w:val="center"/>
         <w:rPr>
-          <w:rFonts w:ascii="微软雅黑" w:hAnsi="微软雅黑" w:eastAsia="微软雅黑" w:cs="微软雅黑"/>
-          <w:color w:val="666666"/>
-          <w:sz w:val="20"/>
-        </w:rPr>
-      </w:pPr>
-      <w:r>
-        <w:rPr>
-          <w:rFonts w:ascii="微软雅黑" w:hAnsi="微软雅黑" w:eastAsia="微软雅黑" w:cs="微软雅黑"/>
+          <w:rFonts w:ascii="微软雅黑" w:eastAsia="微软雅黑" w:hAnsi="微软雅黑" w:cs="微软雅黑" w:hint="eastAsia"/>
+          <w:color w:val="666666"/>
+          <w:sz w:val="20"/>
+        </w:rPr>
+      </w:pPr>
+      <w:r>
+        <w:rPr>
+          <w:rFonts w:ascii="微软雅黑" w:eastAsia="微软雅黑" w:hAnsi="微软雅黑" w:cs="微软雅黑"/>
           <w:b/>
           <w:color w:val="666666"/>
           <w:sz w:val="20"/>
@@ -2084,7 +1911,7 @@
       </w:r>
       <w:r>
         <w:rPr>
-          <w:rFonts w:ascii="微软雅黑" w:hAnsi="微软雅黑" w:eastAsia="微软雅黑" w:cs="微软雅黑"/>
+          <w:rFonts w:ascii="微软雅黑" w:eastAsia="微软雅黑" w:hAnsi="微软雅黑" w:cs="微软雅黑"/>
           <w:color w:val="666666"/>
           <w:sz w:val="20"/>
         </w:rPr>
@@ -2092,16 +1919,15 @@
       </w:r>
       <w:r>
         <w:rPr>
-          <w:rFonts w:hint="eastAsia" w:ascii="微软雅黑" w:hAnsi="微软雅黑" w:eastAsia="微软雅黑" w:cs="微软雅黑"/>
-          <w:color w:val="666666"/>
-          <w:sz w:val="20"/>
-          <w:lang w:val="en-US" w:eastAsia="zh-CN"/>
+          <w:rFonts w:ascii="微软雅黑" w:eastAsia="微软雅黑" w:hAnsi="微软雅黑" w:cs="微软雅黑" w:hint="eastAsia"/>
+          <w:color w:val="666666"/>
+          <w:sz w:val="20"/>
         </w:rPr>
         <w:t>1）</w:t>
       </w:r>
       <w:r>
         <w:rPr>
-          <w:rFonts w:ascii="微软雅黑" w:hAnsi="微软雅黑" w:eastAsia="微软雅黑" w:cs="微软雅黑"/>
+          <w:rFonts w:ascii="微软雅黑" w:eastAsia="微软雅黑" w:hAnsi="微软雅黑" w:cs="微软雅黑"/>
           <w:color w:val="666666"/>
           <w:sz w:val="20"/>
         </w:rPr>
@@ -2109,16 +1935,15 @@
       </w:r>
       <w:r>
         <w:rPr>
-          <w:rFonts w:hint="eastAsia" w:ascii="微软雅黑" w:hAnsi="微软雅黑" w:eastAsia="微软雅黑" w:cs="微软雅黑"/>
-          <w:color w:val="666666"/>
-          <w:sz w:val="20"/>
-          <w:lang w:val="en-US" w:eastAsia="zh-CN"/>
+          <w:rFonts w:ascii="微软雅黑" w:eastAsia="微软雅黑" w:hAnsi="微软雅黑" w:cs="微软雅黑" w:hint="eastAsia"/>
+          <w:color w:val="666666"/>
+          <w:sz w:val="20"/>
         </w:rPr>
         <w:t>项目</w:t>
       </w:r>
       <w:r>
         <w:rPr>
-          <w:rFonts w:ascii="微软雅黑" w:hAnsi="微软雅黑" w:eastAsia="微软雅黑" w:cs="微软雅黑"/>
+          <w:rFonts w:ascii="微软雅黑" w:eastAsia="微软雅黑" w:hAnsi="微软雅黑" w:cs="微软雅黑"/>
           <w:color w:val="666666"/>
           <w:sz w:val="20"/>
         </w:rPr>
@@ -2126,7 +1951,7 @@
       </w:r>
       <w:r>
         <w:rPr>
-          <w:rFonts w:ascii="微软雅黑" w:hAnsi="微软雅黑" w:eastAsia="微软雅黑" w:cs="微软雅黑"/>
+          <w:rFonts w:ascii="微软雅黑" w:eastAsia="微软雅黑" w:hAnsi="微软雅黑" w:cs="微软雅黑"/>
           <w:b/>
           <w:bCs/>
           <w:color w:val="666666"/>
@@ -2136,7 +1961,7 @@
       </w:r>
       <w:r>
         <w:rPr>
-          <w:rFonts w:ascii="微软雅黑" w:hAnsi="微软雅黑" w:eastAsia="微软雅黑" w:cs="微软雅黑"/>
+          <w:rFonts w:ascii="微软雅黑" w:eastAsia="微软雅黑" w:hAnsi="微软雅黑" w:cs="微软雅黑"/>
           <w:color w:val="666666"/>
           <w:sz w:val="20"/>
         </w:rPr>
@@ -2145,22 +1970,18 @@
     </w:p>
     <w:p>
       <w:pPr>
-        <w:numPr>
-          <w:numId w:val="0"/>
-        </w:numPr>
-        <w:spacing w:before="0" w:after="0" w:line="377" w:lineRule="exact"/>
-        <w:ind w:leftChars="300"/>
+        <w:spacing w:line="377" w:lineRule="exact"/>
+        <w:ind w:leftChars="300" w:left="630"/>
         <w:textAlignment w:val="center"/>
         <w:rPr>
-          <w:rFonts w:hint="eastAsia" w:ascii="微软雅黑" w:hAnsi="微软雅黑" w:eastAsia="微软雅黑" w:cs="微软雅黑"/>
+          <w:rFonts w:ascii="微软雅黑" w:eastAsia="微软雅黑" w:hAnsi="微软雅黑" w:cs="微软雅黑" w:hint="eastAsia"/>
           <w:b/>
           <w:sz w:val="22"/>
-          <w:lang w:val="en-US" w:eastAsia="zh-CN"/>
-        </w:rPr>
-      </w:pPr>
-      <w:r>
-        <w:rPr>
-          <w:rFonts w:ascii="微软雅黑" w:hAnsi="微软雅黑" w:eastAsia="微软雅黑" w:cs="微软雅黑"/>
+        </w:rPr>
+      </w:pPr>
+      <w:r>
+        <w:rPr>
+          <w:rFonts w:ascii="微软雅黑" w:eastAsia="微软雅黑" w:hAnsi="微软雅黑" w:cs="微软雅黑"/>
           <w:color w:val="666666"/>
           <w:sz w:val="20"/>
         </w:rPr>
@@ -2168,16 +1989,15 @@
       </w:r>
       <w:r>
         <w:rPr>
-          <w:rFonts w:hint="eastAsia" w:ascii="微软雅黑" w:hAnsi="微软雅黑" w:eastAsia="微软雅黑" w:cs="微软雅黑"/>
-          <w:color w:val="666666"/>
-          <w:sz w:val="20"/>
-          <w:lang w:val="en-US" w:eastAsia="zh-CN"/>
+          <w:rFonts w:ascii="微软雅黑" w:eastAsia="微软雅黑" w:hAnsi="微软雅黑" w:cs="微软雅黑" w:hint="eastAsia"/>
+          <w:color w:val="666666"/>
+          <w:sz w:val="20"/>
         </w:rPr>
         <w:t>2）</w:t>
       </w:r>
       <w:r>
         <w:rPr>
-          <w:rFonts w:ascii="微软雅黑" w:hAnsi="微软雅黑" w:eastAsia="微软雅黑" w:cs="微软雅黑"/>
+          <w:rFonts w:ascii="微软雅黑" w:eastAsia="微软雅黑" w:hAnsi="微软雅黑" w:cs="微软雅黑"/>
           <w:color w:val="666666"/>
           <w:sz w:val="20"/>
         </w:rPr>
@@ -2185,7 +2005,7 @@
       </w:r>
       <w:r>
         <w:rPr>
-          <w:rFonts w:ascii="微软雅黑" w:hAnsi="微软雅黑" w:eastAsia="微软雅黑" w:cs="微软雅黑"/>
+          <w:rFonts w:ascii="微软雅黑" w:eastAsia="微软雅黑" w:hAnsi="微软雅黑" w:cs="微软雅黑"/>
           <w:b/>
           <w:bCs/>
           <w:color w:val="666666"/>
@@ -2195,7 +2015,7 @@
       </w:r>
       <w:r>
         <w:rPr>
-          <w:rFonts w:ascii="微软雅黑" w:hAnsi="微软雅黑" w:eastAsia="微软雅黑" w:cs="微软雅黑"/>
+          <w:rFonts w:ascii="微软雅黑" w:eastAsia="微软雅黑" w:hAnsi="微软雅黑" w:cs="微软雅黑"/>
           <w:color w:val="666666"/>
           <w:sz w:val="20"/>
         </w:rPr>
@@ -2204,7 +2024,7 @@
     </w:p>
     <w:p>
       <w:pPr>
-        <w:spacing w:before="0" w:after="0" w:line="152" w:lineRule="exact"/>
+        <w:spacing w:line="152" w:lineRule="exact"/>
         <w:jc w:val="left"/>
       </w:pPr>
     </w:p>
@@ -2213,71 +2033,49 @@
         <w:tabs>
           <w:tab w:val="right" w:pos="10860"/>
         </w:tabs>
-        <w:spacing w:before="0" w:after="0" w:line="377" w:lineRule="exact"/>
+        <w:spacing w:line="377" w:lineRule="exact"/>
         <w:jc w:val="left"/>
         <w:textAlignment w:val="center"/>
         <w:rPr>
-          <w:rFonts w:hint="default" w:eastAsia="微软雅黑"/>
-          <w:lang w:val="en-US" w:eastAsia="zh-CN"/>
-        </w:rPr>
-      </w:pPr>
-      <w:r>
-        <w:rPr>
-          <w:rFonts w:hint="eastAsia" w:ascii="微软雅黑" w:hAnsi="微软雅黑" w:eastAsia="微软雅黑" w:cs="微软雅黑"/>
+          <w:rFonts w:eastAsia="微软雅黑"/>
+        </w:rPr>
+      </w:pPr>
+      <w:r>
+        <w:rPr>
+          <w:rFonts w:ascii="微软雅黑" w:eastAsia="微软雅黑" w:hAnsi="微软雅黑" w:cs="微软雅黑" w:hint="eastAsia"/>
           <w:b/>
           <w:sz w:val="22"/>
         </w:rPr>
-        <w:t>2024.</w:t>
-      </w:r>
-      <w:r>
-        <w:rPr>
-          <w:rFonts w:hint="eastAsia" w:ascii="微软雅黑" w:hAnsi="微软雅黑" w:eastAsia="微软雅黑" w:cs="微软雅黑"/>
+        <w:t xml:space="preserve">2024.03｜2024.06   </w:t>
+      </w:r>
+      <w:r>
+        <w:rPr>
+          <w:rFonts w:ascii="微软雅黑" w:eastAsia="微软雅黑" w:hAnsi="微软雅黑" w:cs="微软雅黑"/>
           <w:b/>
           <w:sz w:val="22"/>
-          <w:lang w:val="en-US" w:eastAsia="zh-CN"/>
-        </w:rPr>
-        <w:t xml:space="preserve">03｜2024.06   </w:t>
-      </w:r>
-      <w:r>
-        <w:rPr>
-          <w:rFonts w:ascii="微软雅黑" w:hAnsi="微软雅黑" w:eastAsia="微软雅黑" w:cs="微软雅黑"/>
+        </w:rPr>
+        <w:t>高校学工管理信息系统升级项目</w:t>
+      </w:r>
+      <w:r>
+        <w:rPr>
+          <w:rFonts w:ascii="微软雅黑" w:eastAsia="微软雅黑" w:hAnsi="微软雅黑" w:cs="微软雅黑" w:hint="eastAsia"/>
           <w:b/>
           <w:sz w:val="22"/>
         </w:rPr>
-        <w:t>高校学工管理信息系统升级项目</w:t>
-      </w:r>
-      <w:r>
-        <w:rPr>
-          <w:rFonts w:hint="eastAsia" w:ascii="微软雅黑" w:hAnsi="微软雅黑" w:eastAsia="微软雅黑" w:cs="微软雅黑"/>
-          <w:b/>
-          <w:sz w:val="22"/>
-          <w:lang w:val="en-US" w:eastAsia="zh-CN"/>
-        </w:rPr>
         <w:t xml:space="preserve">   </w:t>
       </w:r>
       <w:r>
         <w:rPr>
-          <w:rFonts w:hint="eastAsia" w:ascii="微软雅黑" w:hAnsi="微软雅黑" w:eastAsia="微软雅黑" w:cs="微软雅黑"/>
+          <w:rFonts w:ascii="微软雅黑" w:eastAsia="微软雅黑" w:hAnsi="微软雅黑" w:cs="微软雅黑" w:hint="eastAsia"/>
           <w:color w:val="525252"/>
           <w:sz w:val="22"/>
-          <w:lang w:val="en-US" w:eastAsia="zh-CN"/>
         </w:rPr>
         <w:t>产品助理</w:t>
       </w:r>
-      <w:r>
-        <w:rPr>
-          <w:rFonts w:hint="eastAsia" w:ascii="微软雅黑" w:hAnsi="微软雅黑" w:eastAsia="微软雅黑" w:cs="微软雅黑"/>
-          <w:color w:val="FF0000"/>
-          <w:sz w:val="22"/>
-          <w:lang w:val="en-US" w:eastAsia="zh-CN"/>
-        </w:rPr>
-        <w:t>（备注：项目周期和加粗数据需自行调整）</w:t>
-      </w:r>
-    </w:p>
-    <w:p>
-      <w:pPr>
-        <w:spacing w:before="0" w:after="0" w:line="71" w:lineRule="exact"/>
-        <w:ind w:left="0"/>
+    </w:p>
+    <w:p>
+      <w:pPr>
+        <w:spacing w:line="71" w:lineRule="exact"/>
         <w:jc w:val="left"/>
       </w:pPr>
     </w:p>
@@ -2287,12 +2085,12 @@
           <w:ilvl w:val="0"/>
           <w:numId w:val="4"/>
         </w:numPr>
-        <w:spacing w:before="0" w:after="0" w:line="377" w:lineRule="exact"/>
+        <w:spacing w:line="377" w:lineRule="exact"/>
         <w:textAlignment w:val="center"/>
       </w:pPr>
       <w:r>
         <w:rPr>
-          <w:rFonts w:ascii="微软雅黑" w:hAnsi="微软雅黑" w:eastAsia="微软雅黑" w:cs="微软雅黑"/>
+          <w:rFonts w:ascii="微软雅黑" w:eastAsia="微软雅黑" w:hAnsi="微软雅黑" w:cs="微软雅黑"/>
           <w:b/>
           <w:color w:val="666666"/>
           <w:sz w:val="20"/>
@@ -2301,11 +2099,27 @@
       </w:r>
       <w:r>
         <w:rPr>
-          <w:rFonts w:ascii="微软雅黑" w:hAnsi="微软雅黑" w:eastAsia="微软雅黑" w:cs="微软雅黑"/>
-          <w:color w:val="666666"/>
-          <w:sz w:val="20"/>
-        </w:rPr>
-        <w:t>: 学校原有学工管理系统存在数据分散、审批流程冗余、操作路径复杂、教师与管理人员使用效率低的核心痛点，通过系统升级优化业务流程，提升系统易用性与管理效率。</w:t>
+          <w:rFonts w:ascii="微软雅黑" w:eastAsia="微软雅黑" w:hAnsi="微软雅黑" w:cs="微软雅黑"/>
+          <w:color w:val="666666"/>
+          <w:sz w:val="20"/>
+        </w:rPr>
+        <w:t>: 学校原有学工管理系统存在</w:t>
+      </w:r>
+      <w:r>
+        <w:rPr>
+          <w:rFonts w:ascii="微软雅黑" w:eastAsia="微软雅黑" w:hAnsi="微软雅黑" w:cs="微软雅黑" w:hint="eastAsia"/>
+          <w:color w:val="666666"/>
+          <w:sz w:val="20"/>
+        </w:rPr>
+        <w:t>各系统</w:t>
+      </w:r>
+      <w:r>
+        <w:rPr>
+          <w:rFonts w:ascii="微软雅黑" w:eastAsia="微软雅黑" w:hAnsi="微软雅黑" w:cs="微软雅黑"/>
+          <w:color w:val="666666"/>
+          <w:sz w:val="20"/>
+        </w:rPr>
+        <w:t>分散、审批流程冗余、操作路径复杂、教师与管理人员使用效率低的核心痛点，通过系统升级优化业务流程，提升系统易用性与管理效率。</w:t>
       </w:r>
     </w:p>
     <w:p>
@@ -2314,12 +2128,12 @@
           <w:ilvl w:val="0"/>
           <w:numId w:val="4"/>
         </w:numPr>
-        <w:spacing w:before="0" w:after="0" w:line="377" w:lineRule="exact"/>
+        <w:spacing w:line="377" w:lineRule="exact"/>
         <w:textAlignment w:val="center"/>
       </w:pPr>
       <w:r>
         <w:rPr>
-          <w:rFonts w:ascii="微软雅黑" w:hAnsi="微软雅黑" w:eastAsia="微软雅黑" w:cs="微软雅黑"/>
+          <w:rFonts w:ascii="微软雅黑" w:eastAsia="微软雅黑" w:hAnsi="微软雅黑" w:cs="微软雅黑"/>
           <w:b/>
           <w:color w:val="666666"/>
           <w:sz w:val="20"/>
@@ -2328,7 +2142,7 @@
       </w:r>
       <w:r>
         <w:rPr>
-          <w:rFonts w:ascii="微软雅黑" w:hAnsi="微软雅黑" w:eastAsia="微软雅黑" w:cs="微软雅黑"/>
+          <w:rFonts w:ascii="微软雅黑" w:eastAsia="微软雅黑" w:hAnsi="微软雅黑" w:cs="微软雅黑"/>
           <w:color w:val="666666"/>
           <w:sz w:val="20"/>
         </w:rPr>
@@ -2341,17 +2155,17 @@
           <w:ilvl w:val="0"/>
           <w:numId w:val="4"/>
         </w:numPr>
-        <w:spacing w:before="0" w:after="0" w:line="377" w:lineRule="exact"/>
+        <w:spacing w:line="377" w:lineRule="exact"/>
         <w:textAlignment w:val="center"/>
         <w:rPr>
-          <w:rFonts w:ascii="微软雅黑" w:hAnsi="微软雅黑" w:eastAsia="微软雅黑" w:cs="微软雅黑"/>
-          <w:color w:val="666666"/>
-          <w:sz w:val="20"/>
-        </w:rPr>
-      </w:pPr>
-      <w:r>
-        <w:rPr>
-          <w:rFonts w:ascii="微软雅黑" w:hAnsi="微软雅黑" w:eastAsia="微软雅黑" w:cs="微软雅黑"/>
+          <w:rFonts w:ascii="微软雅黑" w:eastAsia="微软雅黑" w:hAnsi="微软雅黑" w:cs="微软雅黑" w:hint="eastAsia"/>
+          <w:color w:val="666666"/>
+          <w:sz w:val="20"/>
+        </w:rPr>
+      </w:pPr>
+      <w:r>
+        <w:rPr>
+          <w:rFonts w:ascii="微软雅黑" w:eastAsia="微软雅黑" w:hAnsi="微软雅黑" w:cs="微软雅黑"/>
           <w:b/>
           <w:color w:val="666666"/>
           <w:sz w:val="20"/>
@@ -2360,7 +2174,7 @@
       </w:r>
       <w:r>
         <w:rPr>
-          <w:rFonts w:ascii="微软雅黑" w:hAnsi="微软雅黑" w:eastAsia="微软雅黑" w:cs="微软雅黑"/>
+          <w:rFonts w:ascii="微软雅黑" w:eastAsia="微软雅黑" w:hAnsi="微软雅黑" w:cs="微软雅黑"/>
           <w:color w:val="666666"/>
           <w:sz w:val="20"/>
         </w:rPr>
@@ -2368,16 +2182,15 @@
       </w:r>
       <w:r>
         <w:rPr>
-          <w:rFonts w:hint="eastAsia" w:ascii="微软雅黑" w:hAnsi="微软雅黑" w:eastAsia="微软雅黑" w:cs="微软雅黑"/>
-          <w:color w:val="666666"/>
-          <w:sz w:val="20"/>
-          <w:lang w:val="en-US" w:eastAsia="zh-CN"/>
+          <w:rFonts w:ascii="微软雅黑" w:eastAsia="微软雅黑" w:hAnsi="微软雅黑" w:cs="微软雅黑" w:hint="eastAsia"/>
+          <w:color w:val="666666"/>
+          <w:sz w:val="20"/>
         </w:rPr>
         <w:t>1）</w:t>
       </w:r>
       <w:r>
         <w:rPr>
-          <w:rFonts w:ascii="微软雅黑" w:hAnsi="微软雅黑" w:eastAsia="微软雅黑" w:cs="微软雅黑"/>
+          <w:rFonts w:ascii="微软雅黑" w:eastAsia="微软雅黑" w:hAnsi="微软雅黑" w:cs="微软雅黑"/>
           <w:color w:val="666666"/>
           <w:sz w:val="20"/>
         </w:rPr>
@@ -2386,31 +2199,26 @@
     </w:p>
     <w:p>
       <w:pPr>
-        <w:numPr>
-          <w:ilvl w:val="0"/>
-          <w:numId w:val="0"/>
-        </w:numPr>
-        <w:spacing w:before="0" w:after="0" w:line="377" w:lineRule="exact"/>
-        <w:ind w:firstLine="600" w:firstLineChars="300"/>
+        <w:spacing w:line="377" w:lineRule="exact"/>
+        <w:ind w:firstLineChars="300" w:firstLine="600"/>
         <w:textAlignment w:val="center"/>
         <w:rPr>
-          <w:rFonts w:ascii="微软雅黑" w:hAnsi="微软雅黑" w:eastAsia="微软雅黑" w:cs="微软雅黑"/>
-          <w:color w:val="666666"/>
-          <w:sz w:val="20"/>
-        </w:rPr>
-      </w:pPr>
-      <w:r>
-        <w:rPr>
-          <w:rFonts w:hint="eastAsia" w:ascii="微软雅黑" w:hAnsi="微软雅黑" w:eastAsia="微软雅黑" w:cs="微软雅黑"/>
-          <w:color w:val="666666"/>
-          <w:sz w:val="20"/>
-          <w:lang w:val="en-US" w:eastAsia="zh-CN"/>
+          <w:rFonts w:ascii="微软雅黑" w:eastAsia="微软雅黑" w:hAnsi="微软雅黑" w:cs="微软雅黑" w:hint="eastAsia"/>
+          <w:color w:val="666666"/>
+          <w:sz w:val="20"/>
+        </w:rPr>
+      </w:pPr>
+      <w:r>
+        <w:rPr>
+          <w:rFonts w:ascii="微软雅黑" w:eastAsia="微软雅黑" w:hAnsi="微软雅黑" w:cs="微软雅黑" w:hint="eastAsia"/>
+          <w:color w:val="666666"/>
+          <w:sz w:val="20"/>
         </w:rPr>
         <w:t>2）</w:t>
       </w:r>
       <w:r>
         <w:rPr>
-          <w:rFonts w:ascii="微软雅黑" w:hAnsi="微软雅黑" w:eastAsia="微软雅黑" w:cs="微软雅黑"/>
+          <w:rFonts w:ascii="微软雅黑" w:eastAsia="微软雅黑" w:hAnsi="微软雅黑" w:cs="微软雅黑"/>
           <w:color w:val="666666"/>
           <w:sz w:val="20"/>
         </w:rPr>
@@ -2419,26 +2227,21 @@
     </w:p>
     <w:p>
       <w:pPr>
-        <w:numPr>
-          <w:ilvl w:val="0"/>
-          <w:numId w:val="0"/>
-        </w:numPr>
-        <w:spacing w:before="0" w:after="0" w:line="377" w:lineRule="exact"/>
-        <w:ind w:firstLine="600" w:firstLineChars="300"/>
+        <w:spacing w:line="377" w:lineRule="exact"/>
+        <w:ind w:firstLineChars="300" w:firstLine="600"/>
         <w:textAlignment w:val="center"/>
       </w:pPr>
       <w:r>
         <w:rPr>
-          <w:rFonts w:hint="eastAsia" w:ascii="微软雅黑" w:hAnsi="微软雅黑" w:eastAsia="微软雅黑" w:cs="微软雅黑"/>
-          <w:color w:val="666666"/>
-          <w:sz w:val="20"/>
-          <w:lang w:val="en-US" w:eastAsia="zh-CN"/>
+          <w:rFonts w:ascii="微软雅黑" w:eastAsia="微软雅黑" w:hAnsi="微软雅黑" w:cs="微软雅黑" w:hint="eastAsia"/>
+          <w:color w:val="666666"/>
+          <w:sz w:val="20"/>
         </w:rPr>
         <w:t>3）</w:t>
       </w:r>
       <w:r>
         <w:rPr>
-          <w:rFonts w:ascii="微软雅黑" w:hAnsi="微软雅黑" w:eastAsia="微软雅黑" w:cs="微软雅黑"/>
+          <w:rFonts w:ascii="微软雅黑" w:eastAsia="微软雅黑" w:hAnsi="微软雅黑" w:cs="微软雅黑"/>
           <w:color w:val="666666"/>
           <w:sz w:val="20"/>
         </w:rPr>
@@ -2451,17 +2254,17 @@
           <w:ilvl w:val="0"/>
           <w:numId w:val="4"/>
         </w:numPr>
-        <w:spacing w:before="0" w:after="0" w:line="377" w:lineRule="exact"/>
+        <w:spacing w:line="377" w:lineRule="exact"/>
         <w:textAlignment w:val="center"/>
         <w:rPr>
-          <w:rFonts w:ascii="微软雅黑" w:hAnsi="微软雅黑" w:eastAsia="微软雅黑" w:cs="微软雅黑"/>
-          <w:color w:val="666666"/>
-          <w:sz w:val="20"/>
-        </w:rPr>
-      </w:pPr>
-      <w:r>
-        <w:rPr>
-          <w:rFonts w:ascii="微软雅黑" w:hAnsi="微软雅黑" w:eastAsia="微软雅黑" w:cs="微软雅黑"/>
+          <w:rFonts w:ascii="微软雅黑" w:eastAsia="微软雅黑" w:hAnsi="微软雅黑" w:cs="微软雅黑" w:hint="eastAsia"/>
+          <w:color w:val="666666"/>
+          <w:sz w:val="20"/>
+        </w:rPr>
+      </w:pPr>
+      <w:r>
+        <w:rPr>
+          <w:rFonts w:ascii="微软雅黑" w:eastAsia="微软雅黑" w:hAnsi="微软雅黑" w:cs="微软雅黑"/>
           <w:b/>
           <w:color w:val="666666"/>
           <w:sz w:val="20"/>
@@ -2470,25 +2273,25 @@
       </w:r>
       <w:r>
         <w:rPr>
-          <w:rFonts w:ascii="微软雅黑" w:hAnsi="微软雅黑" w:eastAsia="微软雅黑" w:cs="微软雅黑"/>
-          <w:color w:val="666666"/>
-          <w:sz w:val="20"/>
-        </w:rPr>
-        <w:t>: 系统升级成功上线，学生信息</w:t>
-      </w:r>
-      <w:r>
-        <w:rPr>
-          <w:rFonts w:ascii="微软雅黑" w:hAnsi="微软雅黑" w:eastAsia="微软雅黑" w:cs="微软雅黑"/>
+          <w:rFonts w:ascii="微软雅黑" w:eastAsia="微软雅黑" w:hAnsi="微软雅黑" w:cs="微软雅黑"/>
+          <w:color w:val="666666"/>
+          <w:sz w:val="20"/>
+        </w:rPr>
+        <w:t>: 系统升级成功上线，</w:t>
+      </w:r>
+      <w:r>
+        <w:rPr>
+          <w:rFonts w:ascii="微软雅黑" w:eastAsia="微软雅黑" w:hAnsi="微软雅黑" w:cs="微软雅黑"/>
           <w:b/>
           <w:bCs/>
           <w:color w:val="666666"/>
           <w:sz w:val="20"/>
         </w:rPr>
-        <w:t>录入效率提升 50%</w:t>
-      </w:r>
-      <w:r>
-        <w:rPr>
-          <w:rFonts w:ascii="微软雅黑" w:hAnsi="微软雅黑" w:eastAsia="微软雅黑" w:cs="微软雅黑"/>
+        <w:t>审批流程平均耗时缩短 60%</w:t>
+      </w:r>
+      <w:r>
+        <w:rPr>
+          <w:rFonts w:ascii="微软雅黑" w:eastAsia="微软雅黑" w:hAnsi="微软雅黑" w:cs="微软雅黑"/>
           <w:color w:val="666666"/>
           <w:sz w:val="20"/>
         </w:rPr>
@@ -2496,55 +2299,54 @@
       </w:r>
       <w:r>
         <w:rPr>
-          <w:rFonts w:ascii="微软雅黑" w:hAnsi="微软雅黑" w:eastAsia="微软雅黑" w:cs="微软雅黑"/>
-          <w:b/>
-          <w:bCs/>
-          <w:color w:val="666666"/>
-          <w:sz w:val="20"/>
-        </w:rPr>
-        <w:t>审批流程平均耗时缩短 60%</w:t>
-      </w:r>
-      <w:r>
-        <w:rPr>
-          <w:rFonts w:ascii="微软雅黑" w:hAnsi="微软雅黑" w:eastAsia="微软雅黑" w:cs="微软雅黑"/>
-          <w:color w:val="666666"/>
-          <w:sz w:val="20"/>
-        </w:rPr>
-        <w:t>，大幅提升学工管理工作效率；</w:t>
-      </w:r>
-    </w:p>
-    <w:p>
-      <w:pPr>
-        <w:numPr>
-          <w:numId w:val="0"/>
-        </w:numPr>
-        <w:spacing w:before="0" w:after="0" w:line="377" w:lineRule="exact"/>
-        <w:ind w:leftChars="0"/>
+          <w:rFonts w:ascii="微软雅黑" w:eastAsia="微软雅黑" w:hAnsi="微软雅黑" w:cs="微软雅黑" w:hint="eastAsia"/>
+          <w:color w:val="666666"/>
+          <w:sz w:val="20"/>
+        </w:rPr>
+        <w:t>教学工审批</w:t>
+      </w:r>
+      <w:r>
+        <w:rPr>
+          <w:rFonts w:ascii="微软雅黑" w:eastAsia="微软雅黑" w:hAnsi="微软雅黑" w:cs="微软雅黑" w:hint="eastAsia"/>
+          <w:color w:val="666666"/>
+          <w:sz w:val="20"/>
+        </w:rPr>
+        <w:t>流程实现自动化，</w:t>
+      </w:r>
+      <w:r>
+        <w:rPr>
+          <w:rFonts w:ascii="微软雅黑" w:eastAsia="微软雅黑" w:hAnsi="微软雅黑" w:cs="微软雅黑"/>
+          <w:color w:val="666666"/>
+          <w:sz w:val="20"/>
+        </w:rPr>
+        <w:t>大幅提升学工管理工作效率；</w:t>
+      </w:r>
+    </w:p>
+    <w:p>
+      <w:pPr>
+        <w:spacing w:line="377" w:lineRule="exact"/>
         <w:textAlignment w:val="center"/>
         <w:rPr>
-          <w:rFonts w:ascii="微软雅黑" w:hAnsi="微软雅黑" w:eastAsia="微软雅黑" w:cs="微软雅黑"/>
-          <w:color w:val="666666"/>
-          <w:sz w:val="20"/>
-        </w:rPr>
-      </w:pPr>
-    </w:p>
-    <w:p>
-      <w:pPr>
-        <w:spacing w:before="0" w:after="0" w:line="551" w:lineRule="exact"/>
+          <w:rFonts w:ascii="微软雅黑" w:eastAsia="微软雅黑" w:hAnsi="微软雅黑" w:cs="微软雅黑" w:hint="eastAsia"/>
+          <w:color w:val="666666"/>
+          <w:sz w:val="20"/>
+        </w:rPr>
+      </w:pPr>
+    </w:p>
+    <w:p>
+      <w:pPr>
+        <w:spacing w:line="551" w:lineRule="exact"/>
         <w:ind w:left="682"/>
         <w:textAlignment w:val="center"/>
-        <w:rPr>
-          <w:sz w:val="21"/>
-        </w:rPr>
-      </w:pPr>
-      <w:r>
-        <w:rPr>
-          <w:sz w:val="21"/>
+      </w:pPr>
+      <w:r>
+        <w:rPr>
+          <w:noProof/>
         </w:rPr>
         <mc:AlternateContent>
           <mc:Choice Requires="wps">
             <w:drawing>
-              <wp:anchor distT="0" distB="0" distL="114935" distR="114935" simplePos="0" relativeHeight="251661312" behindDoc="1" locked="0" layoutInCell="1" allowOverlap="1">
+              <wp:anchor distT="0" distB="0" distL="114935" distR="114935" simplePos="0" relativeHeight="251658752" behindDoc="1" locked="0" layoutInCell="1" allowOverlap="1" wp14:anchorId="5372CA26" wp14:editId="75C1FC40">
                 <wp:simplePos x="0" y="0"/>
                 <wp:positionH relativeFrom="column">
                   <wp:posOffset>1728470</wp:posOffset>
@@ -2599,11 +2401,8 @@
           </mc:Choice>
           <mc:Fallback>
             <w:pict>
-              <v:line id="直接连接符 4" o:spid="_x0000_s1026" o:spt="20" style="position:absolute;left:0pt;margin-left:136.1pt;margin-top:14.15pt;height:0pt;width:406.1pt;z-index:-251655168;mso-width-relative:page;mso-height-relative:page;" filled="f" stroked="t" coordsize="21600,21600" o:gfxdata="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">
-                <v:fill on="f" focussize="0,0"/>
-                <v:stroke weight="0.72pt" color="#EBE9EA [3200]" miterlimit="8" joinstyle="miter"/>
-                <v:imagedata o:title=""/>
-                <o:lock v:ext="edit" aspectratio="f"/>
+              <v:line w14:anchorId="60B0199D" id="直接连接符 4" o:spid="_x0000_s1026" style="position:absolute;z-index:-251657728;visibility:visible;mso-wrap-style:square;mso-wrap-distance-left:9.05pt;mso-wrap-distance-top:0;mso-wrap-distance-right:9.05pt;mso-wrap-distance-bottom:0;mso-position-horizontal:absolute;mso-position-horizontal-relative:text;mso-position-vertical:absolute;mso-position-vertical-relative:text" from="136.1pt,14.15pt" to="542.2pt,14.15pt" o:gfxdata="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" strokecolor="#ebe9ea" strokeweight=".72pt">
+                <v:stroke joinstyle="miter"/>
               </v:line>
             </w:pict>
           </mc:Fallback>
@@ -2611,26 +2410,26 @@
       </w:r>
       <w:r>
         <w:rPr>
-          <w:rFonts w:hint="eastAsia" w:ascii="微软雅黑" w:hAnsi="微软雅黑" w:eastAsia="微软雅黑" w:cs="微软雅黑"/>
+          <w:rFonts w:ascii="微软雅黑" w:eastAsia="微软雅黑" w:hAnsi="微软雅黑" w:cs="微软雅黑" w:hint="eastAsia"/>
           <w:sz w:val="26"/>
-          <w:lang w:val="en-US" w:eastAsia="zh-CN"/>
         </w:rPr>
         <w:t>我的</w:t>
       </w:r>
       <w:r>
         <w:rPr>
-          <w:rFonts w:ascii="微软雅黑" w:hAnsi="微软雅黑" w:eastAsia="微软雅黑" w:cs="微软雅黑"/>
+          <w:rFonts w:ascii="微软雅黑" w:eastAsia="微软雅黑" w:hAnsi="微软雅黑" w:cs="微软雅黑"/>
           <w:sz w:val="26"/>
         </w:rPr>
         <w:t>技能</w:t>
       </w:r>
       <w:r>
         <w:rPr>
-          <w:rFonts w:ascii="微软雅黑" w:hAnsi="微软雅黑" w:eastAsia="微软雅黑" w:cs="微软雅黑"/>
+          <w:rFonts w:ascii="微软雅黑" w:eastAsia="微软雅黑" w:hAnsi="微软雅黑" w:cs="微软雅黑"/>
+          <w:noProof/>
           <w:sz w:val="26"/>
         </w:rPr>
         <w:drawing>
-          <wp:anchor distT="0" distB="0" distL="114300" distR="114300" simplePos="0" relativeHeight="251659264" behindDoc="1" locked="0" layoutInCell="1" allowOverlap="1">
+          <wp:anchor distT="0" distB="0" distL="114300" distR="114300" simplePos="0" relativeHeight="251653632" behindDoc="1" locked="0" layoutInCell="1" allowOverlap="1" wp14:anchorId="2DF72B65" wp14:editId="7E489D2D">
             <wp:simplePos x="0" y="0"/>
             <wp:positionH relativeFrom="column">
               <wp:posOffset>0</wp:posOffset>
@@ -2655,7 +2454,7 @@
                     </pic:cNvPicPr>
                   </pic:nvPicPr>
                   <pic:blipFill>
-                    <a:blip r:embed="rId6"/>
+                    <a:blip r:embed="rId10"/>
                     <a:stretch>
                       <a:fillRect/>
                     </a:stretch>
@@ -2676,8 +2475,11 @@
         </w:drawing>
       </w:r>
       <w:r>
+        <w:rPr>
+          <w:noProof/>
+        </w:rPr>
         <w:drawing>
-          <wp:anchor distT="0" distB="0" distL="114300" distR="114300" simplePos="0" relativeHeight="251659264" behindDoc="0" locked="0" layoutInCell="1" allowOverlap="1">
+          <wp:anchor distT="0" distB="0" distL="114300" distR="114300" simplePos="0" relativeHeight="251654656" behindDoc="0" locked="0" layoutInCell="1" allowOverlap="1" wp14:anchorId="42C2BF3C" wp14:editId="442F2C40">
             <wp:simplePos x="0" y="0"/>
             <wp:positionH relativeFrom="column">
               <wp:posOffset>36830</wp:posOffset>
@@ -2702,10 +2504,10 @@
                     </pic:cNvPicPr>
                   </pic:nvPicPr>
                   <pic:blipFill>
-                    <a:blip r:embed="rId13">
+                    <a:blip r:embed="rId17">
                       <a:extLst>
                         <a:ext uri="{96DAC541-7B7A-43D3-8B79-37D633B846F1}">
-                          <asvg:svgBlip xmlns:asvg="http://schemas.microsoft.com/office/drawing/2016/SVG/main" r:embed="rId14"/>
+                          <asvg:svgBlip xmlns:asvg="http://schemas.microsoft.com/office/drawing/2016/SVG/main" r:embed="rId18"/>
                         </a:ext>
                       </a:extLst>
                     </a:blip>
@@ -2731,12 +2533,7 @@
     </w:p>
     <w:p>
       <w:pPr>
-        <w:spacing w:before="0" w:after="0" w:line="152" w:lineRule="exact"/>
-        <w:rPr>
-          <w:rFonts w:hint="default"/>
-          <w:sz w:val="21"/>
-          <w:lang w:val="en-US"/>
-        </w:rPr>
+        <w:spacing w:line="152" w:lineRule="exact"/>
       </w:pPr>
     </w:p>
     <w:p>
@@ -2745,33 +2542,22 @@
           <w:ilvl w:val="0"/>
           <w:numId w:val="5"/>
         </w:numPr>
-        <w:spacing w:before="0" w:after="0" w:line="377" w:lineRule="exact"/>
+        <w:spacing w:line="377" w:lineRule="exact"/>
         <w:textAlignment w:val="center"/>
       </w:pPr>
       <w:r>
         <w:rPr>
-          <w:rFonts w:hint="eastAsia" w:ascii="微软雅黑" w:hAnsi="微软雅黑" w:eastAsia="微软雅黑" w:cs="微软雅黑"/>
+          <w:rFonts w:ascii="微软雅黑" w:eastAsia="微软雅黑" w:hAnsi="微软雅黑" w:cs="微软雅黑" w:hint="eastAsia"/>
           <w:b/>
           <w:bCs/>
           <w:color w:val="666666"/>
           <w:sz w:val="20"/>
         </w:rPr>
-        <w:t>产品</w:t>
-      </w:r>
-      <w:r>
-        <w:rPr>
-          <w:rFonts w:hint="eastAsia" w:ascii="微软雅黑" w:hAnsi="微软雅黑" w:eastAsia="微软雅黑" w:cs="微软雅黑"/>
-          <w:b/>
-          <w:bCs/>
-          <w:color w:val="666666"/>
-          <w:sz w:val="20"/>
-          <w:lang w:val="en-US" w:eastAsia="zh-CN"/>
-        </w:rPr>
-        <w:t>涉及</w:t>
-      </w:r>
-      <w:r>
-        <w:rPr>
-          <w:rFonts w:ascii="微软雅黑" w:hAnsi="微软雅黑" w:eastAsia="微软雅黑" w:cs="微软雅黑"/>
+        <w:t>产品涉及</w:t>
+      </w:r>
+      <w:r>
+        <w:rPr>
+          <w:rFonts w:ascii="微软雅黑" w:eastAsia="微软雅黑" w:hAnsi="微软雅黑" w:cs="微软雅黑"/>
           <w:color w:val="666666"/>
           <w:sz w:val="20"/>
         </w:rPr>
@@ -2779,16 +2565,69 @@
       </w:r>
       <w:r>
         <w:rPr>
-          <w:rFonts w:hint="eastAsia" w:ascii="微软雅黑" w:hAnsi="微软雅黑" w:eastAsia="微软雅黑" w:cs="微软雅黑"/>
-          <w:color w:val="666666"/>
-          <w:sz w:val="20"/>
-          <w:lang w:val="en-US" w:eastAsia="zh-CN"/>
-        </w:rPr>
-        <w:t>熟练使用 Axure、Figma、墨刀完成产品原型设计，精通 Xmind、Visio 完成业务流程图、产品架构图梳理，可独立输出标准化 PRD 需求文档、竞品分析报告</w:t>
-      </w:r>
-      <w:r>
-        <w:rPr>
-          <w:rFonts w:ascii="微软雅黑" w:hAnsi="微软雅黑" w:eastAsia="微软雅黑" w:cs="微软雅黑"/>
+          <w:rFonts w:ascii="微软雅黑" w:eastAsia="微软雅黑" w:hAnsi="微软雅黑" w:cs="微软雅黑" w:hint="eastAsia"/>
+          <w:color w:val="666666"/>
+          <w:sz w:val="20"/>
+        </w:rPr>
+        <w:t>熟练使用 Axure、Figma、</w:t>
+      </w:r>
+      <w:proofErr w:type="gramStart"/>
+      <w:r>
+        <w:rPr>
+          <w:rFonts w:ascii="微软雅黑" w:eastAsia="微软雅黑" w:hAnsi="微软雅黑" w:cs="微软雅黑" w:hint="eastAsia"/>
+          <w:color w:val="666666"/>
+          <w:sz w:val="20"/>
+        </w:rPr>
+        <w:t>墨刀完成</w:t>
+      </w:r>
+      <w:proofErr w:type="gramEnd"/>
+      <w:r>
+        <w:rPr>
+          <w:rFonts w:ascii="微软雅黑" w:eastAsia="微软雅黑" w:hAnsi="微软雅黑" w:cs="微软雅黑" w:hint="eastAsia"/>
+          <w:color w:val="666666"/>
+          <w:sz w:val="20"/>
+        </w:rPr>
+        <w:t xml:space="preserve">产品原型设计，精通 </w:t>
+      </w:r>
+      <w:proofErr w:type="spellStart"/>
+      <w:r>
+        <w:rPr>
+          <w:rFonts w:ascii="微软雅黑" w:eastAsia="微软雅黑" w:hAnsi="微软雅黑" w:cs="微软雅黑" w:hint="eastAsia"/>
+          <w:color w:val="666666"/>
+          <w:sz w:val="20"/>
+        </w:rPr>
+        <w:t>Xmind</w:t>
+      </w:r>
+      <w:proofErr w:type="spellEnd"/>
+      <w:r>
+        <w:rPr>
+          <w:rFonts w:ascii="微软雅黑" w:eastAsia="微软雅黑" w:hAnsi="微软雅黑" w:cs="微软雅黑" w:hint="eastAsia"/>
+          <w:color w:val="666666"/>
+          <w:sz w:val="20"/>
+        </w:rPr>
+        <w:t>、Visio 完成业务流程图、产品架构图梳理，可独立输出标准化 PRD 需求文档、</w:t>
+      </w:r>
+      <w:proofErr w:type="gramStart"/>
+      <w:r>
+        <w:rPr>
+          <w:rFonts w:ascii="微软雅黑" w:eastAsia="微软雅黑" w:hAnsi="微软雅黑" w:cs="微软雅黑" w:hint="eastAsia"/>
+          <w:color w:val="666666"/>
+          <w:sz w:val="20"/>
+        </w:rPr>
+        <w:t>竞品分析</w:t>
+      </w:r>
+      <w:proofErr w:type="gramEnd"/>
+      <w:r>
+        <w:rPr>
+          <w:rFonts w:ascii="微软雅黑" w:eastAsia="微软雅黑" w:hAnsi="微软雅黑" w:cs="微软雅黑" w:hint="eastAsia"/>
+          <w:color w:val="666666"/>
+          <w:sz w:val="20"/>
+        </w:rPr>
+        <w:t>报告</w:t>
+      </w:r>
+      <w:r>
+        <w:rPr>
+          <w:rFonts w:ascii="微软雅黑" w:eastAsia="微软雅黑" w:hAnsi="微软雅黑" w:cs="微软雅黑"/>
           <w:color w:val="666666"/>
           <w:sz w:val="20"/>
         </w:rPr>
@@ -2801,12 +2640,12 @@
           <w:ilvl w:val="0"/>
           <w:numId w:val="5"/>
         </w:numPr>
-        <w:spacing w:before="0" w:after="0" w:line="377" w:lineRule="exact"/>
+        <w:spacing w:line="377" w:lineRule="exact"/>
         <w:textAlignment w:val="center"/>
       </w:pPr>
       <w:r>
         <w:rPr>
-          <w:rFonts w:hint="eastAsia" w:ascii="微软雅黑" w:hAnsi="微软雅黑" w:eastAsia="微软雅黑" w:cs="微软雅黑"/>
+          <w:rFonts w:ascii="微软雅黑" w:eastAsia="微软雅黑" w:hAnsi="微软雅黑" w:cs="微软雅黑" w:hint="eastAsia"/>
           <w:b/>
           <w:bCs/>
           <w:color w:val="666666"/>
@@ -2816,7 +2655,7 @@
       </w:r>
       <w:r>
         <w:rPr>
-          <w:rFonts w:ascii="微软雅黑" w:hAnsi="微软雅黑" w:eastAsia="微软雅黑" w:cs="微软雅黑"/>
+          <w:rFonts w:ascii="微软雅黑" w:eastAsia="微软雅黑" w:hAnsi="微软雅黑" w:cs="微软雅黑"/>
           <w:color w:val="666666"/>
           <w:sz w:val="20"/>
         </w:rPr>
@@ -2824,27 +2663,15 @@
       </w:r>
       <w:r>
         <w:rPr>
-          <w:rFonts w:hint="eastAsia" w:ascii="微软雅黑" w:hAnsi="微软雅黑" w:eastAsia="微软雅黑" w:cs="微软雅黑"/>
-          <w:color w:val="666666"/>
-          <w:sz w:val="20"/>
-          <w:lang w:val="en-US" w:eastAsia="zh-CN"/>
-        </w:rPr>
-        <w:t>精通 Wor</w:t>
-      </w:r>
-      <w:bookmarkStart w:id="0" w:name="_GoBack"/>
-      <w:bookmarkEnd w:id="0"/>
-      <w:r>
-        <w:rPr>
-          <w:rFonts w:hint="eastAsia" w:ascii="微软雅黑" w:hAnsi="微软雅黑" w:eastAsia="微软雅黑" w:cs="微软雅黑"/>
-          <w:color w:val="666666"/>
-          <w:sz w:val="20"/>
-          <w:lang w:val="en-US" w:eastAsia="zh-CN"/>
-        </w:rPr>
-        <w:t>d、Excel、PPT 等办公软件，可完成数据统计分析、产品方案与汇报材料输出；掌握基础数据埋点与数据分析方法，具备数据驱动产品迭代的基础能力</w:t>
-      </w:r>
-      <w:r>
-        <w:rPr>
-          <w:rFonts w:ascii="微软雅黑" w:hAnsi="微软雅黑" w:eastAsia="微软雅黑" w:cs="微软雅黑"/>
+          <w:rFonts w:ascii="微软雅黑" w:eastAsia="微软雅黑" w:hAnsi="微软雅黑" w:cs="微软雅黑" w:hint="eastAsia"/>
+          <w:color w:val="666666"/>
+          <w:sz w:val="20"/>
+        </w:rPr>
+        <w:t>精通 Word、Excel、PPT 等办公软件，可完成数据统计分析、产品方案与汇报材料输出；掌握基础数据埋点与数据分析方法，具备数据驱动产品迭代的基础能力</w:t>
+      </w:r>
+      <w:r>
+        <w:rPr>
+          <w:rFonts w:ascii="微软雅黑" w:eastAsia="微软雅黑" w:hAnsi="微软雅黑" w:cs="微软雅黑"/>
           <w:color w:val="666666"/>
           <w:sz w:val="20"/>
         </w:rPr>
@@ -2857,12 +2684,12 @@
           <w:ilvl w:val="0"/>
           <w:numId w:val="5"/>
         </w:numPr>
-        <w:spacing w:before="0" w:after="0" w:line="377" w:lineRule="exact"/>
+        <w:spacing w:line="377" w:lineRule="exact"/>
         <w:textAlignment w:val="center"/>
       </w:pPr>
       <w:r>
         <w:rPr>
-          <w:rFonts w:hint="eastAsia" w:ascii="微软雅黑" w:hAnsi="微软雅黑" w:eastAsia="微软雅黑" w:cs="微软雅黑"/>
+          <w:rFonts w:ascii="微软雅黑" w:eastAsia="微软雅黑" w:hAnsi="微软雅黑" w:cs="微软雅黑" w:hint="eastAsia"/>
           <w:b/>
           <w:bCs/>
           <w:color w:val="666666"/>
@@ -2872,17 +2699,33 @@
       </w:r>
       <w:r>
         <w:rPr>
-          <w:rFonts w:hint="eastAsia" w:ascii="微软雅黑" w:hAnsi="微软雅黑" w:eastAsia="微软雅黑" w:cs="微软雅黑"/>
-          <w:b w:val="0"/>
-          <w:bCs w:val="0"/>
-          <w:color w:val="666666"/>
-          <w:sz w:val="20"/>
-        </w:rPr>
-        <w:t>熟练使用可画、剪映完成海报设计与视频剪辑，具备基础的产品运营与视觉设计能力；精通 ChatGPT、Gemini 等 AI 工具，可通过 AI 工具高效提升产品工作效率</w:t>
-      </w:r>
-      <w:r>
-        <w:rPr>
-          <w:rFonts w:ascii="微软雅黑" w:hAnsi="微软雅黑" w:eastAsia="微软雅黑" w:cs="微软雅黑"/>
+          <w:rFonts w:ascii="微软雅黑" w:eastAsia="微软雅黑" w:hAnsi="微软雅黑" w:cs="微软雅黑" w:hint="eastAsia"/>
+          <w:color w:val="666666"/>
+          <w:sz w:val="20"/>
+        </w:rPr>
+        <w:t>熟练使用可画、</w:t>
+      </w:r>
+      <w:proofErr w:type="gramStart"/>
+      <w:r>
+        <w:rPr>
+          <w:rFonts w:ascii="微软雅黑" w:eastAsia="微软雅黑" w:hAnsi="微软雅黑" w:cs="微软雅黑" w:hint="eastAsia"/>
+          <w:color w:val="666666"/>
+          <w:sz w:val="20"/>
+        </w:rPr>
+        <w:t>剪映完成</w:t>
+      </w:r>
+      <w:proofErr w:type="gramEnd"/>
+      <w:r>
+        <w:rPr>
+          <w:rFonts w:ascii="微软雅黑" w:eastAsia="微软雅黑" w:hAnsi="微软雅黑" w:cs="微软雅黑" w:hint="eastAsia"/>
+          <w:color w:val="666666"/>
+          <w:sz w:val="20"/>
+        </w:rPr>
+        <w:t>海报设计与视频剪辑，具备基础的产品运营与视觉设计能力；精通 ChatGPT、Gemini 等 AI 工具，可通过 AI 工具高效提升产品工作效率</w:t>
+      </w:r>
+      <w:r>
+        <w:rPr>
+          <w:rFonts w:ascii="微软雅黑" w:eastAsia="微软雅黑" w:hAnsi="微软雅黑" w:cs="微软雅黑"/>
           <w:color w:val="666666"/>
           <w:sz w:val="20"/>
         </w:rPr>
@@ -2895,12 +2738,12 @@
           <w:ilvl w:val="0"/>
           <w:numId w:val="5"/>
         </w:numPr>
-        <w:spacing w:before="0" w:after="0" w:line="377" w:lineRule="exact"/>
+        <w:spacing w:line="377" w:lineRule="exact"/>
         <w:textAlignment w:val="center"/>
       </w:pPr>
       <w:r>
         <w:rPr>
-          <w:rFonts w:ascii="微软雅黑" w:hAnsi="微软雅黑" w:eastAsia="微软雅黑" w:cs="微软雅黑"/>
+          <w:rFonts w:ascii="微软雅黑" w:eastAsia="微软雅黑" w:hAnsi="微软雅黑" w:cs="微软雅黑"/>
           <w:b/>
           <w:bCs/>
           <w:color w:val="666666"/>
@@ -2910,7 +2753,7 @@
       </w:r>
       <w:r>
         <w:rPr>
-          <w:rFonts w:ascii="微软雅黑" w:hAnsi="微软雅黑" w:eastAsia="微软雅黑" w:cs="微软雅黑"/>
+          <w:rFonts w:ascii="微软雅黑" w:eastAsia="微软雅黑" w:hAnsi="微软雅黑" w:cs="微软雅黑"/>
           <w:color w:val="666666"/>
           <w:sz w:val="20"/>
         </w:rPr>
@@ -2919,29 +2762,24 @@
     </w:p>
     <w:p>
       <w:pPr>
-        <w:spacing w:before="0" w:after="0" w:line="290" w:lineRule="exact"/>
+        <w:spacing w:line="290" w:lineRule="exact"/>
         <w:jc w:val="left"/>
       </w:pPr>
     </w:p>
     <w:p>
       <w:pPr>
-        <w:spacing w:before="0" w:after="0" w:line="551" w:lineRule="exact"/>
+        <w:spacing w:line="551" w:lineRule="exact"/>
         <w:ind w:left="682"/>
         <w:textAlignment w:val="center"/>
-        <w:rPr>
-          <w:rFonts w:hint="default"/>
-          <w:sz w:val="21"/>
-          <w:lang w:val="en-US"/>
-        </w:rPr>
-      </w:pPr>
-      <w:r>
-        <w:rPr>
-          <w:sz w:val="21"/>
+      </w:pPr>
+      <w:r>
+        <w:rPr>
+          <w:noProof/>
         </w:rPr>
         <mc:AlternateContent>
           <mc:Choice Requires="wps">
             <w:drawing>
-              <wp:anchor distT="0" distB="0" distL="114935" distR="114935" simplePos="0" relativeHeight="251665408" behindDoc="1" locked="0" layoutInCell="1" allowOverlap="1">
+              <wp:anchor distT="0" distB="0" distL="114935" distR="114935" simplePos="0" relativeHeight="251664896" behindDoc="1" locked="0" layoutInCell="1" allowOverlap="1" wp14:anchorId="60C169B7" wp14:editId="770182D8">
                 <wp:simplePos x="0" y="0"/>
                 <wp:positionH relativeFrom="column">
                   <wp:posOffset>1728470</wp:posOffset>
@@ -2996,11 +2834,8 @@
           </mc:Choice>
           <mc:Fallback>
             <w:pict>
-              <v:line id="直接连接符 4" o:spid="_x0000_s1026" o:spt="20" style="position:absolute;left:0pt;margin-left:136.1pt;margin-top:14.15pt;height:0pt;width:406.1pt;z-index:-251651072;mso-width-relative:page;mso-height-relative:page;" filled="f" stroked="t" coordsize="21600,21600" o:gfxdata="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">
-                <v:fill on="f" focussize="0,0"/>
-                <v:stroke weight="0.72pt" color="#EBE9EA [3200]" miterlimit="8" joinstyle="miter"/>
-                <v:imagedata o:title=""/>
-                <o:lock v:ext="edit" aspectratio="f"/>
+              <v:line w14:anchorId="4899113A" id="直接连接符 4" o:spid="_x0000_s1026" style="position:absolute;z-index:-251651584;visibility:visible;mso-wrap-style:square;mso-wrap-distance-left:9.05pt;mso-wrap-distance-top:0;mso-wrap-distance-right:9.05pt;mso-wrap-distance-bottom:0;mso-position-horizontal:absolute;mso-position-horizontal-relative:text;mso-position-vertical:absolute;mso-position-vertical-relative:text" from="136.1pt,14.15pt" to="542.2pt,14.15pt" o:gfxdata="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" strokecolor="#ebe9ea" strokeweight=".72pt">
+                <v:stroke joinstyle="miter"/>
               </v:line>
             </w:pict>
           </mc:Fallback>
@@ -3008,11 +2843,12 @@
       </w:r>
       <w:r>
         <w:rPr>
-          <w:rFonts w:ascii="微软雅黑" w:hAnsi="微软雅黑" w:eastAsia="微软雅黑" w:cs="微软雅黑"/>
+          <w:rFonts w:ascii="微软雅黑" w:eastAsia="微软雅黑" w:hAnsi="微软雅黑" w:cs="微软雅黑"/>
+          <w:noProof/>
           <w:sz w:val="26"/>
         </w:rPr>
         <w:drawing>
-          <wp:anchor distT="0" distB="0" distL="114300" distR="114300" simplePos="0" relativeHeight="251664384" behindDoc="1" locked="0" layoutInCell="1" allowOverlap="1">
+          <wp:anchor distT="0" distB="0" distL="114300" distR="114300" simplePos="0" relativeHeight="251662848" behindDoc="1" locked="0" layoutInCell="1" allowOverlap="1" wp14:anchorId="100591DB" wp14:editId="40B93BED">
             <wp:simplePos x="0" y="0"/>
             <wp:positionH relativeFrom="column">
               <wp:posOffset>0</wp:posOffset>
@@ -3037,7 +2873,7 @@
                     </pic:cNvPicPr>
                   </pic:nvPicPr>
                   <pic:blipFill>
-                    <a:blip r:embed="rId6"/>
+                    <a:blip r:embed="rId10"/>
                     <a:stretch>
                       <a:fillRect/>
                     </a:stretch>
@@ -3058,8 +2894,11 @@
         </w:drawing>
       </w:r>
       <w:r>
+        <w:rPr>
+          <w:noProof/>
+        </w:rPr>
         <w:drawing>
-          <wp:anchor distT="0" distB="0" distL="114300" distR="114300" simplePos="0" relativeHeight="251664384" behindDoc="0" locked="0" layoutInCell="1" allowOverlap="1">
+          <wp:anchor distT="0" distB="0" distL="114300" distR="114300" simplePos="0" relativeHeight="251663872" behindDoc="0" locked="0" layoutInCell="1" allowOverlap="1" wp14:anchorId="1D3CC3DF" wp14:editId="3F331482">
             <wp:simplePos x="0" y="0"/>
             <wp:positionH relativeFrom="column">
               <wp:posOffset>36830</wp:posOffset>
@@ -3084,10 +2923,10 @@
                     </pic:cNvPicPr>
                   </pic:nvPicPr>
                   <pic:blipFill>
-                    <a:blip r:embed="rId15">
+                    <a:blip r:embed="rId19">
                       <a:extLst>
                         <a:ext uri="{96DAC541-7B7A-43D3-8B79-37D633B846F1}">
-                          <asvg:svgBlip xmlns:asvg="http://schemas.microsoft.com/office/drawing/2016/SVG/main" r:embed="rId16"/>
+                          <asvg:svgBlip xmlns:asvg="http://schemas.microsoft.com/office/drawing/2016/SVG/main" r:embed="rId20"/>
                         </a:ext>
                       </a:extLst>
                     </a:blip>
@@ -3112,21 +2951,15 @@
       </w:r>
       <w:r>
         <w:rPr>
-          <w:rFonts w:hint="eastAsia" w:ascii="微软雅黑" w:hAnsi="微软雅黑" w:eastAsia="微软雅黑" w:cs="微软雅黑"/>
+          <w:rFonts w:ascii="微软雅黑" w:eastAsia="微软雅黑" w:hAnsi="微软雅黑" w:cs="微软雅黑" w:hint="eastAsia"/>
           <w:sz w:val="26"/>
-          <w:lang w:val="en-US" w:eastAsia="zh-CN"/>
         </w:rPr>
         <w:t>核心能力</w:t>
       </w:r>
     </w:p>
     <w:p>
       <w:pPr>
-        <w:spacing w:before="0" w:after="0" w:line="152" w:lineRule="exact"/>
-        <w:rPr>
-          <w:rFonts w:hint="default"/>
-          <w:sz w:val="21"/>
-          <w:lang w:val="en-US"/>
-        </w:rPr>
+        <w:spacing w:line="152" w:lineRule="exact"/>
       </w:pPr>
     </w:p>
     <w:p>
@@ -3135,10 +2968,10 @@
           <w:ilvl w:val="0"/>
           <w:numId w:val="6"/>
         </w:numPr>
-        <w:spacing w:before="0" w:after="0" w:line="377" w:lineRule="exact"/>
+        <w:spacing w:line="377" w:lineRule="exact"/>
         <w:textAlignment w:val="center"/>
         <w:rPr>
-          <w:rFonts w:ascii="微软雅黑" w:hAnsi="微软雅黑" w:eastAsia="微软雅黑" w:cs="微软雅黑"/>
+          <w:rFonts w:ascii="微软雅黑" w:eastAsia="微软雅黑" w:hAnsi="微软雅黑" w:cs="微软雅黑" w:hint="eastAsia"/>
           <w:b/>
           <w:color w:val="666666"/>
           <w:sz w:val="20"/>
@@ -3146,32 +2979,61 @@
       </w:pPr>
       <w:r>
         <w:rPr>
-          <w:rFonts w:ascii="微软雅黑" w:hAnsi="微软雅黑" w:eastAsia="微软雅黑" w:cs="微软雅黑"/>
+          <w:rFonts w:ascii="微软雅黑" w:eastAsia="微软雅黑" w:hAnsi="微软雅黑" w:cs="微软雅黑"/>
           <w:b/>
           <w:color w:val="666666"/>
           <w:sz w:val="20"/>
         </w:rPr>
-        <w:t>C 端用户增长全流程能力：</w:t>
-      </w:r>
-      <w:r>
-        <w:rPr>
-          <w:rFonts w:ascii="微软雅黑" w:hAnsi="微软雅黑" w:eastAsia="微软雅黑" w:cs="微软雅黑"/>
-          <w:b w:val="0"/>
+        <w:t xml:space="preserve">C </w:t>
+      </w:r>
+      <w:proofErr w:type="gramStart"/>
+      <w:r>
+        <w:rPr>
+          <w:rFonts w:ascii="微软雅黑" w:eastAsia="微软雅黑" w:hAnsi="微软雅黑" w:cs="微软雅黑"/>
+          <w:b/>
+          <w:color w:val="666666"/>
+          <w:sz w:val="20"/>
+        </w:rPr>
+        <w:t>端用户</w:t>
+      </w:r>
+      <w:proofErr w:type="gramEnd"/>
+      <w:r>
+        <w:rPr>
+          <w:rFonts w:ascii="微软雅黑" w:eastAsia="微软雅黑" w:hAnsi="微软雅黑" w:cs="微软雅黑"/>
+          <w:b/>
+          <w:color w:val="666666"/>
+          <w:sz w:val="20"/>
+        </w:rPr>
+        <w:t>增长全流程能力：</w:t>
+      </w:r>
+      <w:r>
+        <w:rPr>
+          <w:rFonts w:ascii="微软雅黑" w:eastAsia="微软雅黑" w:hAnsi="微软雅黑" w:cs="微软雅黑"/>
           <w:bCs/>
           <w:color w:val="666666"/>
           <w:sz w:val="20"/>
         </w:rPr>
-        <w:t>具备教育 APP 用户增长模块从 0 到 1 落地实战经验，精通裂变增长玩法设计、竞品分析、PRD 撰写、原型设计与数据复盘全流程，可独立完成增长类产品功能的策划与落地</w:t>
-      </w:r>
-      <w:r>
-        <w:rPr>
-          <w:rFonts w:ascii="微软雅黑" w:hAnsi="微软雅黑" w:eastAsia="微软雅黑" w:cs="微软雅黑"/>
-          <w:b w:val="0"/>
+        <w:t>具备教育 APP 用户增长模块从 0 到 1 落地实战经验，精通裂变增长玩法设计、</w:t>
+      </w:r>
+      <w:proofErr w:type="gramStart"/>
+      <w:r>
+        <w:rPr>
+          <w:rFonts w:ascii="微软雅黑" w:eastAsia="微软雅黑" w:hAnsi="微软雅黑" w:cs="微软雅黑"/>
           <w:bCs/>
           <w:color w:val="666666"/>
           <w:sz w:val="20"/>
         </w:rPr>
-        <w:t>。</w:t>
+        <w:t>竞品分析</w:t>
+      </w:r>
+      <w:proofErr w:type="gramEnd"/>
+      <w:r>
+        <w:rPr>
+          <w:rFonts w:ascii="微软雅黑" w:eastAsia="微软雅黑" w:hAnsi="微软雅黑" w:cs="微软雅黑"/>
+          <w:bCs/>
+          <w:color w:val="666666"/>
+          <w:sz w:val="20"/>
+        </w:rPr>
+        <w:t>、PRD 撰写、原型设计与数据复盘全流程，可独立完成增长类产品功能的策划与落地。</w:t>
       </w:r>
     </w:p>
     <w:p>
@@ -3180,11 +3042,10 @@
           <w:ilvl w:val="0"/>
           <w:numId w:val="6"/>
         </w:numPr>
-        <w:spacing w:before="0" w:after="0" w:line="377" w:lineRule="exact"/>
+        <w:spacing w:line="377" w:lineRule="exact"/>
         <w:textAlignment w:val="center"/>
         <w:rPr>
-          <w:rFonts w:ascii="微软雅黑" w:hAnsi="微软雅黑" w:eastAsia="微软雅黑" w:cs="微软雅黑"/>
-          <w:b w:val="0"/>
+          <w:rFonts w:ascii="微软雅黑" w:eastAsia="微软雅黑" w:hAnsi="微软雅黑" w:cs="微软雅黑" w:hint="eastAsia"/>
           <w:bCs/>
           <w:color w:val="666666"/>
           <w:sz w:val="20"/>
@@ -3192,33 +3053,61 @@
       </w:pPr>
       <w:r>
         <w:rPr>
-          <w:rFonts w:ascii="微软雅黑" w:hAnsi="微软雅黑" w:eastAsia="微软雅黑" w:cs="微软雅黑"/>
+          <w:rFonts w:ascii="微软雅黑" w:eastAsia="微软雅黑" w:hAnsi="微软雅黑" w:cs="微软雅黑"/>
           <w:b/>
-          <w:bCs w:val="0"/>
-          <w:color w:val="666666"/>
-          <w:sz w:val="20"/>
-        </w:rPr>
-        <w:t>智慧社区 B/C 端产品设计经验：</w:t>
-      </w:r>
-      <w:r>
-        <w:rPr>
-          <w:rFonts w:ascii="微软雅黑" w:hAnsi="微软雅黑" w:eastAsia="微软雅黑" w:cs="微软雅黑"/>
-          <w:b w:val="0"/>
+          <w:color w:val="666666"/>
+          <w:sz w:val="20"/>
+        </w:rPr>
+        <w:t xml:space="preserve">智慧社区 B/C </w:t>
+      </w:r>
+      <w:proofErr w:type="gramStart"/>
+      <w:r>
+        <w:rPr>
+          <w:rFonts w:ascii="微软雅黑" w:eastAsia="微软雅黑" w:hAnsi="微软雅黑" w:cs="微软雅黑"/>
+          <w:b/>
+          <w:color w:val="666666"/>
+          <w:sz w:val="20"/>
+        </w:rPr>
+        <w:t>端产品</w:t>
+      </w:r>
+      <w:proofErr w:type="gramEnd"/>
+      <w:r>
+        <w:rPr>
+          <w:rFonts w:ascii="微软雅黑" w:eastAsia="微软雅黑" w:hAnsi="微软雅黑" w:cs="微软雅黑"/>
+          <w:b/>
+          <w:color w:val="666666"/>
+          <w:sz w:val="20"/>
+        </w:rPr>
+        <w:t>设计经验：</w:t>
+      </w:r>
+      <w:r>
+        <w:rPr>
+          <w:rFonts w:ascii="微软雅黑" w:eastAsia="微软雅黑" w:hAnsi="微软雅黑" w:cs="微软雅黑"/>
           <w:bCs/>
           <w:color w:val="666666"/>
           <w:sz w:val="20"/>
         </w:rPr>
-        <w:t>深度参与智慧社区物业缴费系统、高校学工管理系统两大 B/C 端产品项目，覆盖需求调研、业务流程梳理、功能架构设计、开发跟进与测试验收产品全生命周期，对物业数字化系统有完整认知与落地经验</w:t>
-      </w:r>
-      <w:r>
-        <w:rPr>
-          <w:rFonts w:ascii="微软雅黑" w:hAnsi="微软雅黑" w:eastAsia="微软雅黑" w:cs="微软雅黑"/>
-          <w:b w:val="0"/>
+        <w:t xml:space="preserve">深度参与智慧社区物业缴费系统、高校学工管理系统两大 B/C </w:t>
+      </w:r>
+      <w:proofErr w:type="gramStart"/>
+      <w:r>
+        <w:rPr>
+          <w:rFonts w:ascii="微软雅黑" w:eastAsia="微软雅黑" w:hAnsi="微软雅黑" w:cs="微软雅黑"/>
           <w:bCs/>
           <w:color w:val="666666"/>
           <w:sz w:val="20"/>
         </w:rPr>
-        <w:t>。</w:t>
+        <w:t>端产品</w:t>
+      </w:r>
+      <w:proofErr w:type="gramEnd"/>
+      <w:r>
+        <w:rPr>
+          <w:rFonts w:ascii="微软雅黑" w:eastAsia="微软雅黑" w:hAnsi="微软雅黑" w:cs="微软雅黑"/>
+          <w:bCs/>
+          <w:color w:val="666666"/>
+          <w:sz w:val="20"/>
+        </w:rPr>
+        <w:t>项目，覆盖需求调研、业务流程梳理、功能架构设计、开发跟进与测试验收产品全生命周期，对物业数字化系统有完整认知与落地经验。</w:t>
       </w:r>
     </w:p>
     <w:p>
@@ -3227,11 +3116,10 @@
           <w:ilvl w:val="0"/>
           <w:numId w:val="6"/>
         </w:numPr>
-        <w:spacing w:before="0" w:after="0" w:line="377" w:lineRule="exact"/>
+        <w:spacing w:line="377" w:lineRule="exact"/>
         <w:textAlignment w:val="center"/>
         <w:rPr>
-          <w:rFonts w:ascii="微软雅黑" w:hAnsi="微软雅黑" w:eastAsia="微软雅黑" w:cs="微软雅黑"/>
-          <w:b w:val="0"/>
+          <w:rFonts w:ascii="微软雅黑" w:eastAsia="微软雅黑" w:hAnsi="微软雅黑" w:cs="微软雅黑" w:hint="eastAsia"/>
           <w:bCs/>
           <w:color w:val="666666"/>
           <w:sz w:val="20"/>
@@ -3239,9 +3127,8 @@
       </w:pPr>
       <w:r>
         <w:rPr>
-          <w:rFonts w:ascii="微软雅黑" w:hAnsi="微软雅黑" w:eastAsia="微软雅黑" w:cs="微软雅黑"/>
+          <w:rFonts w:ascii="微软雅黑" w:eastAsia="微软雅黑" w:hAnsi="微软雅黑" w:cs="微软雅黑"/>
           <w:b/>
-          <w:bCs w:val="0"/>
           <w:color w:val="666666"/>
           <w:sz w:val="20"/>
         </w:rPr>
@@ -3249,8 +3136,7 @@
       </w:r>
       <w:r>
         <w:rPr>
-          <w:rFonts w:ascii="微软雅黑" w:hAnsi="微软雅黑" w:eastAsia="微软雅黑" w:cs="微软雅黑"/>
-          <w:b w:val="0"/>
+          <w:rFonts w:ascii="微软雅黑" w:eastAsia="微软雅黑" w:hAnsi="微软雅黑" w:cs="微软雅黑"/>
           <w:bCs/>
           <w:color w:val="666666"/>
           <w:sz w:val="20"/>
@@ -3259,12 +3145,10 @@
       </w:r>
       <w:r>
         <w:rPr>
-          <w:rFonts w:hint="eastAsia" w:ascii="微软雅黑" w:hAnsi="微软雅黑" w:eastAsia="微软雅黑" w:cs="微软雅黑"/>
-          <w:b w:val="0"/>
+          <w:rFonts w:ascii="微软雅黑" w:eastAsia="微软雅黑" w:hAnsi="微软雅黑" w:cs="微软雅黑" w:hint="eastAsia"/>
           <w:bCs/>
           <w:color w:val="666666"/>
           <w:sz w:val="20"/>
-          <w:lang w:eastAsia="zh-CN"/>
         </w:rPr>
         <w:t>。</w:t>
       </w:r>
@@ -3275,14 +3159,13 @@
           <w:ilvl w:val="0"/>
           <w:numId w:val="6"/>
         </w:numPr>
-        <w:spacing w:before="0" w:after="0" w:line="377" w:lineRule="exact"/>
+        <w:spacing w:line="377" w:lineRule="exact"/>
         <w:textAlignment w:val="center"/>
       </w:pPr>
       <w:r>
         <w:rPr>
-          <w:rFonts w:ascii="微软雅黑" w:hAnsi="微软雅黑" w:eastAsia="微软雅黑" w:cs="微软雅黑"/>
+          <w:rFonts w:ascii="微软雅黑" w:eastAsia="微软雅黑" w:hAnsi="微软雅黑" w:cs="微软雅黑"/>
           <w:b/>
-          <w:bCs w:val="0"/>
           <w:color w:val="666666"/>
           <w:sz w:val="20"/>
         </w:rPr>
@@ -3290,8 +3173,7 @@
       </w:r>
       <w:r>
         <w:rPr>
-          <w:rFonts w:ascii="微软雅黑" w:hAnsi="微软雅黑" w:eastAsia="微软雅黑" w:cs="微软雅黑"/>
-          <w:b w:val="0"/>
+          <w:rFonts w:ascii="微软雅黑" w:eastAsia="微软雅黑" w:hAnsi="微软雅黑" w:cs="微软雅黑"/>
           <w:bCs/>
           <w:color w:val="666666"/>
           <w:sz w:val="20"/>
@@ -3302,42 +3184,73 @@
     <w:sectPr>
       <w:pgSz w:w="11906" w:h="16838"/>
       <w:pgMar w:top="516" w:right="516" w:bottom="516" w:left="516" w:header="851" w:footer="992" w:gutter="0"/>
-      <w:pgBorders>
-        <w:top w:val="none" w:sz="0" w:space="0"/>
-        <w:left w:val="none" w:sz="0" w:space="0"/>
-        <w:bottom w:val="none" w:sz="0" w:space="0"/>
-        <w:right w:val="none" w:sz="0" w:space="0"/>
-      </w:pgBorders>
-      <w:cols w:space="0" w:num="1"/>
-      <w:rtlGutter w:val="0"/>
-      <w:docGrid w:type="lines" w:linePitch="312" w:charSpace="0"/>
+      <w:cols w:space="0"/>
+      <w:docGrid w:type="lines" w:linePitch="312"/>
     </w:sectPr>
   </w:body>
 </w:document>
 </file>
 
+<file path=word/endnotes.xml><?xml version="1.0" encoding="utf-8"?>
+<w:endnotes xmlns:wpc="http://schemas.microsoft.com/office/word/2010/wordprocessingCanvas" xmlns:cx="http://schemas.microsoft.com/office/drawing/2014/chartex" xmlns:cx1="http://schemas.microsoft.com/office/drawing/2015/9/8/chartex" xmlns:cx2="http://schemas.microsoft.com/office/drawing/2015/10/21/chartex" xmlns:cx3="http://schemas.microsoft.com/office/drawing/2016/5/9/chartex" xmlns:cx4="http://schemas.microsoft.com/office/drawing/2016/5/10/chartex" xmlns:cx5="http://schemas.microsoft.com/office/drawing/2016/5/11/chartex" xmlns:cx6="http://schemas.microsoft.com/office/drawing/2016/5/12/chartex" xmlns:cx7="http://schemas.microsoft.com/office/drawing/2016/5/13/chartex" xmlns:cx8="http://schemas.microsoft.com/office/drawing/2016/5/14/chartex" xmlns:mc="http://schemas.openxmlformats.org/markup-compatibility/2006" xmlns:aink="http://schemas.microsoft.com/office/drawing/2016/ink" xmlns:am3d="http://schemas.microsoft.com/office/drawing/2017/model3d" xmlns:o="urn:schemas-microsoft-com:office:office" xmlns:oel="http://schemas.microsoft.com/office/2019/extlst" xmlns:r="http://schemas.openxmlformats.org/officeDocument/2006/relationships" xmlns:m="http://schemas.openxmlformats.org/officeDocument/2006/math" xmlns:v="urn:schemas-microsoft-com:vml" xmlns:wp14="http://schemas.microsoft.com/office/word/2010/wordprocessingDrawing" xmlns:wp="http://schemas.openxmlformats.org/drawingml/2006/wordprocessingDrawing" xmlns:w10="urn:schemas-microsoft-com:office:word" xmlns:w="http://schemas.openxmlformats.org/wordprocessingml/2006/main" xmlns:w14="http://schemas.microsoft.com/office/word/2010/wordml" xmlns:w15="http://schemas.microsoft.com/office/word/2012/wordml" xmlns:w16cex="http://schemas.microsoft.com/office/word/2018/wordml/cex" xmlns:w16cid="http://schemas.microsoft.com/office/word/2016/wordml/cid" xmlns:w16="http://schemas.microsoft.com/office/word/2018/wordml" xmlns:w16du="http://schemas.microsoft.com/office/word/2023/wordml/word16du" xmlns:w16sdtdh="http://schemas.microsoft.com/office/word/2020/wordml/sdtdatahash" xmlns:w16sdtfl="http://schemas.microsoft.com/office/word/2024/wordml/sdtformatlock" xmlns:w16se="http://schemas.microsoft.com/office/word/2015/wordml/symex" xmlns:wpg="http://schemas.microsoft.com/office/word/2010/wordprocessingGroup" xmlns:wpi="http://schemas.microsoft.com/office/word/2010/wordprocessingInk" xmlns:wne="http://schemas.microsoft.com/office/word/2006/wordml" xmlns:wps="http://schemas.microsoft.com/office/word/2010/wordprocessingShape" mc:Ignorable="w14 w15 w16se w16cid w16 w16cex w16sdtdh w16sdtfl w16du wp14">
+  <w:endnote w:type="separator" w:id="-1">
+    <w:p>
+      <w:r>
+        <w:separator/>
+      </w:r>
+    </w:p>
+  </w:endnote>
+  <w:endnote w:type="continuationSeparator" w:id="0">
+    <w:p>
+      <w:r>
+        <w:continuationSeparator/>
+      </w:r>
+    </w:p>
+  </w:endnote>
+</w:endnotes>
+</file>
+
+<file path=word/footnotes.xml><?xml version="1.0" encoding="utf-8"?>
+<w:footnotes xmlns:wpc="http://schemas.microsoft.com/office/word/2010/wordprocessingCanvas" xmlns:cx="http://schemas.microsoft.com/office/drawing/2014/chartex" xmlns:cx1="http://schemas.microsoft.com/office/drawing/2015/9/8/chartex" xmlns:cx2="http://schemas.microsoft.com/office/drawing/2015/10/21/chartex" xmlns:cx3="http://schemas.microsoft.com/office/drawing/2016/5/9/chartex" xmlns:cx4="http://schemas.microsoft.com/office/drawing/2016/5/10/chartex" xmlns:cx5="http://schemas.microsoft.com/office/drawing/2016/5/11/chartex" xmlns:cx6="http://schemas.microsoft.com/office/drawing/2016/5/12/chartex" xmlns:cx7="http://schemas.microsoft.com/office/drawing/2016/5/13/chartex" xmlns:cx8="http://schemas.microsoft.com/office/drawing/2016/5/14/chartex" xmlns:mc="http://schemas.openxmlformats.org/markup-compatibility/2006" xmlns:aink="http://schemas.microsoft.com/office/drawing/2016/ink" xmlns:am3d="http://schemas.microsoft.com/office/drawing/2017/model3d" xmlns:o="urn:schemas-microsoft-com:office:office" xmlns:oel="http://schemas.microsoft.com/office/2019/extlst" xmlns:r="http://schemas.openxmlformats.org/officeDocument/2006/relationships" xmlns:m="http://schemas.openxmlformats.org/officeDocument/2006/math" xmlns:v="urn:schemas-microsoft-com:vml" xmlns:wp14="http://schemas.microsoft.com/office/word/2010/wordprocessingDrawing" xmlns:wp="http://schemas.openxmlformats.org/drawingml/2006/wordprocessingDrawing" xmlns:w10="urn:schemas-microsoft-com:office:word" xmlns:w="http://schemas.openxmlformats.org/wordprocessingml/2006/main" xmlns:w14="http://schemas.microsoft.com/office/word/2010/wordml" xmlns:w15="http://schemas.microsoft.com/office/word/2012/wordml" xmlns:w16cex="http://schemas.microsoft.com/office/word/2018/wordml/cex" xmlns:w16cid="http://schemas.microsoft.com/office/word/2016/wordml/cid" xmlns:w16="http://schemas.microsoft.com/office/word/2018/wordml" xmlns:w16du="http://schemas.microsoft.com/office/word/2023/wordml/word16du" xmlns:w16sdtdh="http://schemas.microsoft.com/office/word/2020/wordml/sdtdatahash" xmlns:w16sdtfl="http://schemas.microsoft.com/office/word/2024/wordml/sdtformatlock" xmlns:w16se="http://schemas.microsoft.com/office/word/2015/wordml/symex" xmlns:wpg="http://schemas.microsoft.com/office/word/2010/wordprocessingGroup" xmlns:wpi="http://schemas.microsoft.com/office/word/2010/wordprocessingInk" xmlns:wne="http://schemas.microsoft.com/office/word/2006/wordml" xmlns:wps="http://schemas.microsoft.com/office/word/2010/wordprocessingShape" mc:Ignorable="w14 w15 w16se w16cid w16 w16cex w16sdtdh w16sdtfl w16du wp14">
+  <w:footnote w:type="separator" w:id="-1">
+    <w:p>
+      <w:r>
+        <w:separator/>
+      </w:r>
+    </w:p>
+  </w:footnote>
+  <w:footnote w:type="continuationSeparator" w:id="0">
+    <w:p>
+      <w:r>
+        <w:continuationSeparator/>
+      </w:r>
+    </w:p>
+  </w:footnote>
+</w:footnotes>
+</file>
+
 <file path=word/numbering.xml><?xml version="1.0" encoding="utf-8"?>
-<w:numbering xmlns:wpc="http://schemas.microsoft.com/office/word/2010/wordprocessingCanvas" xmlns:mc="http://schemas.openxmlformats.org/markup-compatibility/2006" xmlns:o="urn:schemas-microsoft-com:office:office" xmlns:r="http://schemas.openxmlformats.org/officeDocument/2006/relationships" xmlns:m="http://schemas.openxmlformats.org/officeDocument/2006/math" xmlns:v="urn:schemas-microsoft-com:vml" xmlns:wp14="http://schemas.microsoft.com/office/word/2010/wordprocessingDrawing" xmlns:wp="http://schemas.openxmlformats.org/drawingml/2006/wordprocessingDrawing" xmlns:w10="urn:schemas-microsoft-com:office:word" xmlns:w="http://schemas.openxmlformats.org/wordprocessingml/2006/main" xmlns:w14="http://schemas.microsoft.com/office/word/2010/wordml" xmlns:wpg="http://schemas.microsoft.com/office/word/2010/wordprocessingGroup" xmlns:wpi="http://schemas.microsoft.com/office/word/2010/wordprocessingInk" xmlns:wne="http://schemas.microsoft.com/office/word/2006/wordml" xmlns:wps="http://schemas.microsoft.com/office/word/2010/wordprocessingShape" xmlns:wpsCustomData="http://www.wps.cn/officeDocument/2013/wpsCustomData" mc:Ignorable="w14 wp14">
-  <w:abstractNum w:abstractNumId="0">
+<w:numbering xmlns:wpc="http://schemas.microsoft.com/office/word/2010/wordprocessingCanvas" xmlns:cx="http://schemas.microsoft.com/office/drawing/2014/chartex" xmlns:cx1="http://schemas.microsoft.com/office/drawing/2015/9/8/chartex" xmlns:cx2="http://schemas.microsoft.com/office/drawing/2015/10/21/chartex" xmlns:cx3="http://schemas.microsoft.com/office/drawing/2016/5/9/chartex" xmlns:cx4="http://schemas.microsoft.com/office/drawing/2016/5/10/chartex" xmlns:cx5="http://schemas.microsoft.com/office/drawing/2016/5/11/chartex" xmlns:cx6="http://schemas.microsoft.com/office/drawing/2016/5/12/chartex" xmlns:cx7="http://schemas.microsoft.com/office/drawing/2016/5/13/chartex" xmlns:cx8="http://schemas.microsoft.com/office/drawing/2016/5/14/chartex" xmlns:mc="http://schemas.openxmlformats.org/markup-compatibility/2006" xmlns:aink="http://schemas.microsoft.com/office/drawing/2016/ink" xmlns:am3d="http://schemas.microsoft.com/office/drawing/2017/model3d" xmlns:o="urn:schemas-microsoft-com:office:office" xmlns:oel="http://schemas.microsoft.com/office/2019/extlst" xmlns:r="http://schemas.openxmlformats.org/officeDocument/2006/relationships" xmlns:m="http://schemas.openxmlformats.org/officeDocument/2006/math" xmlns:v="urn:schemas-microsoft-com:vml" xmlns:wp14="http://schemas.microsoft.com/office/word/2010/wordprocessingDrawing" xmlns:wp="http://schemas.openxmlformats.org/drawingml/2006/wordprocessingDrawing" xmlns:w10="urn:schemas-microsoft-com:office:word" xmlns:w="http://schemas.openxmlformats.org/wordprocessingml/2006/main" xmlns:w14="http://schemas.microsoft.com/office/word/2010/wordml" xmlns:w15="http://schemas.microsoft.com/office/word/2012/wordml" xmlns:w16cex="http://schemas.microsoft.com/office/word/2018/wordml/cex" xmlns:w16cid="http://schemas.microsoft.com/office/word/2016/wordml/cid" xmlns:w16="http://schemas.microsoft.com/office/word/2018/wordml" xmlns:w16du="http://schemas.microsoft.com/office/word/2023/wordml/word16du" xmlns:w16sdtdh="http://schemas.microsoft.com/office/word/2020/wordml/sdtdatahash" xmlns:w16sdtfl="http://schemas.microsoft.com/office/word/2024/wordml/sdtformatlock" xmlns:w16se="http://schemas.microsoft.com/office/word/2015/wordml/symex" xmlns:wpg="http://schemas.microsoft.com/office/word/2010/wordprocessingGroup" xmlns:wpi="http://schemas.microsoft.com/office/word/2010/wordprocessingInk" xmlns:wne="http://schemas.microsoft.com/office/word/2006/wordml" xmlns:wps="http://schemas.microsoft.com/office/word/2010/wordprocessingShape" mc:Ignorable="w14 w15 w16se w16cid w16 w16cex w16sdtdh w16sdtfl w16du wp14">
+  <w:abstractNum w:abstractNumId="0" w15:restartNumberingAfterBreak="0">
     <w:nsid w:val="9E52918A"/>
     <w:multiLevelType w:val="singleLevel"/>
     <w:tmpl w:val="9E52918A"/>
-    <w:lvl w:ilvl="0" w:tentative="0">
+    <w:lvl w:ilvl="0">
       <w:start w:val="2"/>
       <w:numFmt w:val="decimal"/>
       <w:suff w:val="nothing"/>
       <w:lvlText w:val="%1）"/>
       <w:lvlJc w:val="left"/>
       <w:pPr>
-        <w:ind w:left="700" w:leftChars="0" w:firstLine="0" w:firstLineChars="0"/>
+        <w:ind w:left="700" w:firstLine="0"/>
       </w:pPr>
     </w:lvl>
   </w:abstractNum>
-  <w:abstractNum w:abstractNumId="1">
+  <w:abstractNum w:abstractNumId="1" w15:restartNumberingAfterBreak="0">
     <w:nsid w:val="0053208E"/>
     <w:multiLevelType w:val="multilevel"/>
     <w:tmpl w:val="0053208E"/>
-    <w:lvl w:ilvl="0" w:tentative="0">
+    <w:lvl w:ilvl="0">
       <w:start w:val="1"/>
       <w:numFmt w:val="bullet"/>
       <w:lvlText w:val="•"/>
@@ -3346,7 +3259,7 @@
         <w:ind w:left="200" w:hanging="200"/>
       </w:pPr>
     </w:lvl>
-    <w:lvl w:ilvl="1" w:tentative="0">
+    <w:lvl w:ilvl="1">
       <w:start w:val="1"/>
       <w:numFmt w:val="bullet"/>
       <w:lvlText w:val="•"/>
@@ -3355,7 +3268,7 @@
         <w:ind w:left="620" w:hanging="200"/>
       </w:pPr>
     </w:lvl>
-    <w:lvl w:ilvl="2" w:tentative="0">
+    <w:lvl w:ilvl="2">
       <w:start w:val="1"/>
       <w:numFmt w:val="bullet"/>
       <w:lvlText w:val="•"/>
@@ -3364,7 +3277,7 @@
         <w:ind w:left="1040" w:hanging="200"/>
       </w:pPr>
     </w:lvl>
-    <w:lvl w:ilvl="3" w:tentative="0">
+    <w:lvl w:ilvl="3">
       <w:start w:val="1"/>
       <w:numFmt w:val="bullet"/>
       <w:lvlText w:val="•"/>
@@ -3373,7 +3286,7 @@
         <w:ind w:left="1460" w:hanging="200"/>
       </w:pPr>
     </w:lvl>
-    <w:lvl w:ilvl="4" w:tentative="0">
+    <w:lvl w:ilvl="4">
       <w:start w:val="1"/>
       <w:numFmt w:val="bullet"/>
       <w:lvlText w:val="•"/>
@@ -3382,7 +3295,7 @@
         <w:ind w:left="1880" w:hanging="200"/>
       </w:pPr>
     </w:lvl>
-    <w:lvl w:ilvl="5" w:tentative="0">
+    <w:lvl w:ilvl="5">
       <w:start w:val="1"/>
       <w:numFmt w:val="bullet"/>
       <w:lvlText w:val="•"/>
@@ -3391,7 +3304,7 @@
         <w:ind w:left="2300" w:hanging="200"/>
       </w:pPr>
     </w:lvl>
-    <w:lvl w:ilvl="6" w:tentative="0">
+    <w:lvl w:ilvl="6">
       <w:start w:val="1"/>
       <w:numFmt w:val="bullet"/>
       <w:lvlText w:val="•"/>
@@ -3400,7 +3313,7 @@
         <w:ind w:left="2720" w:hanging="200"/>
       </w:pPr>
     </w:lvl>
-    <w:lvl w:ilvl="7" w:tentative="0">
+    <w:lvl w:ilvl="7">
       <w:start w:val="1"/>
       <w:numFmt w:val="bullet"/>
       <w:lvlText w:val="•"/>
@@ -3409,7 +3322,7 @@
         <w:ind w:left="3140" w:hanging="200"/>
       </w:pPr>
     </w:lvl>
-    <w:lvl w:ilvl="8" w:tentative="0">
+    <w:lvl w:ilvl="8">
       <w:start w:val="1"/>
       <w:numFmt w:val="bullet"/>
       <w:lvlText w:val="•"/>
@@ -3419,330 +3332,616 @@
       </w:pPr>
     </w:lvl>
   </w:abstractNum>
-  <w:num w:numId="1">
+  <w:abstractNum w:abstractNumId="2" w15:restartNumberingAfterBreak="0">
+    <w:nsid w:val="15E40445"/>
+    <w:multiLevelType w:val="multilevel"/>
+    <w:tmpl w:val="EC6C6E0C"/>
+    <w:lvl w:ilvl="0">
+      <w:start w:val="1"/>
+      <w:numFmt w:val="bullet"/>
+      <w:lvlText w:val=""/>
+      <w:lvlJc w:val="left"/>
+      <w:pPr>
+        <w:tabs>
+          <w:tab w:val="num" w:pos="720"/>
+        </w:tabs>
+        <w:ind w:left="720" w:hanging="360"/>
+      </w:pPr>
+      <w:rPr>
+        <w:rFonts w:ascii="Symbol" w:hAnsi="Symbol" w:hint="default"/>
+        <w:sz w:val="20"/>
+      </w:rPr>
+    </w:lvl>
+    <w:lvl w:ilvl="1" w:tentative="1">
+      <w:start w:val="1"/>
+      <w:numFmt w:val="bullet"/>
+      <w:lvlText w:val=""/>
+      <w:lvlJc w:val="left"/>
+      <w:pPr>
+        <w:tabs>
+          <w:tab w:val="num" w:pos="1440"/>
+        </w:tabs>
+        <w:ind w:left="1440" w:hanging="360"/>
+      </w:pPr>
+      <w:rPr>
+        <w:rFonts w:ascii="Symbol" w:hAnsi="Symbol" w:hint="default"/>
+        <w:sz w:val="20"/>
+      </w:rPr>
+    </w:lvl>
+    <w:lvl w:ilvl="2" w:tentative="1">
+      <w:start w:val="1"/>
+      <w:numFmt w:val="bullet"/>
+      <w:lvlText w:val=""/>
+      <w:lvlJc w:val="left"/>
+      <w:pPr>
+        <w:tabs>
+          <w:tab w:val="num" w:pos="2160"/>
+        </w:tabs>
+        <w:ind w:left="2160" w:hanging="360"/>
+      </w:pPr>
+      <w:rPr>
+        <w:rFonts w:ascii="Symbol" w:hAnsi="Symbol" w:hint="default"/>
+        <w:sz w:val="20"/>
+      </w:rPr>
+    </w:lvl>
+    <w:lvl w:ilvl="3" w:tentative="1">
+      <w:start w:val="1"/>
+      <w:numFmt w:val="bullet"/>
+      <w:lvlText w:val=""/>
+      <w:lvlJc w:val="left"/>
+      <w:pPr>
+        <w:tabs>
+          <w:tab w:val="num" w:pos="2880"/>
+        </w:tabs>
+        <w:ind w:left="2880" w:hanging="360"/>
+      </w:pPr>
+      <w:rPr>
+        <w:rFonts w:ascii="Symbol" w:hAnsi="Symbol" w:hint="default"/>
+        <w:sz w:val="20"/>
+      </w:rPr>
+    </w:lvl>
+    <w:lvl w:ilvl="4" w:tentative="1">
+      <w:start w:val="1"/>
+      <w:numFmt w:val="bullet"/>
+      <w:lvlText w:val=""/>
+      <w:lvlJc w:val="left"/>
+      <w:pPr>
+        <w:tabs>
+          <w:tab w:val="num" w:pos="3600"/>
+        </w:tabs>
+        <w:ind w:left="3600" w:hanging="360"/>
+      </w:pPr>
+      <w:rPr>
+        <w:rFonts w:ascii="Symbol" w:hAnsi="Symbol" w:hint="default"/>
+        <w:sz w:val="20"/>
+      </w:rPr>
+    </w:lvl>
+    <w:lvl w:ilvl="5" w:tentative="1">
+      <w:start w:val="1"/>
+      <w:numFmt w:val="bullet"/>
+      <w:lvlText w:val=""/>
+      <w:lvlJc w:val="left"/>
+      <w:pPr>
+        <w:tabs>
+          <w:tab w:val="num" w:pos="4320"/>
+        </w:tabs>
+        <w:ind w:left="4320" w:hanging="360"/>
+      </w:pPr>
+      <w:rPr>
+        <w:rFonts w:ascii="Symbol" w:hAnsi="Symbol" w:hint="default"/>
+        <w:sz w:val="20"/>
+      </w:rPr>
+    </w:lvl>
+    <w:lvl w:ilvl="6" w:tentative="1">
+      <w:start w:val="1"/>
+      <w:numFmt w:val="bullet"/>
+      <w:lvlText w:val=""/>
+      <w:lvlJc w:val="left"/>
+      <w:pPr>
+        <w:tabs>
+          <w:tab w:val="num" w:pos="5040"/>
+        </w:tabs>
+        <w:ind w:left="5040" w:hanging="360"/>
+      </w:pPr>
+      <w:rPr>
+        <w:rFonts w:ascii="Symbol" w:hAnsi="Symbol" w:hint="default"/>
+        <w:sz w:val="20"/>
+      </w:rPr>
+    </w:lvl>
+    <w:lvl w:ilvl="7" w:tentative="1">
+      <w:start w:val="1"/>
+      <w:numFmt w:val="bullet"/>
+      <w:lvlText w:val=""/>
+      <w:lvlJc w:val="left"/>
+      <w:pPr>
+        <w:tabs>
+          <w:tab w:val="num" w:pos="5760"/>
+        </w:tabs>
+        <w:ind w:left="5760" w:hanging="360"/>
+      </w:pPr>
+      <w:rPr>
+        <w:rFonts w:ascii="Symbol" w:hAnsi="Symbol" w:hint="default"/>
+        <w:sz w:val="20"/>
+      </w:rPr>
+    </w:lvl>
+    <w:lvl w:ilvl="8" w:tentative="1">
+      <w:start w:val="1"/>
+      <w:numFmt w:val="bullet"/>
+      <w:lvlText w:val=""/>
+      <w:lvlJc w:val="left"/>
+      <w:pPr>
+        <w:tabs>
+          <w:tab w:val="num" w:pos="6480"/>
+        </w:tabs>
+        <w:ind w:left="6480" w:hanging="360"/>
+      </w:pPr>
+      <w:rPr>
+        <w:rFonts w:ascii="Symbol" w:hAnsi="Symbol" w:hint="default"/>
+        <w:sz w:val="20"/>
+      </w:rPr>
+    </w:lvl>
+  </w:abstractNum>
+  <w:abstractNum w:abstractNumId="3" w15:restartNumberingAfterBreak="0">
+    <w:nsid w:val="4EF60A54"/>
+    <w:multiLevelType w:val="hybridMultilevel"/>
+    <w:tmpl w:val="1A881B36"/>
+    <w:lvl w:ilvl="0" w:tplc="2B804360">
+      <w:start w:val="2"/>
+      <w:numFmt w:val="decimal"/>
+      <w:lvlText w:val="%1）"/>
+      <w:lvlJc w:val="left"/>
+      <w:pPr>
+        <w:ind w:left="1200" w:hanging="360"/>
+      </w:pPr>
+      <w:rPr>
+        <w:rFonts w:hint="default"/>
+      </w:rPr>
+    </w:lvl>
+    <w:lvl w:ilvl="1" w:tplc="04090019" w:tentative="1">
+      <w:start w:val="1"/>
+      <w:numFmt w:val="lowerLetter"/>
+      <w:lvlText w:val="%2)"/>
+      <w:lvlJc w:val="left"/>
+      <w:pPr>
+        <w:ind w:left="1720" w:hanging="440"/>
+      </w:pPr>
+    </w:lvl>
+    <w:lvl w:ilvl="2" w:tplc="0409001B" w:tentative="1">
+      <w:start w:val="1"/>
+      <w:numFmt w:val="lowerRoman"/>
+      <w:lvlText w:val="%3."/>
+      <w:lvlJc w:val="right"/>
+      <w:pPr>
+        <w:ind w:left="2160" w:hanging="440"/>
+      </w:pPr>
+    </w:lvl>
+    <w:lvl w:ilvl="3" w:tplc="0409000F" w:tentative="1">
+      <w:start w:val="1"/>
+      <w:numFmt w:val="decimal"/>
+      <w:lvlText w:val="%4."/>
+      <w:lvlJc w:val="left"/>
+      <w:pPr>
+        <w:ind w:left="2600" w:hanging="440"/>
+      </w:pPr>
+    </w:lvl>
+    <w:lvl w:ilvl="4" w:tplc="04090019" w:tentative="1">
+      <w:start w:val="1"/>
+      <w:numFmt w:val="lowerLetter"/>
+      <w:lvlText w:val="%5)"/>
+      <w:lvlJc w:val="left"/>
+      <w:pPr>
+        <w:ind w:left="3040" w:hanging="440"/>
+      </w:pPr>
+    </w:lvl>
+    <w:lvl w:ilvl="5" w:tplc="0409001B" w:tentative="1">
+      <w:start w:val="1"/>
+      <w:numFmt w:val="lowerRoman"/>
+      <w:lvlText w:val="%6."/>
+      <w:lvlJc w:val="right"/>
+      <w:pPr>
+        <w:ind w:left="3480" w:hanging="440"/>
+      </w:pPr>
+    </w:lvl>
+    <w:lvl w:ilvl="6" w:tplc="0409000F" w:tentative="1">
+      <w:start w:val="1"/>
+      <w:numFmt w:val="decimal"/>
+      <w:lvlText w:val="%7."/>
+      <w:lvlJc w:val="left"/>
+      <w:pPr>
+        <w:ind w:left="3920" w:hanging="440"/>
+      </w:pPr>
+    </w:lvl>
+    <w:lvl w:ilvl="7" w:tplc="04090019" w:tentative="1">
+      <w:start w:val="1"/>
+      <w:numFmt w:val="lowerLetter"/>
+      <w:lvlText w:val="%8)"/>
+      <w:lvlJc w:val="left"/>
+      <w:pPr>
+        <w:ind w:left="4360" w:hanging="440"/>
+      </w:pPr>
+    </w:lvl>
+    <w:lvl w:ilvl="8" w:tplc="0409001B" w:tentative="1">
+      <w:start w:val="1"/>
+      <w:numFmt w:val="lowerRoman"/>
+      <w:lvlText w:val="%9."/>
+      <w:lvlJc w:val="right"/>
+      <w:pPr>
+        <w:ind w:left="4800" w:hanging="440"/>
+      </w:pPr>
+    </w:lvl>
+  </w:abstractNum>
+  <w:num w:numId="1" w16cid:durableId="275872678">
     <w:abstractNumId w:val="1"/>
     <w:lvlOverride w:ilvl="0">
       <w:startOverride w:val="1"/>
     </w:lvlOverride>
   </w:num>
-  <w:num w:numId="2">
+  <w:num w:numId="2" w16cid:durableId="908077609">
     <w:abstractNumId w:val="0"/>
   </w:num>
-  <w:num w:numId="3">
+  <w:num w:numId="3" w16cid:durableId="124010358">
     <w:abstractNumId w:val="1"/>
     <w:lvlOverride w:ilvl="0">
       <w:startOverride w:val="1"/>
     </w:lvlOverride>
   </w:num>
-  <w:num w:numId="4">
+  <w:num w:numId="4" w16cid:durableId="586382133">
     <w:abstractNumId w:val="1"/>
     <w:lvlOverride w:ilvl="0">
       <w:startOverride w:val="1"/>
     </w:lvlOverride>
   </w:num>
-  <w:num w:numId="5">
+  <w:num w:numId="5" w16cid:durableId="1790002573">
     <w:abstractNumId w:val="1"/>
     <w:lvlOverride w:ilvl="0">
       <w:startOverride w:val="1"/>
     </w:lvlOverride>
   </w:num>
-  <w:num w:numId="6">
+  <w:num w:numId="6" w16cid:durableId="1969777706">
     <w:abstractNumId w:val="1"/>
     <w:lvlOverride w:ilvl="0">
       <w:startOverride w:val="1"/>
     </w:lvlOverride>
   </w:num>
+  <w:num w:numId="7" w16cid:durableId="523326033">
+    <w:abstractNumId w:val="2"/>
+  </w:num>
+  <w:num w:numId="8" w16cid:durableId="1126849478">
+    <w:abstractNumId w:val="3"/>
+  </w:num>
 </w:numbering>
 </file>
 
 <file path=word/styles.xml><?xml version="1.0" encoding="utf-8"?>
-<w:styles xmlns:mc="http://schemas.openxmlformats.org/markup-compatibility/2006" xmlns:o="urn:schemas-microsoft-com:office:office" xmlns:r="http://schemas.openxmlformats.org/officeDocument/2006/relationships" xmlns:m="http://schemas.openxmlformats.org/officeDocument/2006/math" xmlns:v="urn:schemas-microsoft-com:vml" xmlns:w="http://schemas.openxmlformats.org/wordprocessingml/2006/main" xmlns:w14="http://schemas.microsoft.com/office/word/2010/wordml" xmlns:w10="urn:schemas-microsoft-com:office:word" xmlns:sl="http://schemas.openxmlformats.org/schemaLibrary/2006/main" xmlns:wpsCustomData="http://www.wps.cn/officeDocument/2013/wpsCustomData" mc:Ignorable="w14">
+<w:styles xmlns:mc="http://schemas.openxmlformats.org/markup-compatibility/2006" xmlns:r="http://schemas.openxmlformats.org/officeDocument/2006/relationships" xmlns:w="http://schemas.openxmlformats.org/wordprocessingml/2006/main" xmlns:w14="http://schemas.microsoft.com/office/word/2010/wordml" xmlns:w15="http://schemas.microsoft.com/office/word/2012/wordml" xmlns:w16cex="http://schemas.microsoft.com/office/word/2018/wordml/cex" xmlns:w16cid="http://schemas.microsoft.com/office/word/2016/wordml/cid" xmlns:w16="http://schemas.microsoft.com/office/word/2018/wordml" xmlns:w16du="http://schemas.microsoft.com/office/word/2023/wordml/word16du" xmlns:w16sdtdh="http://schemas.microsoft.com/office/word/2020/wordml/sdtdatahash" xmlns:w16sdtfl="http://schemas.microsoft.com/office/word/2024/wordml/sdtformatlock" xmlns:w16se="http://schemas.microsoft.com/office/word/2015/wordml/symex" mc:Ignorable="w14 w15 w16se w16cid w16 w16cex w16sdtdh w16sdtfl w16du">
   <w:docDefaults>
     <w:rPrDefault>
       <w:rPr>
-        <w:rFonts w:ascii="Times New Roman" w:hAnsi="Times New Roman" w:eastAsia="宋体" w:cs="Times New Roman"/>
+        <w:rFonts w:ascii="Times New Roman" w:eastAsia="宋体" w:hAnsi="Times New Roman" w:cs="Times New Roman"/>
+        <w:lang w:val="en-US" w:eastAsia="zh-CN" w:bidi="ar-SA"/>
       </w:rPr>
     </w:rPrDefault>
     <w:pPrDefault/>
   </w:docDefaults>
-  <w:latentStyles w:count="260" w:defQFormat="0" w:defUnhideWhenUsed="1" w:defSemiHidden="1" w:defUIPriority="99" w:defLockedState="0">
-    <w:lsdException w:qFormat="1" w:unhideWhenUsed="0" w:uiPriority="0" w:semiHidden="0" w:name="Normal"/>
-    <w:lsdException w:qFormat="1" w:unhideWhenUsed="0" w:uiPriority="0" w:semiHidden="0" w:name="heading 1"/>
-    <w:lsdException w:qFormat="1" w:uiPriority="0" w:name="heading 2"/>
-    <w:lsdException w:qFormat="1" w:uiPriority="0" w:name="heading 3"/>
-    <w:lsdException w:qFormat="1" w:uiPriority="0" w:name="heading 4"/>
-    <w:lsdException w:qFormat="1" w:uiPriority="0" w:name="heading 5"/>
-    <w:lsdException w:qFormat="1" w:uiPriority="0" w:name="heading 6"/>
-    <w:lsdException w:qFormat="1" w:uiPriority="0" w:name="heading 7"/>
-    <w:lsdException w:qFormat="1" w:uiPriority="0" w:name="heading 8"/>
-    <w:lsdException w:qFormat="1" w:uiPriority="0" w:name="heading 9"/>
-    <w:lsdException w:unhideWhenUsed="0" w:uiPriority="0" w:semiHidden="0" w:name="index 1"/>
-    <w:lsdException w:unhideWhenUsed="0" w:uiPriority="0" w:semiHidden="0" w:name="index 2"/>
-    <w:lsdException w:unhideWhenUsed="0" w:uiPriority="0" w:semiHidden="0" w:name="index 3"/>
-    <w:lsdException w:unhideWhenUsed="0" w:uiPriority="0" w:semiHidden="0" w:name="index 4"/>
-    <w:lsdException w:unhideWhenUsed="0" w:uiPriority="0" w:semiHidden="0" w:name="index 5"/>
-    <w:lsdException w:unhideWhenUsed="0" w:uiPriority="0" w:semiHidden="0" w:name="index 6"/>
-    <w:lsdException w:unhideWhenUsed="0" w:uiPriority="0" w:semiHidden="0" w:name="index 7"/>
-    <w:lsdException w:unhideWhenUsed="0" w:uiPriority="0" w:semiHidden="0" w:name="index 8"/>
-    <w:lsdException w:unhideWhenUsed="0" w:uiPriority="0" w:semiHidden="0" w:name="index 9"/>
-    <w:lsdException w:unhideWhenUsed="0" w:uiPriority="0" w:semiHidden="0" w:name="toc 1"/>
-    <w:lsdException w:unhideWhenUsed="0" w:uiPriority="0" w:semiHidden="0" w:name="toc 2"/>
-    <w:lsdException w:unhideWhenUsed="0" w:uiPriority="0" w:semiHidden="0" w:name="toc 3"/>
-    <w:lsdException w:unhideWhenUsed="0" w:uiPriority="0" w:semiHidden="0" w:name="toc 4"/>
-    <w:lsdException w:unhideWhenUsed="0" w:uiPriority="0" w:semiHidden="0" w:name="toc 5"/>
-    <w:lsdException w:unhideWhenUsed="0" w:uiPriority="0" w:semiHidden="0" w:name="toc 6"/>
-    <w:lsdException w:unhideWhenUsed="0" w:uiPriority="0" w:semiHidden="0" w:name="toc 7"/>
-    <w:lsdException w:unhideWhenUsed="0" w:uiPriority="0" w:semiHidden="0" w:name="toc 8"/>
-    <w:lsdException w:unhideWhenUsed="0" w:uiPriority="0" w:semiHidden="0" w:name="toc 9"/>
-    <w:lsdException w:unhideWhenUsed="0" w:uiPriority="0" w:semiHidden="0" w:name="Normal Indent"/>
-    <w:lsdException w:unhideWhenUsed="0" w:uiPriority="0" w:semiHidden="0" w:name="footnote text"/>
-    <w:lsdException w:unhideWhenUsed="0" w:uiPriority="0" w:semiHidden="0" w:name="annotation text"/>
-    <w:lsdException w:unhideWhenUsed="0" w:uiPriority="0" w:semiHidden="0" w:name="header"/>
-    <w:lsdException w:unhideWhenUsed="0" w:uiPriority="0" w:semiHidden="0" w:name="footer"/>
-    <w:lsdException w:unhideWhenUsed="0" w:uiPriority="0" w:semiHidden="0" w:name="index heading"/>
-    <w:lsdException w:qFormat="1" w:uiPriority="0" w:name="caption"/>
-    <w:lsdException w:unhideWhenUsed="0" w:uiPriority="0" w:semiHidden="0" w:name="table of figures"/>
-    <w:lsdException w:unhideWhenUsed="0" w:uiPriority="0" w:semiHidden="0" w:name="envelope address"/>
-    <w:lsdException w:unhideWhenUsed="0" w:uiPriority="0" w:semiHidden="0" w:name="envelope return"/>
-    <w:lsdException w:unhideWhenUsed="0" w:uiPriority="0" w:semiHidden="0" w:name="footnote reference"/>
-    <w:lsdException w:unhideWhenUsed="0" w:uiPriority="0" w:semiHidden="0" w:name="annotation reference"/>
-    <w:lsdException w:unhideWhenUsed="0" w:uiPriority="0" w:semiHidden="0" w:name="line number"/>
-    <w:lsdException w:unhideWhenUsed="0" w:uiPriority="0" w:semiHidden="0" w:name="page number"/>
-    <w:lsdException w:unhideWhenUsed="0" w:uiPriority="0" w:semiHidden="0" w:name="endnote reference"/>
-    <w:lsdException w:unhideWhenUsed="0" w:uiPriority="0" w:semiHidden="0" w:name="endnote text"/>
-    <w:lsdException w:unhideWhenUsed="0" w:uiPriority="0" w:semiHidden="0" w:name="table of authorities"/>
-    <w:lsdException w:unhideWhenUsed="0" w:uiPriority="0" w:semiHidden="0" w:name="macro"/>
-    <w:lsdException w:unhideWhenUsed="0" w:uiPriority="0" w:semiHidden="0" w:name="toa heading"/>
-    <w:lsdException w:unhideWhenUsed="0" w:uiPriority="0" w:semiHidden="0" w:name="List"/>
-    <w:lsdException w:unhideWhenUsed="0" w:uiPriority="0" w:semiHidden="0" w:name="List Bullet"/>
-    <w:lsdException w:unhideWhenUsed="0" w:uiPriority="0" w:semiHidden="0" w:name="List Number"/>
-    <w:lsdException w:unhideWhenUsed="0" w:uiPriority="0" w:semiHidden="0" w:name="List 2"/>
-    <w:lsdException w:unhideWhenUsed="0" w:uiPriority="0" w:semiHidden="0" w:name="List 3"/>
-    <w:lsdException w:unhideWhenUsed="0" w:uiPriority="0" w:semiHidden="0" w:name="List 4"/>
-    <w:lsdException w:unhideWhenUsed="0" w:uiPriority="0" w:semiHidden="0" w:name="List 5"/>
-    <w:lsdException w:unhideWhenUsed="0" w:uiPriority="0" w:semiHidden="0" w:name="List Bullet 2"/>
-    <w:lsdException w:unhideWhenUsed="0" w:uiPriority="0" w:semiHidden="0" w:name="List Bullet 3"/>
-    <w:lsdException w:unhideWhenUsed="0" w:uiPriority="0" w:semiHidden="0" w:name="List Bullet 4"/>
-    <w:lsdException w:unhideWhenUsed="0" w:uiPriority="0" w:semiHidden="0" w:name="List Bullet 5"/>
-    <w:lsdException w:unhideWhenUsed="0" w:uiPriority="0" w:semiHidden="0" w:name="List Number 2"/>
-    <w:lsdException w:unhideWhenUsed="0" w:uiPriority="0" w:semiHidden="0" w:name="List Number 3"/>
-    <w:lsdException w:unhideWhenUsed="0" w:uiPriority="0" w:semiHidden="0" w:name="List Number 4"/>
-    <w:lsdException w:unhideWhenUsed="0" w:uiPriority="0" w:semiHidden="0" w:name="List Number 5"/>
-    <w:lsdException w:qFormat="1" w:unhideWhenUsed="0" w:uiPriority="0" w:semiHidden="0" w:name="Title"/>
-    <w:lsdException w:unhideWhenUsed="0" w:uiPriority="0" w:semiHidden="0" w:name="Closing"/>
-    <w:lsdException w:unhideWhenUsed="0" w:uiPriority="0" w:semiHidden="0" w:name="Signature"/>
-    <w:lsdException w:qFormat="1" w:unhideWhenUsed="0" w:uiPriority="0" w:name="Default Paragraph Font"/>
-    <w:lsdException w:unhideWhenUsed="0" w:uiPriority="0" w:semiHidden="0" w:name="Body Text"/>
-    <w:lsdException w:unhideWhenUsed="0" w:uiPriority="0" w:semiHidden="0" w:name="Body Text Indent"/>
-    <w:lsdException w:unhideWhenUsed="0" w:uiPriority="0" w:semiHidden="0" w:name="List Continue"/>
-    <w:lsdException w:unhideWhenUsed="0" w:uiPriority="0" w:semiHidden="0" w:name="List Continue 2"/>
-    <w:lsdException w:unhideWhenUsed="0" w:uiPriority="0" w:semiHidden="0" w:name="List Continue 3"/>
-    <w:lsdException w:unhideWhenUsed="0" w:uiPriority="0" w:semiHidden="0" w:name="List Continue 4"/>
-    <w:lsdException w:unhideWhenUsed="0" w:uiPriority="0" w:semiHidden="0" w:name="List Continue 5"/>
-    <w:lsdException w:unhideWhenUsed="0" w:uiPriority="0" w:semiHidden="0" w:name="Message Header"/>
-    <w:lsdException w:qFormat="1" w:unhideWhenUsed="0" w:uiPriority="0" w:semiHidden="0" w:name="Subtitle"/>
-    <w:lsdException w:unhideWhenUsed="0" w:uiPriority="0" w:semiHidden="0" w:name="Salutation"/>
-    <w:lsdException w:unhideWhenUsed="0" w:uiPriority="0" w:semiHidden="0" w:name="Date"/>
-    <w:lsdException w:unhideWhenUsed="0" w:uiPriority="0" w:semiHidden="0" w:name="Body Text First Indent"/>
-    <w:lsdException w:unhideWhenUsed="0" w:uiPriority="0" w:semiHidden="0" w:name="Body Text First Indent 2"/>
-    <w:lsdException w:unhideWhenUsed="0" w:uiPriority="0" w:semiHidden="0" w:name="Note Heading"/>
-    <w:lsdException w:unhideWhenUsed="0" w:uiPriority="0" w:semiHidden="0" w:name="Body Text 2"/>
-    <w:lsdException w:unhideWhenUsed="0" w:uiPriority="0" w:semiHidden="0" w:name="Body Text 3"/>
-    <w:lsdException w:unhideWhenUsed="0" w:uiPriority="0" w:semiHidden="0" w:name="Body Text Indent 2"/>
-    <w:lsdException w:unhideWhenUsed="0" w:uiPriority="0" w:semiHidden="0" w:name="Body Text Indent 3"/>
-    <w:lsdException w:unhideWhenUsed="0" w:uiPriority="0" w:semiHidden="0" w:name="Block Text"/>
-    <w:lsdException w:qFormat="1" w:uiPriority="99" w:semiHidden="0" w:name="Hyperlink"/>
-    <w:lsdException w:qFormat="1" w:uiPriority="99" w:name="FollowedHyperlink"/>
-    <w:lsdException w:qFormat="1" w:unhideWhenUsed="0" w:uiPriority="0" w:semiHidden="0" w:name="Strong"/>
-    <w:lsdException w:qFormat="1" w:unhideWhenUsed="0" w:uiPriority="0" w:semiHidden="0" w:name="Emphasis"/>
-    <w:lsdException w:unhideWhenUsed="0" w:uiPriority="0" w:semiHidden="0" w:name="Document Map"/>
-    <w:lsdException w:unhideWhenUsed="0" w:uiPriority="0" w:semiHidden="0" w:name="Plain Text"/>
-    <w:lsdException w:unhideWhenUsed="0" w:uiPriority="0" w:semiHidden="0" w:name="E-mail Signature"/>
-    <w:lsdException w:qFormat="1" w:uiPriority="99" w:semiHidden="0" w:name="Normal (Web)"/>
-    <w:lsdException w:unhideWhenUsed="0" w:uiPriority="0" w:semiHidden="0" w:name="HTML Acronym"/>
-    <w:lsdException w:unhideWhenUsed="0" w:uiPriority="0" w:semiHidden="0" w:name="HTML Address"/>
-    <w:lsdException w:unhideWhenUsed="0" w:uiPriority="0" w:semiHidden="0" w:name="HTML Cite"/>
-    <w:lsdException w:unhideWhenUsed="0" w:uiPriority="0" w:semiHidden="0" w:name="HTML Code"/>
-    <w:lsdException w:unhideWhenUsed="0" w:uiPriority="0" w:semiHidden="0" w:name="HTML Definition"/>
-    <w:lsdException w:unhideWhenUsed="0" w:uiPriority="0" w:semiHidden="0" w:name="HTML Keyboard"/>
-    <w:lsdException w:unhideWhenUsed="0" w:uiPriority="0" w:semiHidden="0" w:name="HTML Preformatted"/>
-    <w:lsdException w:unhideWhenUsed="0" w:uiPriority="0" w:semiHidden="0" w:name="HTML Sample"/>
-    <w:lsdException w:unhideWhenUsed="0" w:uiPriority="0" w:semiHidden="0" w:name="HTML Typewriter"/>
-    <w:lsdException w:unhideWhenUsed="0" w:uiPriority="0" w:semiHidden="0" w:name="HTML Variable"/>
-    <w:lsdException w:qFormat="1" w:unhideWhenUsed="0" w:uiPriority="0" w:name="Normal Table"/>
-    <w:lsdException w:unhideWhenUsed="0" w:uiPriority="0" w:semiHidden="0" w:name="annotation subject"/>
-    <w:lsdException w:unhideWhenUsed="0" w:uiPriority="0" w:semiHidden="0" w:name="Table Simple 1"/>
-    <w:lsdException w:unhideWhenUsed="0" w:uiPriority="0" w:semiHidden="0" w:name="Table Simple 2"/>
-    <w:lsdException w:unhideWhenUsed="0" w:uiPriority="0" w:semiHidden="0" w:name="Table Simple 3"/>
-    <w:lsdException w:unhideWhenUsed="0" w:uiPriority="0" w:semiHidden="0" w:name="Table Classic 1"/>
-    <w:lsdException w:unhideWhenUsed="0" w:uiPriority="0" w:semiHidden="0" w:name="Table Classic 2"/>
-    <w:lsdException w:unhideWhenUsed="0" w:uiPriority="0" w:semiHidden="0" w:name="Table Classic 3"/>
-    <w:lsdException w:unhideWhenUsed="0" w:uiPriority="0" w:semiHidden="0" w:name="Table Classic 4"/>
-    <w:lsdException w:unhideWhenUsed="0" w:uiPriority="0" w:semiHidden="0" w:name="Table Colorful 1"/>
-    <w:lsdException w:unhideWhenUsed="0" w:uiPriority="0" w:semiHidden="0" w:name="Table Colorful 2"/>
-    <w:lsdException w:unhideWhenUsed="0" w:uiPriority="0" w:semiHidden="0" w:name="Table Colorful 3"/>
-    <w:lsdException w:unhideWhenUsed="0" w:uiPriority="0" w:semiHidden="0" w:name="Table Columns 1"/>
-    <w:lsdException w:unhideWhenUsed="0" w:uiPriority="0" w:semiHidden="0" w:name="Table Columns 2"/>
-    <w:lsdException w:unhideWhenUsed="0" w:uiPriority="0" w:semiHidden="0" w:name="Table Columns 3"/>
-    <w:lsdException w:unhideWhenUsed="0" w:uiPriority="0" w:semiHidden="0" w:name="Table Columns 4"/>
-    <w:lsdException w:unhideWhenUsed="0" w:uiPriority="0" w:semiHidden="0" w:name="Table Columns 5"/>
-    <w:lsdException w:unhideWhenUsed="0" w:uiPriority="0" w:semiHidden="0" w:name="Table Grid 1"/>
-    <w:lsdException w:unhideWhenUsed="0" w:uiPriority="0" w:semiHidden="0" w:name="Table Grid 2"/>
-    <w:lsdException w:unhideWhenUsed="0" w:uiPriority="0" w:semiHidden="0" w:name="Table Grid 3"/>
-    <w:lsdException w:unhideWhenUsed="0" w:uiPriority="0" w:semiHidden="0" w:name="Table Grid 4"/>
-    <w:lsdException w:unhideWhenUsed="0" w:uiPriority="0" w:semiHidden="0" w:name="Table Grid 5"/>
-    <w:lsdException w:unhideWhenUsed="0" w:uiPriority="0" w:semiHidden="0" w:name="Table Grid 6"/>
-    <w:lsdException w:unhideWhenUsed="0" w:uiPriority="0" w:semiHidden="0" w:name="Table Grid 7"/>
-    <w:lsdException w:unhideWhenUsed="0" w:uiPriority="0" w:semiHidden="0" w:name="Table Grid 8"/>
-    <w:lsdException w:unhideWhenUsed="0" w:uiPriority="0" w:semiHidden="0" w:name="Table List 1"/>
-    <w:lsdException w:unhideWhenUsed="0" w:uiPriority="0" w:semiHidden="0" w:name="Table List 2"/>
-    <w:lsdException w:unhideWhenUsed="0" w:uiPriority="0" w:semiHidden="0" w:name="Table List 3"/>
-    <w:lsdException w:unhideWhenUsed="0" w:uiPriority="0" w:semiHidden="0" w:name="Table List 4"/>
-    <w:lsdException w:unhideWhenUsed="0" w:uiPriority="0" w:semiHidden="0" w:name="Table List 5"/>
-    <w:lsdException w:unhideWhenUsed="0" w:uiPriority="0" w:semiHidden="0" w:name="Table List 6"/>
-    <w:lsdException w:unhideWhenUsed="0" w:uiPriority="0" w:semiHidden="0" w:name="Table List 7"/>
-    <w:lsdException w:unhideWhenUsed="0" w:uiPriority="0" w:semiHidden="0" w:name="Table List 8"/>
-    <w:lsdException w:unhideWhenUsed="0" w:uiPriority="0" w:semiHidden="0" w:name="Table 3D effects 1"/>
-    <w:lsdException w:unhideWhenUsed="0" w:uiPriority="0" w:semiHidden="0" w:name="Table 3D effects 2"/>
-    <w:lsdException w:unhideWhenUsed="0" w:uiPriority="0" w:semiHidden="0" w:name="Table 3D effects 3"/>
-    <w:lsdException w:unhideWhenUsed="0" w:uiPriority="0" w:semiHidden="0" w:name="Table Contemporary"/>
-    <w:lsdException w:unhideWhenUsed="0" w:uiPriority="0" w:semiHidden="0" w:name="Table Elegant"/>
-    <w:lsdException w:unhideWhenUsed="0" w:uiPriority="0" w:semiHidden="0" w:name="Table Professional"/>
-    <w:lsdException w:unhideWhenUsed="0" w:uiPriority="0" w:semiHidden="0" w:name="Table Subtle 1"/>
-    <w:lsdException w:unhideWhenUsed="0" w:uiPriority="0" w:semiHidden="0" w:name="Table Subtle 2"/>
-    <w:lsdException w:unhideWhenUsed="0" w:uiPriority="0" w:semiHidden="0" w:name="Table Web 1"/>
-    <w:lsdException w:unhideWhenUsed="0" w:uiPriority="0" w:semiHidden="0" w:name="Table Web 2"/>
-    <w:lsdException w:unhideWhenUsed="0" w:uiPriority="0" w:semiHidden="0" w:name="Table Web 3"/>
-    <w:lsdException w:unhideWhenUsed="0" w:uiPriority="0" w:semiHidden="0" w:name="Balloon Text"/>
-    <w:lsdException w:qFormat="1" w:unhideWhenUsed="0" w:uiPriority="0" w:semiHidden="0" w:name="Table Grid"/>
-    <w:lsdException w:unhideWhenUsed="0" w:uiPriority="0" w:semiHidden="0" w:name="Table Theme"/>
-    <w:lsdException w:unhideWhenUsed="0" w:uiPriority="60" w:semiHidden="0" w:name="Light Shading"/>
-    <w:lsdException w:unhideWhenUsed="0" w:uiPriority="61" w:semiHidden="0" w:name="Light List"/>
-    <w:lsdException w:unhideWhenUsed="0" w:uiPriority="62" w:semiHidden="0" w:name="Light Grid"/>
-    <w:lsdException w:unhideWhenUsed="0" w:uiPriority="63" w:semiHidden="0" w:name="Medium Shading 1"/>
-    <w:lsdException w:unhideWhenUsed="0" w:uiPriority="64" w:semiHidden="0" w:name="Medium Shading 2"/>
-    <w:lsdException w:unhideWhenUsed="0" w:uiPriority="65" w:semiHidden="0" w:name="Medium List 1"/>
-    <w:lsdException w:unhideWhenUsed="0" w:uiPriority="66" w:semiHidden="0" w:name="Medium List 2"/>
-    <w:lsdException w:unhideWhenUsed="0" w:uiPriority="67" w:semiHidden="0" w:name="Medium Grid 1"/>
-    <w:lsdException w:unhideWhenUsed="0" w:uiPriority="68" w:semiHidden="0" w:name="Medium Grid 2"/>
-    <w:lsdException w:unhideWhenUsed="0" w:uiPriority="69" w:semiHidden="0" w:name="Medium Grid 3"/>
-    <w:lsdException w:unhideWhenUsed="0" w:uiPriority="70" w:semiHidden="0" w:name="Dark List"/>
-    <w:lsdException w:unhideWhenUsed="0" w:uiPriority="71" w:semiHidden="0" w:name="Colorful Shading"/>
-    <w:lsdException w:unhideWhenUsed="0" w:uiPriority="72" w:semiHidden="0" w:name="Colorful List"/>
-    <w:lsdException w:unhideWhenUsed="0" w:uiPriority="73" w:semiHidden="0" w:name="Colorful Grid"/>
-    <w:lsdException w:unhideWhenUsed="0" w:uiPriority="60" w:semiHidden="0" w:name="Light Shading Accent 1"/>
-    <w:lsdException w:unhideWhenUsed="0" w:uiPriority="61" w:semiHidden="0" w:name="Light List Accent 1"/>
-    <w:lsdException w:unhideWhenUsed="0" w:uiPriority="62" w:semiHidden="0" w:name="Light Grid Accent 1"/>
-    <w:lsdException w:unhideWhenUsed="0" w:uiPriority="63" w:semiHidden="0" w:name="Medium Shading 1 Accent 1"/>
-    <w:lsdException w:unhideWhenUsed="0" w:uiPriority="64" w:semiHidden="0" w:name="Medium Shading 2 Accent 1"/>
-    <w:lsdException w:unhideWhenUsed="0" w:uiPriority="65" w:semiHidden="0" w:name="Medium List 1 Accent 1"/>
-    <w:lsdException w:unhideWhenUsed="0" w:uiPriority="66" w:semiHidden="0" w:name="Medium List 2 Accent 1"/>
-    <w:lsdException w:unhideWhenUsed="0" w:uiPriority="67" w:semiHidden="0" w:name="Medium Grid 1 Accent 1"/>
-    <w:lsdException w:unhideWhenUsed="0" w:uiPriority="68" w:semiHidden="0" w:name="Medium Grid 2 Accent 1"/>
-    <w:lsdException w:unhideWhenUsed="0" w:uiPriority="69" w:semiHidden="0" w:name="Medium Grid 3 Accent 1"/>
-    <w:lsdException w:unhideWhenUsed="0" w:uiPriority="70" w:semiHidden="0" w:name="Dark List Accent 1"/>
-    <w:lsdException w:unhideWhenUsed="0" w:uiPriority="71" w:semiHidden="0" w:name="Colorful Shading Accent 1"/>
-    <w:lsdException w:unhideWhenUsed="0" w:uiPriority="72" w:semiHidden="0" w:name="Colorful List Accent 1"/>
-    <w:lsdException w:unhideWhenUsed="0" w:uiPriority="73" w:semiHidden="0" w:name="Colorful Grid Accent 1"/>
-    <w:lsdException w:unhideWhenUsed="0" w:uiPriority="60" w:semiHidden="0" w:name="Light Shading Accent 2"/>
-    <w:lsdException w:unhideWhenUsed="0" w:uiPriority="61" w:semiHidden="0" w:name="Light List Accent 2"/>
-    <w:lsdException w:unhideWhenUsed="0" w:uiPriority="62" w:semiHidden="0" w:name="Light Grid Accent 2"/>
-    <w:lsdException w:unhideWhenUsed="0" w:uiPriority="63" w:semiHidden="0" w:name="Medium Shading 1 Accent 2"/>
-    <w:lsdException w:unhideWhenUsed="0" w:uiPriority="64" w:semiHidden="0" w:name="Medium Shading 2 Accent 2"/>
-    <w:lsdException w:unhideWhenUsed="0" w:uiPriority="65" w:semiHidden="0" w:name="Medium List 1 Accent 2"/>
-    <w:lsdException w:unhideWhenUsed="0" w:uiPriority="66" w:semiHidden="0" w:name="Medium List 2 Accent 2"/>
-    <w:lsdException w:unhideWhenUsed="0" w:uiPriority="67" w:semiHidden="0" w:name="Medium Grid 1 Accent 2"/>
-    <w:lsdException w:unhideWhenUsed="0" w:uiPriority="68" w:semiHidden="0" w:name="Medium Grid 2 Accent 2"/>
-    <w:lsdException w:unhideWhenUsed="0" w:uiPriority="69" w:semiHidden="0" w:name="Medium Grid 3 Accent 2"/>
-    <w:lsdException w:unhideWhenUsed="0" w:uiPriority="70" w:semiHidden="0" w:name="Dark List Accent 2"/>
-    <w:lsdException w:unhideWhenUsed="0" w:uiPriority="71" w:semiHidden="0" w:name="Colorful Shading Accent 2"/>
-    <w:lsdException w:unhideWhenUsed="0" w:uiPriority="72" w:semiHidden="0" w:name="Colorful List Accent 2"/>
-    <w:lsdException w:unhideWhenUsed="0" w:uiPriority="73" w:semiHidden="0" w:name="Colorful Grid Accent 2"/>
-    <w:lsdException w:unhideWhenUsed="0" w:uiPriority="60" w:semiHidden="0" w:name="Light Shading Accent 3"/>
-    <w:lsdException w:unhideWhenUsed="0" w:uiPriority="61" w:semiHidden="0" w:name="Light List Accent 3"/>
-    <w:lsdException w:unhideWhenUsed="0" w:uiPriority="62" w:semiHidden="0" w:name="Light Grid Accent 3"/>
-    <w:lsdException w:unhideWhenUsed="0" w:uiPriority="63" w:semiHidden="0" w:name="Medium Shading 1 Accent 3"/>
-    <w:lsdException w:unhideWhenUsed="0" w:uiPriority="64" w:semiHidden="0" w:name="Medium Shading 2 Accent 3"/>
-    <w:lsdException w:unhideWhenUsed="0" w:uiPriority="65" w:semiHidden="0" w:name="Medium List 1 Accent 3"/>
-    <w:lsdException w:unhideWhenUsed="0" w:uiPriority="66" w:semiHidden="0" w:name="Medium List 2 Accent 3"/>
-    <w:lsdException w:unhideWhenUsed="0" w:uiPriority="67" w:semiHidden="0" w:name="Medium Grid 1 Accent 3"/>
-    <w:lsdException w:unhideWhenUsed="0" w:uiPriority="68" w:semiHidden="0" w:name="Medium Grid 2 Accent 3"/>
-    <w:lsdException w:unhideWhenUsed="0" w:uiPriority="69" w:semiHidden="0" w:name="Medium Grid 3 Accent 3"/>
-    <w:lsdException w:unhideWhenUsed="0" w:uiPriority="70" w:semiHidden="0" w:name="Dark List Accent 3"/>
-    <w:lsdException w:unhideWhenUsed="0" w:uiPriority="71" w:semiHidden="0" w:name="Colorful Shading Accent 3"/>
-    <w:lsdException w:unhideWhenUsed="0" w:uiPriority="72" w:semiHidden="0" w:name="Colorful List Accent 3"/>
-    <w:lsdException w:unhideWhenUsed="0" w:uiPriority="73" w:semiHidden="0" w:name="Colorful Grid Accent 3"/>
-    <w:lsdException w:unhideWhenUsed="0" w:uiPriority="60" w:semiHidden="0" w:name="Light Shading Accent 4"/>
-    <w:lsdException w:unhideWhenUsed="0" w:uiPriority="61" w:semiHidden="0" w:name="Light List Accent 4"/>
-    <w:lsdException w:unhideWhenUsed="0" w:uiPriority="62" w:semiHidden="0" w:name="Light Grid Accent 4"/>
-    <w:lsdException w:unhideWhenUsed="0" w:uiPriority="63" w:semiHidden="0" w:name="Medium Shading 1 Accent 4"/>
-    <w:lsdException w:unhideWhenUsed="0" w:uiPriority="64" w:semiHidden="0" w:name="Medium Shading 2 Accent 4"/>
-    <w:lsdException w:unhideWhenUsed="0" w:uiPriority="65" w:semiHidden="0" w:name="Medium List 1 Accent 4"/>
-    <w:lsdException w:unhideWhenUsed="0" w:uiPriority="66" w:semiHidden="0" w:name="Medium List 2 Accent 4"/>
-    <w:lsdException w:unhideWhenUsed="0" w:uiPriority="67" w:semiHidden="0" w:name="Medium Grid 1 Accent 4"/>
-    <w:lsdException w:unhideWhenUsed="0" w:uiPriority="68" w:semiHidden="0" w:name="Medium Grid 2 Accent 4"/>
-    <w:lsdException w:unhideWhenUsed="0" w:uiPriority="69" w:semiHidden="0" w:name="Medium Grid 3 Accent 4"/>
-    <w:lsdException w:unhideWhenUsed="0" w:uiPriority="70" w:semiHidden="0" w:name="Dark List Accent 4"/>
-    <w:lsdException w:unhideWhenUsed="0" w:uiPriority="71" w:semiHidden="0" w:name="Colorful Shading Accent 4"/>
-    <w:lsdException w:unhideWhenUsed="0" w:uiPriority="72" w:semiHidden="0" w:name="Colorful List Accent 4"/>
-    <w:lsdException w:unhideWhenUsed="0" w:uiPriority="73" w:semiHidden="0" w:name="Colorful Grid Accent 4"/>
-    <w:lsdException w:unhideWhenUsed="0" w:uiPriority="60" w:semiHidden="0" w:name="Light Shading Accent 5"/>
-    <w:lsdException w:unhideWhenUsed="0" w:uiPriority="61" w:semiHidden="0" w:name="Light List Accent 5"/>
-    <w:lsdException w:unhideWhenUsed="0" w:uiPriority="62" w:semiHidden="0" w:name="Light Grid Accent 5"/>
-    <w:lsdException w:unhideWhenUsed="0" w:uiPriority="63" w:semiHidden="0" w:name="Medium Shading 1 Accent 5"/>
-    <w:lsdException w:unhideWhenUsed="0" w:uiPriority="64" w:semiHidden="0" w:name="Medium Shading 2 Accent 5"/>
-    <w:lsdException w:unhideWhenUsed="0" w:uiPriority="65" w:semiHidden="0" w:name="Medium List 1 Accent 5"/>
-    <w:lsdException w:unhideWhenUsed="0" w:uiPriority="66" w:semiHidden="0" w:name="Medium List 2 Accent 5"/>
-    <w:lsdException w:unhideWhenUsed="0" w:uiPriority="67" w:semiHidden="0" w:name="Medium Grid 1 Accent 5"/>
-    <w:lsdException w:unhideWhenUsed="0" w:uiPriority="68" w:semiHidden="0" w:name="Medium Grid 2 Accent 5"/>
-    <w:lsdException w:unhideWhenUsed="0" w:uiPriority="69" w:semiHidden="0" w:name="Medium Grid 3 Accent 5"/>
-    <w:lsdException w:unhideWhenUsed="0" w:uiPriority="70" w:semiHidden="0" w:name="Dark List Accent 5"/>
-    <w:lsdException w:unhideWhenUsed="0" w:uiPriority="71" w:semiHidden="0" w:name="Colorful Shading Accent 5"/>
-    <w:lsdException w:unhideWhenUsed="0" w:uiPriority="72" w:semiHidden="0" w:name="Colorful List Accent 5"/>
-    <w:lsdException w:unhideWhenUsed="0" w:uiPriority="73" w:semiHidden="0" w:name="Colorful Grid Accent 5"/>
-    <w:lsdException w:unhideWhenUsed="0" w:uiPriority="60" w:semiHidden="0" w:name="Light Shading Accent 6"/>
-    <w:lsdException w:unhideWhenUsed="0" w:uiPriority="61" w:semiHidden="0" w:name="Light List Accent 6"/>
-    <w:lsdException w:unhideWhenUsed="0" w:uiPriority="62" w:semiHidden="0" w:name="Light Grid Accent 6"/>
-    <w:lsdException w:unhideWhenUsed="0" w:uiPriority="63" w:semiHidden="0" w:name="Medium Shading 1 Accent 6"/>
-    <w:lsdException w:unhideWhenUsed="0" w:uiPriority="64" w:semiHidden="0" w:name="Medium Shading 2 Accent 6"/>
-    <w:lsdException w:unhideWhenUsed="0" w:uiPriority="65" w:semiHidden="0" w:name="Medium List 1 Accent 6"/>
-    <w:lsdException w:unhideWhenUsed="0" w:uiPriority="66" w:semiHidden="0" w:name="Medium List 2 Accent 6"/>
-    <w:lsdException w:unhideWhenUsed="0" w:uiPriority="67" w:semiHidden="0" w:name="Medium Grid 1 Accent 6"/>
-    <w:lsdException w:unhideWhenUsed="0" w:uiPriority="68" w:semiHidden="0" w:name="Medium Grid 2 Accent 6"/>
-    <w:lsdException w:unhideWhenUsed="0" w:uiPriority="69" w:semiHidden="0" w:name="Medium Grid 3 Accent 6"/>
-    <w:lsdException w:unhideWhenUsed="0" w:uiPriority="70" w:semiHidden="0" w:name="Dark List Accent 6"/>
-    <w:lsdException w:unhideWhenUsed="0" w:uiPriority="71" w:semiHidden="0" w:name="Colorful Shading Accent 6"/>
-    <w:lsdException w:unhideWhenUsed="0" w:uiPriority="72" w:semiHidden="0" w:name="Colorful List Accent 6"/>
-    <w:lsdException w:unhideWhenUsed="0" w:uiPriority="73" w:semiHidden="0" w:name="Colorful Grid Accent 6"/>
+  <w:latentStyles w:defLockedState="0" w:defUIPriority="0" w:defSemiHidden="0" w:defUnhideWhenUsed="0" w:defQFormat="0" w:count="376">
+    <w:lsdException w:name="Normal" w:qFormat="1"/>
+    <w:lsdException w:name="heading 1" w:qFormat="1"/>
+    <w:lsdException w:name="heading 2" w:semiHidden="1" w:unhideWhenUsed="1" w:qFormat="1"/>
+    <w:lsdException w:name="heading 3" w:semiHidden="1" w:unhideWhenUsed="1" w:qFormat="1"/>
+    <w:lsdException w:name="heading 4" w:semiHidden="1" w:unhideWhenUsed="1" w:qFormat="1"/>
+    <w:lsdException w:name="heading 5" w:semiHidden="1" w:unhideWhenUsed="1" w:qFormat="1"/>
+    <w:lsdException w:name="heading 6" w:semiHidden="1" w:unhideWhenUsed="1" w:qFormat="1"/>
+    <w:lsdException w:name="heading 7" w:semiHidden="1" w:unhideWhenUsed="1" w:qFormat="1"/>
+    <w:lsdException w:name="heading 8" w:semiHidden="1" w:unhideWhenUsed="1" w:qFormat="1"/>
+    <w:lsdException w:name="heading 9" w:semiHidden="1" w:unhideWhenUsed="1" w:qFormat="1"/>
+    <w:lsdException w:name="caption" w:semiHidden="1" w:unhideWhenUsed="1" w:qFormat="1"/>
+    <w:lsdException w:name="Title" w:qFormat="1"/>
+    <w:lsdException w:name="Default Paragraph Font" w:semiHidden="1" w:qFormat="1"/>
+    <w:lsdException w:name="Subtitle" w:qFormat="1"/>
+    <w:lsdException w:name="Hyperlink" w:uiPriority="99" w:unhideWhenUsed="1" w:qFormat="1"/>
+    <w:lsdException w:name="FollowedHyperlink" w:semiHidden="1" w:uiPriority="99" w:unhideWhenUsed="1" w:qFormat="1"/>
+    <w:lsdException w:name="Strong" w:qFormat="1"/>
+    <w:lsdException w:name="Emphasis" w:qFormat="1"/>
+    <w:lsdException w:name="HTML Top of Form" w:semiHidden="1" w:uiPriority="99" w:unhideWhenUsed="1"/>
+    <w:lsdException w:name="HTML Bottom of Form" w:semiHidden="1" w:uiPriority="99" w:unhideWhenUsed="1"/>
+    <w:lsdException w:name="Normal (Web)" w:uiPriority="99" w:unhideWhenUsed="1" w:qFormat="1"/>
+    <w:lsdException w:name="Normal Table" w:semiHidden="1" w:unhideWhenUsed="1" w:qFormat="1"/>
+    <w:lsdException w:name="No List" w:semiHidden="1" w:uiPriority="99" w:unhideWhenUsed="1"/>
+    <w:lsdException w:name="Outline List 1" w:semiHidden="1" w:uiPriority="99" w:unhideWhenUsed="1"/>
+    <w:lsdException w:name="Outline List 2" w:semiHidden="1" w:uiPriority="99" w:unhideWhenUsed="1"/>
+    <w:lsdException w:name="Outline List 3" w:semiHidden="1" w:uiPriority="99" w:unhideWhenUsed="1"/>
+    <w:lsdException w:name="Table Simple 1" w:semiHidden="1" w:unhideWhenUsed="1"/>
+    <w:lsdException w:name="Table Simple 2" w:semiHidden="1" w:unhideWhenUsed="1"/>
+    <w:lsdException w:name="Table Simple 3" w:semiHidden="1" w:unhideWhenUsed="1"/>
+    <w:lsdException w:name="Table Classic 1" w:semiHidden="1" w:unhideWhenUsed="1"/>
+    <w:lsdException w:name="Table Classic 2" w:semiHidden="1" w:unhideWhenUsed="1"/>
+    <w:lsdException w:name="Table Classic 3" w:semiHidden="1" w:unhideWhenUsed="1"/>
+    <w:lsdException w:name="Table Classic 4" w:semiHidden="1" w:unhideWhenUsed="1"/>
+    <w:lsdException w:name="Table Colorful 1" w:semiHidden="1" w:unhideWhenUsed="1"/>
+    <w:lsdException w:name="Table Colorful 2" w:semiHidden="1" w:unhideWhenUsed="1"/>
+    <w:lsdException w:name="Table Colorful 3" w:semiHidden="1" w:unhideWhenUsed="1"/>
+    <w:lsdException w:name="Table Columns 1" w:semiHidden="1" w:unhideWhenUsed="1"/>
+    <w:lsdException w:name="Table Columns 2" w:semiHidden="1" w:unhideWhenUsed="1"/>
+    <w:lsdException w:name="Table Columns 3" w:semiHidden="1" w:unhideWhenUsed="1"/>
+    <w:lsdException w:name="Table Columns 4" w:semiHidden="1" w:unhideWhenUsed="1"/>
+    <w:lsdException w:name="Table Columns 5" w:semiHidden="1" w:unhideWhenUsed="1"/>
+    <w:lsdException w:name="Table Grid 1" w:semiHidden="1" w:unhideWhenUsed="1"/>
+    <w:lsdException w:name="Table Grid 2" w:semiHidden="1" w:unhideWhenUsed="1"/>
+    <w:lsdException w:name="Table Grid 3" w:semiHidden="1" w:unhideWhenUsed="1"/>
+    <w:lsdException w:name="Table Grid 4" w:semiHidden="1" w:unhideWhenUsed="1"/>
+    <w:lsdException w:name="Table Grid 5" w:semiHidden="1" w:unhideWhenUsed="1"/>
+    <w:lsdException w:name="Table Grid 6" w:semiHidden="1" w:unhideWhenUsed="1"/>
+    <w:lsdException w:name="Table Grid 7" w:semiHidden="1" w:unhideWhenUsed="1"/>
+    <w:lsdException w:name="Table Grid 8" w:semiHidden="1" w:unhideWhenUsed="1"/>
+    <w:lsdException w:name="Table List 1" w:semiHidden="1" w:unhideWhenUsed="1"/>
+    <w:lsdException w:name="Table List 2" w:semiHidden="1" w:unhideWhenUsed="1"/>
+    <w:lsdException w:name="Table List 3" w:semiHidden="1" w:unhideWhenUsed="1"/>
+    <w:lsdException w:name="Table List 4" w:semiHidden="1" w:unhideWhenUsed="1"/>
+    <w:lsdException w:name="Table List 5" w:semiHidden="1" w:unhideWhenUsed="1"/>
+    <w:lsdException w:name="Table List 6" w:semiHidden="1" w:unhideWhenUsed="1"/>
+    <w:lsdException w:name="Table List 7" w:semiHidden="1" w:unhideWhenUsed="1"/>
+    <w:lsdException w:name="Table List 8" w:semiHidden="1" w:unhideWhenUsed="1"/>
+    <w:lsdException w:name="Table 3D effects 1" w:semiHidden="1" w:unhideWhenUsed="1"/>
+    <w:lsdException w:name="Table 3D effects 2" w:semiHidden="1" w:unhideWhenUsed="1"/>
+    <w:lsdException w:name="Table 3D effects 3" w:semiHidden="1" w:unhideWhenUsed="1"/>
+    <w:lsdException w:name="Table Contemporary" w:semiHidden="1" w:unhideWhenUsed="1"/>
+    <w:lsdException w:name="Table Elegant" w:semiHidden="1" w:unhideWhenUsed="1"/>
+    <w:lsdException w:name="Table Professional" w:semiHidden="1" w:unhideWhenUsed="1"/>
+    <w:lsdException w:name="Table Subtle 1" w:semiHidden="1" w:unhideWhenUsed="1"/>
+    <w:lsdException w:name="Table Subtle 2" w:semiHidden="1" w:unhideWhenUsed="1"/>
+    <w:lsdException w:name="Table Web 1" w:semiHidden="1" w:unhideWhenUsed="1"/>
+    <w:lsdException w:name="Table Web 2" w:semiHidden="1" w:unhideWhenUsed="1"/>
+    <w:lsdException w:name="Table Web 3" w:semiHidden="1" w:unhideWhenUsed="1"/>
+    <w:lsdException w:name="Table Grid" w:qFormat="1"/>
+    <w:lsdException w:name="Table Theme" w:semiHidden="1" w:unhideWhenUsed="1"/>
+    <w:lsdException w:name="Placeholder Text" w:semiHidden="1" w:uiPriority="99" w:unhideWhenUsed="1"/>
+    <w:lsdException w:name="No Spacing" w:semiHidden="1" w:uiPriority="99" w:unhideWhenUsed="1"/>
+    <w:lsdException w:name="Light Shading" w:uiPriority="60"/>
+    <w:lsdException w:name="Light List" w:uiPriority="61"/>
+    <w:lsdException w:name="Light Grid" w:uiPriority="62"/>
+    <w:lsdException w:name="Medium Shading 1" w:uiPriority="63"/>
+    <w:lsdException w:name="Medium Shading 2" w:uiPriority="64"/>
+    <w:lsdException w:name="Medium List 1" w:uiPriority="65"/>
+    <w:lsdException w:name="Medium List 2" w:uiPriority="66"/>
+    <w:lsdException w:name="Medium Grid 1" w:uiPriority="67"/>
+    <w:lsdException w:name="Medium Grid 2" w:uiPriority="68"/>
+    <w:lsdException w:name="Medium Grid 3" w:uiPriority="69"/>
+    <w:lsdException w:name="Dark List" w:uiPriority="70"/>
+    <w:lsdException w:name="Colorful Shading" w:uiPriority="71"/>
+    <w:lsdException w:name="Colorful List" w:uiPriority="72"/>
+    <w:lsdException w:name="Colorful Grid" w:uiPriority="73"/>
+    <w:lsdException w:name="Light Shading Accent 1" w:uiPriority="60"/>
+    <w:lsdException w:name="Light List Accent 1" w:uiPriority="61"/>
+    <w:lsdException w:name="Light Grid Accent 1" w:uiPriority="62"/>
+    <w:lsdException w:name="Medium Shading 1 Accent 1" w:uiPriority="63"/>
+    <w:lsdException w:name="Medium Shading 2 Accent 1" w:uiPriority="64"/>
+    <w:lsdException w:name="Medium List 1 Accent 1" w:uiPriority="65"/>
+    <w:lsdException w:name="Revision" w:semiHidden="1" w:uiPriority="99" w:unhideWhenUsed="1"/>
+    <w:lsdException w:name="List Paragraph" w:semiHidden="1" w:uiPriority="99" w:unhideWhenUsed="1"/>
+    <w:lsdException w:name="Quote" w:semiHidden="1" w:uiPriority="99" w:unhideWhenUsed="1"/>
+    <w:lsdException w:name="Intense Quote" w:semiHidden="1" w:uiPriority="99" w:unhideWhenUsed="1"/>
+    <w:lsdException w:name="Medium List 2 Accent 1" w:uiPriority="66"/>
+    <w:lsdException w:name="Medium Grid 1 Accent 1" w:uiPriority="67"/>
+    <w:lsdException w:name="Medium Grid 2 Accent 1" w:uiPriority="68"/>
+    <w:lsdException w:name="Medium Grid 3 Accent 1" w:uiPriority="69"/>
+    <w:lsdException w:name="Dark List Accent 1" w:uiPriority="70"/>
+    <w:lsdException w:name="Colorful Shading Accent 1" w:uiPriority="71"/>
+    <w:lsdException w:name="Colorful List Accent 1" w:uiPriority="72"/>
+    <w:lsdException w:name="Colorful Grid Accent 1" w:uiPriority="73"/>
+    <w:lsdException w:name="Light Shading Accent 2" w:uiPriority="60"/>
+    <w:lsdException w:name="Light List Accent 2" w:uiPriority="61"/>
+    <w:lsdException w:name="Light Grid Accent 2" w:uiPriority="62"/>
+    <w:lsdException w:name="Medium Shading 1 Accent 2" w:uiPriority="63"/>
+    <w:lsdException w:name="Medium Shading 2 Accent 2" w:uiPriority="64"/>
+    <w:lsdException w:name="Medium List 1 Accent 2" w:uiPriority="65"/>
+    <w:lsdException w:name="Medium List 2 Accent 2" w:uiPriority="66"/>
+    <w:lsdException w:name="Medium Grid 1 Accent 2" w:uiPriority="67"/>
+    <w:lsdException w:name="Medium Grid 2 Accent 2" w:uiPriority="68"/>
+    <w:lsdException w:name="Medium Grid 3 Accent 2" w:uiPriority="69"/>
+    <w:lsdException w:name="Dark List Accent 2" w:uiPriority="70"/>
+    <w:lsdException w:name="Colorful Shading Accent 2" w:uiPriority="71"/>
+    <w:lsdException w:name="Colorful List Accent 2" w:uiPriority="72"/>
+    <w:lsdException w:name="Colorful Grid Accent 2" w:uiPriority="73"/>
+    <w:lsdException w:name="Light Shading Accent 3" w:uiPriority="60"/>
+    <w:lsdException w:name="Light List Accent 3" w:uiPriority="61"/>
+    <w:lsdException w:name="Light Grid Accent 3" w:uiPriority="62"/>
+    <w:lsdException w:name="Medium Shading 1 Accent 3" w:uiPriority="63"/>
+    <w:lsdException w:name="Medium Shading 2 Accent 3" w:uiPriority="64"/>
+    <w:lsdException w:name="Medium List 1 Accent 3" w:uiPriority="65"/>
+    <w:lsdException w:name="Medium List 2 Accent 3" w:uiPriority="66"/>
+    <w:lsdException w:name="Medium Grid 1 Accent 3" w:uiPriority="67"/>
+    <w:lsdException w:name="Medium Grid 2 Accent 3" w:uiPriority="68"/>
+    <w:lsdException w:name="Medium Grid 3 Accent 3" w:uiPriority="69"/>
+    <w:lsdException w:name="Dark List Accent 3" w:uiPriority="70"/>
+    <w:lsdException w:name="Colorful Shading Accent 3" w:uiPriority="71"/>
+    <w:lsdException w:name="Colorful List Accent 3" w:uiPriority="72"/>
+    <w:lsdException w:name="Colorful Grid Accent 3" w:uiPriority="73"/>
+    <w:lsdException w:name="Light Shading Accent 4" w:uiPriority="60"/>
+    <w:lsdException w:name="Light List Accent 4" w:uiPriority="61"/>
+    <w:lsdException w:name="Light Grid Accent 4" w:uiPriority="62"/>
+    <w:lsdException w:name="Medium Shading 1 Accent 4" w:uiPriority="63"/>
+    <w:lsdException w:name="Medium Shading 2 Accent 4" w:uiPriority="64"/>
+    <w:lsdException w:name="Medium List 1 Accent 4" w:uiPriority="65"/>
+    <w:lsdException w:name="Medium List 2 Accent 4" w:uiPriority="66"/>
+    <w:lsdException w:name="Medium Grid 1 Accent 4" w:uiPriority="67"/>
+    <w:lsdException w:name="Medium Grid 2 Accent 4" w:uiPriority="68"/>
+    <w:lsdException w:name="Medium Grid 3 Accent 4" w:uiPriority="69"/>
+    <w:lsdException w:name="Dark List Accent 4" w:uiPriority="70"/>
+    <w:lsdException w:name="Colorful Shading Accent 4" w:uiPriority="71"/>
+    <w:lsdException w:name="Colorful List Accent 4" w:uiPriority="72"/>
+    <w:lsdException w:name="Colorful Grid Accent 4" w:uiPriority="73"/>
+    <w:lsdException w:name="Light Shading Accent 5" w:uiPriority="60"/>
+    <w:lsdException w:name="Light List Accent 5" w:uiPriority="61"/>
+    <w:lsdException w:name="Light Grid Accent 5" w:uiPriority="62"/>
+    <w:lsdException w:name="Medium Shading 1 Accent 5" w:uiPriority="63"/>
+    <w:lsdException w:name="Medium Shading 2 Accent 5" w:uiPriority="64"/>
+    <w:lsdException w:name="Medium List 1 Accent 5" w:uiPriority="65"/>
+    <w:lsdException w:name="Medium List 2 Accent 5" w:uiPriority="66"/>
+    <w:lsdException w:name="Medium Grid 1 Accent 5" w:uiPriority="67"/>
+    <w:lsdException w:name="Medium Grid 2 Accent 5" w:uiPriority="68"/>
+    <w:lsdException w:name="Medium Grid 3 Accent 5" w:uiPriority="69"/>
+    <w:lsdException w:name="Dark List Accent 5" w:uiPriority="70"/>
+    <w:lsdException w:name="Colorful Shading Accent 5" w:uiPriority="71"/>
+    <w:lsdException w:name="Colorful List Accent 5" w:uiPriority="72"/>
+    <w:lsdException w:name="Colorful Grid Accent 5" w:uiPriority="73"/>
+    <w:lsdException w:name="Light Shading Accent 6" w:uiPriority="60"/>
+    <w:lsdException w:name="Light List Accent 6" w:uiPriority="61"/>
+    <w:lsdException w:name="Light Grid Accent 6" w:uiPriority="62"/>
+    <w:lsdException w:name="Medium Shading 1 Accent 6" w:uiPriority="63"/>
+    <w:lsdException w:name="Medium Shading 2 Accent 6" w:uiPriority="64"/>
+    <w:lsdException w:name="Medium List 1 Accent 6" w:uiPriority="65"/>
+    <w:lsdException w:name="Medium List 2 Accent 6" w:uiPriority="66"/>
+    <w:lsdException w:name="Medium Grid 1 Accent 6" w:uiPriority="67"/>
+    <w:lsdException w:name="Medium Grid 2 Accent 6" w:uiPriority="68"/>
+    <w:lsdException w:name="Medium Grid 3 Accent 6" w:uiPriority="69"/>
+    <w:lsdException w:name="Dark List Accent 6" w:uiPriority="70"/>
+    <w:lsdException w:name="Colorful Shading Accent 6" w:uiPriority="71"/>
+    <w:lsdException w:name="Colorful List Accent 6" w:uiPriority="72"/>
+    <w:lsdException w:name="Colorful Grid Accent 6" w:uiPriority="73"/>
+    <w:lsdException w:name="Subtle Emphasis" w:uiPriority="19" w:qFormat="1"/>
+    <w:lsdException w:name="Intense Emphasis" w:uiPriority="21" w:qFormat="1"/>
+    <w:lsdException w:name="Subtle Reference" w:uiPriority="31" w:qFormat="1"/>
+    <w:lsdException w:name="Intense Reference" w:uiPriority="32" w:qFormat="1"/>
+    <w:lsdException w:name="Book Title" w:uiPriority="33" w:qFormat="1"/>
+    <w:lsdException w:name="Bibliography" w:semiHidden="1" w:uiPriority="37" w:unhideWhenUsed="1"/>
+    <w:lsdException w:name="TOC Heading" w:semiHidden="1" w:uiPriority="39" w:unhideWhenUsed="1" w:qFormat="1"/>
+    <w:lsdException w:name="Plain Table 1" w:uiPriority="41"/>
+    <w:lsdException w:name="Plain Table 2" w:uiPriority="42"/>
+    <w:lsdException w:name="Plain Table 3" w:uiPriority="43"/>
+    <w:lsdException w:name="Plain Table 4" w:uiPriority="44"/>
+    <w:lsdException w:name="Plain Table 5" w:uiPriority="45"/>
+    <w:lsdException w:name="Grid Table Light" w:uiPriority="40"/>
+    <w:lsdException w:name="Grid Table 1 Light" w:uiPriority="46"/>
+    <w:lsdException w:name="Grid Table 2" w:uiPriority="47"/>
+    <w:lsdException w:name="Grid Table 3" w:uiPriority="48"/>
+    <w:lsdException w:name="Grid Table 4" w:uiPriority="49"/>
+    <w:lsdException w:name="Grid Table 5 Dark" w:uiPriority="50"/>
+    <w:lsdException w:name="Grid Table 6 Colorful" w:uiPriority="51"/>
+    <w:lsdException w:name="Grid Table 7 Colorful" w:uiPriority="52"/>
+    <w:lsdException w:name="Grid Table 1 Light Accent 1" w:uiPriority="46"/>
+    <w:lsdException w:name="Grid Table 2 Accent 1" w:uiPriority="47"/>
+    <w:lsdException w:name="Grid Table 3 Accent 1" w:uiPriority="48"/>
+    <w:lsdException w:name="Grid Table 4 Accent 1" w:uiPriority="49"/>
+    <w:lsdException w:name="Grid Table 5 Dark Accent 1" w:uiPriority="50"/>
+    <w:lsdException w:name="Grid Table 6 Colorful Accent 1" w:uiPriority="51"/>
+    <w:lsdException w:name="Grid Table 7 Colorful Accent 1" w:uiPriority="52"/>
+    <w:lsdException w:name="Grid Table 1 Light Accent 2" w:uiPriority="46"/>
+    <w:lsdException w:name="Grid Table 2 Accent 2" w:uiPriority="47"/>
+    <w:lsdException w:name="Grid Table 3 Accent 2" w:uiPriority="48"/>
+    <w:lsdException w:name="Grid Table 4 Accent 2" w:uiPriority="49"/>
+    <w:lsdException w:name="Grid Table 5 Dark Accent 2" w:uiPriority="50"/>
+    <w:lsdException w:name="Grid Table 6 Colorful Accent 2" w:uiPriority="51"/>
+    <w:lsdException w:name="Grid Table 7 Colorful Accent 2" w:uiPriority="52"/>
+    <w:lsdException w:name="Grid Table 1 Light Accent 3" w:uiPriority="46"/>
+    <w:lsdException w:name="Grid Table 2 Accent 3" w:uiPriority="47"/>
+    <w:lsdException w:name="Grid Table 3 Accent 3" w:uiPriority="48"/>
+    <w:lsdException w:name="Grid Table 4 Accent 3" w:uiPriority="49"/>
+    <w:lsdException w:name="Grid Table 5 Dark Accent 3" w:uiPriority="50"/>
+    <w:lsdException w:name="Grid Table 6 Colorful Accent 3" w:uiPriority="51"/>
+    <w:lsdException w:name="Grid Table 7 Colorful Accent 3" w:uiPriority="52"/>
+    <w:lsdException w:name="Grid Table 1 Light Accent 4" w:uiPriority="46"/>
+    <w:lsdException w:name="Grid Table 2 Accent 4" w:uiPriority="47"/>
+    <w:lsdException w:name="Grid Table 3 Accent 4" w:uiPriority="48"/>
+    <w:lsdException w:name="Grid Table 4 Accent 4" w:uiPriority="49"/>
+    <w:lsdException w:name="Grid Table 5 Dark Accent 4" w:uiPriority="50"/>
+    <w:lsdException w:name="Grid Table 6 Colorful Accent 4" w:uiPriority="51"/>
+    <w:lsdException w:name="Grid Table 7 Colorful Accent 4" w:uiPriority="52"/>
+    <w:lsdException w:name="Grid Table 1 Light Accent 5" w:uiPriority="46"/>
+    <w:lsdException w:name="Grid Table 2 Accent 5" w:uiPriority="47"/>
+    <w:lsdException w:name="Grid Table 3 Accent 5" w:uiPriority="48"/>
+    <w:lsdException w:name="Grid Table 4 Accent 5" w:uiPriority="49"/>
+    <w:lsdException w:name="Grid Table 5 Dark Accent 5" w:uiPriority="50"/>
+    <w:lsdException w:name="Grid Table 6 Colorful Accent 5" w:uiPriority="51"/>
+    <w:lsdException w:name="Grid Table 7 Colorful Accent 5" w:uiPriority="52"/>
+    <w:lsdException w:name="Grid Table 1 Light Accent 6" w:uiPriority="46"/>
+    <w:lsdException w:name="Grid Table 2 Accent 6" w:uiPriority="47"/>
+    <w:lsdException w:name="Grid Table 3 Accent 6" w:uiPriority="48"/>
+    <w:lsdException w:name="Grid Table 4 Accent 6" w:uiPriority="49"/>
+    <w:lsdException w:name="Grid Table 5 Dark Accent 6" w:uiPriority="50"/>
+    <w:lsdException w:name="Grid Table 6 Colorful Accent 6" w:uiPriority="51"/>
+    <w:lsdException w:name="Grid Table 7 Colorful Accent 6" w:uiPriority="52"/>
+    <w:lsdException w:name="List Table 1 Light" w:uiPriority="46"/>
+    <w:lsdException w:name="List Table 2" w:uiPriority="47"/>
+    <w:lsdException w:name="List Table 3" w:uiPriority="48"/>
+    <w:lsdException w:name="List Table 4" w:uiPriority="49"/>
+    <w:lsdException w:name="List Table 5 Dark" w:uiPriority="50"/>
+    <w:lsdException w:name="List Table 6 Colorful" w:uiPriority="51"/>
+    <w:lsdException w:name="List Table 7 Colorful" w:uiPriority="52"/>
+    <w:lsdException w:name="List Table 1 Light Accent 1" w:uiPriority="46"/>
+    <w:lsdException w:name="List Table 2 Accent 1" w:uiPriority="47"/>
+    <w:lsdException w:name="List Table 3 Accent 1" w:uiPriority="48"/>
+    <w:lsdException w:name="List Table 4 Accent 1" w:uiPriority="49"/>
+    <w:lsdException w:name="List Table 5 Dark Accent 1" w:uiPriority="50"/>
+    <w:lsdException w:name="List Table 6 Colorful Accent 1" w:uiPriority="51"/>
+    <w:lsdException w:name="List Table 7 Colorful Accent 1" w:uiPriority="52"/>
+    <w:lsdException w:name="List Table 1 Light Accent 2" w:uiPriority="46"/>
+    <w:lsdException w:name="List Table 2 Accent 2" w:uiPriority="47"/>
+    <w:lsdException w:name="List Table 3 Accent 2" w:uiPriority="48"/>
+    <w:lsdException w:name="List Table 4 Accent 2" w:uiPriority="49"/>
+    <w:lsdException w:name="List Table 5 Dark Accent 2" w:uiPriority="50"/>
+    <w:lsdException w:name="List Table 6 Colorful Accent 2" w:uiPriority="51"/>
+    <w:lsdException w:name="List Table 7 Colorful Accent 2" w:uiPriority="52"/>
+    <w:lsdException w:name="List Table 1 Light Accent 3" w:uiPriority="46"/>
+    <w:lsdException w:name="List Table 2 Accent 3" w:uiPriority="47"/>
+    <w:lsdException w:name="List Table 3 Accent 3" w:uiPriority="48"/>
+    <w:lsdException w:name="List Table 4 Accent 3" w:uiPriority="49"/>
+    <w:lsdException w:name="List Table 5 Dark Accent 3" w:uiPriority="50"/>
+    <w:lsdException w:name="List Table 6 Colorful Accent 3" w:uiPriority="51"/>
+    <w:lsdException w:name="List Table 7 Colorful Accent 3" w:uiPriority="52"/>
+    <w:lsdException w:name="List Table 1 Light Accent 4" w:uiPriority="46"/>
+    <w:lsdException w:name="List Table 2 Accent 4" w:uiPriority="47"/>
+    <w:lsdException w:name="List Table 3 Accent 4" w:uiPriority="48"/>
+    <w:lsdException w:name="List Table 4 Accent 4" w:uiPriority="49"/>
+    <w:lsdException w:name="List Table 5 Dark Accent 4" w:uiPriority="50"/>
+    <w:lsdException w:name="List Table 6 Colorful Accent 4" w:uiPriority="51"/>
+    <w:lsdException w:name="List Table 7 Colorful Accent 4" w:uiPriority="52"/>
+    <w:lsdException w:name="List Table 1 Light Accent 5" w:uiPriority="46"/>
+    <w:lsdException w:name="List Table 2 Accent 5" w:uiPriority="47"/>
+    <w:lsdException w:name="List Table 3 Accent 5" w:uiPriority="48"/>
+    <w:lsdException w:name="List Table 4 Accent 5" w:uiPriority="49"/>
+    <w:lsdException w:name="List Table 5 Dark Accent 5" w:uiPriority="50"/>
+    <w:lsdException w:name="List Table 6 Colorful Accent 5" w:uiPriority="51"/>
+    <w:lsdException w:name="List Table 7 Colorful Accent 5" w:uiPriority="52"/>
+    <w:lsdException w:name="List Table 1 Light Accent 6" w:uiPriority="46"/>
+    <w:lsdException w:name="List Table 2 Accent 6" w:uiPriority="47"/>
+    <w:lsdException w:name="List Table 3 Accent 6" w:uiPriority="48"/>
+    <w:lsdException w:name="List Table 4 Accent 6" w:uiPriority="49"/>
+    <w:lsdException w:name="List Table 5 Dark Accent 6" w:uiPriority="50"/>
+    <w:lsdException w:name="List Table 6 Colorful Accent 6" w:uiPriority="51"/>
+    <w:lsdException w:name="List Table 7 Colorful Accent 6" w:uiPriority="52"/>
+    <w:lsdException w:name="Mention" w:semiHidden="1" w:uiPriority="99" w:unhideWhenUsed="1"/>
+    <w:lsdException w:name="Smart Hyperlink" w:semiHidden="1" w:uiPriority="99" w:unhideWhenUsed="1"/>
+    <w:lsdException w:name="Hashtag" w:semiHidden="1" w:uiPriority="99" w:unhideWhenUsed="1"/>
+    <w:lsdException w:name="Unresolved Mention" w:semiHidden="1" w:uiPriority="99" w:unhideWhenUsed="1"/>
+    <w:lsdException w:name="Smart Link" w:semiHidden="1" w:uiPriority="99" w:unhideWhenUsed="1"/>
   </w:latentStyles>
-  <w:style w:type="paragraph" w:default="1" w:styleId="1">
+  <w:style w:type="paragraph" w:default="1" w:styleId="a">
     <w:name w:val="Normal"/>
     <w:qFormat/>
-    <w:uiPriority w:val="0"/>
     <w:pPr>
       <w:widowControl w:val="0"/>
       <w:jc w:val="both"/>
     </w:pPr>
     <w:rPr>
-      <w:rFonts w:asciiTheme="minorHAnsi" w:hAnsiTheme="minorHAnsi" w:eastAsiaTheme="minorEastAsia" w:cstheme="minorBidi"/>
+      <w:rFonts w:asciiTheme="minorHAnsi" w:eastAsiaTheme="minorEastAsia" w:hAnsiTheme="minorHAnsi" w:cstheme="minorBidi"/>
       <w:kern w:val="2"/>
       <w:sz w:val="21"/>
       <w:szCs w:val="24"/>
-      <w:lang w:val="en-US" w:eastAsia="zh-CN" w:bidi="ar-SA"/>
     </w:rPr>
   </w:style>
-  <w:style w:type="character" w:default="1" w:styleId="5">
+  <w:style w:type="character" w:default="1" w:styleId="a0">
     <w:name w:val="Default Paragraph Font"/>
+    <w:uiPriority w:val="1"/>
     <w:semiHidden/>
-    <w:qFormat/>
-    <w:uiPriority w:val="0"/>
+    <w:unhideWhenUsed/>
   </w:style>
-  <w:style w:type="table" w:default="1" w:styleId="3">
+  <w:style w:type="table" w:default="1" w:styleId="a1">
     <w:name w:val="Normal Table"/>
+    <w:uiPriority w:val="99"/>
     <w:semiHidden/>
-    <w:qFormat/>
-    <w:uiPriority w:val="0"/>
+    <w:unhideWhenUsed/>
     <w:tblPr>
+      <w:tblInd w:w="0" w:type="dxa"/>
       <w:tblCellMar>
         <w:top w:w="0" w:type="dxa"/>
         <w:left w:w="108" w:type="dxa"/>
@@ -3751,79 +3950,147 @@
       </w:tblCellMar>
     </w:tblPr>
   </w:style>
-  <w:style w:type="paragraph" w:styleId="2">
+  <w:style w:type="numbering" w:default="1" w:styleId="a2">
+    <w:name w:val="No List"/>
+    <w:uiPriority w:val="99"/>
+    <w:semiHidden/>
+    <w:unhideWhenUsed/>
+  </w:style>
+  <w:style w:type="paragraph" w:styleId="a3">
     <w:name w:val="Normal (Web)"/>
-    <w:basedOn w:val="1"/>
+    <w:basedOn w:val="a"/>
+    <w:uiPriority w:val="99"/>
     <w:unhideWhenUsed/>
     <w:qFormat/>
-    <w:uiPriority w:val="99"/>
     <w:pPr>
       <w:widowControl/>
       <w:spacing w:before="100" w:beforeAutospacing="1" w:after="100" w:afterAutospacing="1"/>
       <w:jc w:val="left"/>
     </w:pPr>
     <w:rPr>
-      <w:rFonts w:ascii="宋体" w:hAnsi="宋体" w:eastAsia="宋体" w:cs="宋体"/>
+      <w:rFonts w:ascii="宋体" w:eastAsia="宋体" w:hAnsi="宋体" w:cs="宋体"/>
       <w:kern w:val="0"/>
       <w:sz w:val="24"/>
-      <w:szCs w:val="24"/>
     </w:rPr>
   </w:style>
-  <w:style w:type="table" w:styleId="4">
+  <w:style w:type="table" w:styleId="a4">
     <w:name w:val="Table Grid"/>
-    <w:basedOn w:val="3"/>
+    <w:basedOn w:val="a1"/>
     <w:qFormat/>
-    <w:uiPriority w:val="0"/>
     <w:pPr>
       <w:widowControl w:val="0"/>
       <w:jc w:val="both"/>
     </w:pPr>
     <w:tblPr>
       <w:tblBorders>
-        <w:top w:val="single" w:color="auto" w:sz="4" w:space="0"/>
-        <w:left w:val="single" w:color="auto" w:sz="4" w:space="0"/>
-        <w:bottom w:val="single" w:color="auto" w:sz="4" w:space="0"/>
-        <w:right w:val="single" w:color="auto" w:sz="4" w:space="0"/>
-        <w:insideH w:val="single" w:color="auto" w:sz="4" w:space="0"/>
-        <w:insideV w:val="single" w:color="auto" w:sz="4" w:space="0"/>
+        <w:top w:val="single" w:sz="4" w:space="0" w:color="auto"/>
+        <w:left w:val="single" w:sz="4" w:space="0" w:color="auto"/>
+        <w:bottom w:val="single" w:sz="4" w:space="0" w:color="auto"/>
+        <w:right w:val="single" w:sz="4" w:space="0" w:color="auto"/>
+        <w:insideH w:val="single" w:sz="4" w:space="0" w:color="auto"/>
+        <w:insideV w:val="single" w:sz="4" w:space="0" w:color="auto"/>
       </w:tblBorders>
     </w:tblPr>
   </w:style>
-  <w:style w:type="character" w:styleId="6">
+  <w:style w:type="character" w:styleId="a5">
     <w:name w:val="Strong"/>
-    <w:basedOn w:val="5"/>
+    <w:basedOn w:val="a0"/>
     <w:qFormat/>
-    <w:uiPriority w:val="0"/>
     <w:rPr>
       <w:b/>
     </w:rPr>
   </w:style>
-  <w:style w:type="character" w:styleId="7">
+  <w:style w:type="character" w:styleId="a6">
     <w:name w:val="FollowedHyperlink"/>
-    <w:basedOn w:val="5"/>
+    <w:basedOn w:val="a0"/>
+    <w:uiPriority w:val="99"/>
     <w:semiHidden/>
     <w:unhideWhenUsed/>
     <w:qFormat/>
-    <w:uiPriority w:val="99"/>
     <w:rPr>
       <w:color w:val="800080"/>
       <w:u w:val="single"/>
     </w:rPr>
   </w:style>
-  <w:style w:type="character" w:styleId="8">
+  <w:style w:type="character" w:styleId="a7">
     <w:name w:val="Hyperlink"/>
-    <w:basedOn w:val="5"/>
+    <w:basedOn w:val="a0"/>
+    <w:uiPriority w:val="99"/>
     <w:unhideWhenUsed/>
     <w:qFormat/>
-    <w:uiPriority w:val="99"/>
     <w:rPr>
       <w:color w:val="0563C1" w:themeColor="hyperlink"/>
       <w:u w:val="single"/>
-      <w14:textFill>
-        <w14:solidFill>
-          <w14:schemeClr w14:val="hlink"/>
-        </w14:solidFill>
-      </w14:textFill>
+    </w:rPr>
+  </w:style>
+  <w:style w:type="paragraph" w:styleId="a8">
+    <w:name w:val="List Paragraph"/>
+    <w:basedOn w:val="a"/>
+    <w:uiPriority w:val="99"/>
+    <w:unhideWhenUsed/>
+    <w:rsid w:val="00B42E5C"/>
+    <w:pPr>
+      <w:ind w:firstLineChars="200" w:firstLine="420"/>
+    </w:pPr>
+  </w:style>
+  <w:style w:type="paragraph" w:styleId="a9">
+    <w:name w:val="header"/>
+    <w:basedOn w:val="a"/>
+    <w:link w:val="aa"/>
+    <w:rsid w:val="008118BB"/>
+    <w:pPr>
+      <w:tabs>
+        <w:tab w:val="center" w:pos="4153"/>
+        <w:tab w:val="right" w:pos="8306"/>
+      </w:tabs>
+      <w:snapToGrid w:val="0"/>
+      <w:jc w:val="center"/>
+    </w:pPr>
+    <w:rPr>
+      <w:sz w:val="18"/>
+      <w:szCs w:val="18"/>
+    </w:rPr>
+  </w:style>
+  <w:style w:type="character" w:customStyle="1" w:styleId="aa">
+    <w:name w:val="页眉 字符"/>
+    <w:basedOn w:val="a0"/>
+    <w:link w:val="a9"/>
+    <w:rsid w:val="008118BB"/>
+    <w:rPr>
+      <w:rFonts w:asciiTheme="minorHAnsi" w:eastAsiaTheme="minorEastAsia" w:hAnsiTheme="minorHAnsi" w:cstheme="minorBidi"/>
+      <w:kern w:val="2"/>
+      <w:sz w:val="18"/>
+      <w:szCs w:val="18"/>
+    </w:rPr>
+  </w:style>
+  <w:style w:type="paragraph" w:styleId="ab">
+    <w:name w:val="footer"/>
+    <w:basedOn w:val="a"/>
+    <w:link w:val="ac"/>
+    <w:rsid w:val="008118BB"/>
+    <w:pPr>
+      <w:tabs>
+        <w:tab w:val="center" w:pos="4153"/>
+        <w:tab w:val="right" w:pos="8306"/>
+      </w:tabs>
+      <w:snapToGrid w:val="0"/>
+      <w:jc w:val="left"/>
+    </w:pPr>
+    <w:rPr>
+      <w:sz w:val="18"/>
+      <w:szCs w:val="18"/>
+    </w:rPr>
+  </w:style>
+  <w:style w:type="character" w:customStyle="1" w:styleId="ac">
+    <w:name w:val="页脚 字符"/>
+    <w:basedOn w:val="a0"/>
+    <w:link w:val="ab"/>
+    <w:rsid w:val="008118BB"/>
+    <w:rPr>
+      <w:rFonts w:asciiTheme="minorHAnsi" w:eastAsiaTheme="minorEastAsia" w:hAnsiTheme="minorHAnsi" w:cstheme="minorBidi"/>
+      <w:kern w:val="2"/>
+      <w:sz w:val="18"/>
+      <w:szCs w:val="18"/>
     </w:rPr>
   </w:style>
 </w:styles>
@@ -4081,6 +4348,7 @@
     </a:fmtScheme>
   </a:themeElements>
   <a:objectDefaults/>
+  <a:extraClrSchemeLst/>
 </a:theme>
 </file>
 
